--- a/robustness_sim_2/results/table_output.docx
+++ b/robustness_sim_2/results/table_output.docx
@@ -394,7 +394,7 @@
                 <w:szCs w:val="22"/>
                 <w:color w:val="000000"/>
               </w:rPr>
-              <w:t xml:space="preserve">AIC-selected</w:t>
+              <w:t xml:space="preserve">BIC-selected</w:t>
             </w:r>
           </w:p>
         </w:tc>
@@ -447,7 +447,7 @@
                 <w:szCs w:val="22"/>
                 <w:color w:val="000000"/>
               </w:rPr>
-              <w:t xml:space="preserve">13.9</w:t>
+              <w:t xml:space="preserve">3.9</w:t>
             </w:r>
           </w:p>
         </w:tc>
@@ -500,7 +500,7 @@
                 <w:szCs w:val="22"/>
                 <w:color w:val="000000"/>
               </w:rPr>
-              <w:t xml:space="preserve">29.2</w:t>
+              <w:t xml:space="preserve">5.7</w:t>
             </w:r>
           </w:p>
         </w:tc>
@@ -553,7 +553,7 @@
                 <w:szCs w:val="22"/>
                 <w:color w:val="000000"/>
               </w:rPr>
-              <w:t xml:space="preserve">0.54</w:t>
+              <w:t xml:space="preserve">0.65</w:t>
             </w:r>
           </w:p>
         </w:tc>
@@ -718,7 +718,7 @@
                 <w:szCs w:val="22"/>
                 <w:color w:val="000000"/>
               </w:rPr>
-              <w:t xml:space="preserve">-21.1</w:t>
+              <w:t xml:space="preserve">-2.4</w:t>
             </w:r>
           </w:p>
         </w:tc>
@@ -771,7 +771,7 @@
                 <w:szCs w:val="22"/>
                 <w:color w:val="000000"/>
               </w:rPr>
-              <w:t xml:space="preserve">26.8</w:t>
+              <w:t xml:space="preserve">3.7</w:t>
             </w:r>
           </w:p>
         </w:tc>
@@ -824,7 +824,7 @@
                 <w:szCs w:val="22"/>
                 <w:color w:val="000000"/>
               </w:rPr>
-              <w:t xml:space="preserve">0.79</w:t>
+              <w:t xml:space="preserve">0.89</w:t>
             </w:r>
           </w:p>
         </w:tc>
@@ -989,7 +989,7 @@
                 <w:szCs w:val="22"/>
                 <w:color w:val="000000"/>
               </w:rPr>
-              <w:t xml:space="preserve">-2.5</w:t>
+              <w:t xml:space="preserve">0.2</w:t>
             </w:r>
           </w:p>
         </w:tc>
@@ -1042,7 +1042,7 @@
                 <w:szCs w:val="22"/>
                 <w:color w:val="000000"/>
               </w:rPr>
-              <w:t xml:space="preserve">7.9</w:t>
+              <w:t xml:space="preserve">1.4</w:t>
             </w:r>
           </w:p>
         </w:tc>
@@ -1095,7 +1095,7 @@
                 <w:szCs w:val="22"/>
                 <w:color w:val="000000"/>
               </w:rPr>
-              <w:t xml:space="preserve">0.85</w:t>
+              <w:t xml:space="preserve">0.98</w:t>
             </w:r>
           </w:p>
         </w:tc>
@@ -1260,7 +1260,7 @@
                 <w:szCs w:val="22"/>
                 <w:color w:val="000000"/>
               </w:rPr>
-              <w:t xml:space="preserve">45.9</w:t>
+              <w:t xml:space="preserve">11.1</w:t>
             </w:r>
           </w:p>
         </w:tc>
@@ -1313,7 +1313,7 @@
                 <w:szCs w:val="22"/>
                 <w:color w:val="000000"/>
               </w:rPr>
-              <w:t xml:space="preserve">11.8</w:t>
+              <w:t xml:space="preserve">2.1</w:t>
             </w:r>
           </w:p>
         </w:tc>
@@ -1366,7 +1366,7 @@
                 <w:szCs w:val="22"/>
                 <w:color w:val="000000"/>
               </w:rPr>
-              <w:t xml:space="preserve">0.01</w:t>
+              <w:t xml:space="preserve">0.00</w:t>
             </w:r>
           </w:p>
         </w:tc>
@@ -1478,7 +1478,7 @@
                 <w:szCs w:val="22"/>
                 <w:color w:val="000000"/>
               </w:rPr>
-              <w:t xml:space="preserve">AIC-selected</w:t>
+              <w:t xml:space="preserve">BIC-selected</w:t>
             </w:r>
           </w:p>
         </w:tc>
@@ -1531,7 +1531,7 @@
                 <w:szCs w:val="22"/>
                 <w:color w:val="000000"/>
               </w:rPr>
-              <w:t xml:space="preserve">-5.0</w:t>
+              <w:t xml:space="preserve">-1.3</w:t>
             </w:r>
           </w:p>
         </w:tc>
@@ -1584,7 +1584,7 @@
                 <w:szCs w:val="22"/>
                 <w:color w:val="000000"/>
               </w:rPr>
-              <w:t xml:space="preserve">13.9</w:t>
+              <w:t xml:space="preserve">3.2</w:t>
             </w:r>
           </w:p>
         </w:tc>
@@ -1637,7 +1637,7 @@
                 <w:szCs w:val="22"/>
                 <w:color w:val="000000"/>
               </w:rPr>
-              <w:t xml:space="preserve">0.79</w:t>
+              <w:t xml:space="preserve">0.75</w:t>
             </w:r>
           </w:p>
         </w:tc>
@@ -1802,7 +1802,7 @@
                 <w:szCs w:val="22"/>
                 <w:color w:val="000000"/>
               </w:rPr>
-              <w:t xml:space="preserve">-34.8</w:t>
+              <w:t xml:space="preserve">-7.2</w:t>
             </w:r>
           </w:p>
         </w:tc>
@@ -1855,7 +1855,7 @@
                 <w:szCs w:val="22"/>
                 <w:color w:val="000000"/>
               </w:rPr>
-              <w:t xml:space="preserve">7.7</w:t>
+              <w:t xml:space="preserve">1.3</w:t>
             </w:r>
           </w:p>
         </w:tc>
@@ -2073,7 +2073,7 @@
                 <w:szCs w:val="22"/>
                 <w:color w:val="000000"/>
               </w:rPr>
-              <w:t xml:space="preserve">-33.3</w:t>
+              <w:t xml:space="preserve">-6.9</w:t>
             </w:r>
           </w:p>
         </w:tc>
@@ -2126,7 +2126,7 @@
                 <w:szCs w:val="22"/>
                 <w:color w:val="000000"/>
               </w:rPr>
-              <w:t xml:space="preserve">4.5</w:t>
+              <w:t xml:space="preserve">1.2</w:t>
             </w:r>
           </w:p>
         </w:tc>
@@ -2344,7 +2344,7 @@
                 <w:szCs w:val="22"/>
                 <w:color w:val="000000"/>
               </w:rPr>
-              <w:t xml:space="preserve">-0.5</w:t>
+              <w:t xml:space="preserve">0.2</w:t>
             </w:r>
           </w:p>
         </w:tc>
@@ -2397,7 +2397,7 @@
                 <w:szCs w:val="22"/>
                 <w:color w:val="000000"/>
               </w:rPr>
-              <w:t xml:space="preserve">6.6</w:t>
+              <w:t xml:space="preserve">1.8</w:t>
             </w:r>
           </w:p>
         </w:tc>
@@ -2450,7 +2450,7 @@
                 <w:szCs w:val="22"/>
                 <w:color w:val="000000"/>
               </w:rPr>
-              <w:t xml:space="preserve">0.93</w:t>
+              <w:t xml:space="preserve">0.94</w:t>
             </w:r>
           </w:p>
         </w:tc>
@@ -2562,7 +2562,7 @@
                 <w:szCs w:val="22"/>
                 <w:color w:val="000000"/>
               </w:rPr>
-              <w:t xml:space="preserve">AIC-selected</w:t>
+              <w:t xml:space="preserve">BIC-selected</w:t>
             </w:r>
           </w:p>
         </w:tc>
@@ -2615,7 +2615,7 @@
                 <w:szCs w:val="22"/>
                 <w:color w:val="000000"/>
               </w:rPr>
-              <w:t xml:space="preserve">-18.4</w:t>
+              <w:t xml:space="preserve">-4.3</w:t>
             </w:r>
           </w:p>
         </w:tc>
@@ -2668,7 +2668,7 @@
                 <w:szCs w:val="22"/>
                 <w:color w:val="000000"/>
               </w:rPr>
-              <w:t xml:space="preserve">8.3</w:t>
+              <w:t xml:space="preserve">2.0</w:t>
             </w:r>
           </w:p>
         </w:tc>
@@ -2721,7 +2721,7 @@
                 <w:szCs w:val="22"/>
                 <w:color w:val="000000"/>
               </w:rPr>
-              <w:t xml:space="preserve">0.12</w:t>
+              <w:t xml:space="preserve">0.17</w:t>
             </w:r>
           </w:p>
         </w:tc>
@@ -2886,7 +2886,7 @@
                 <w:szCs w:val="22"/>
                 <w:color w:val="000000"/>
               </w:rPr>
-              <w:t xml:space="preserve">-45.1</w:t>
+              <w:t xml:space="preserve">-9.6</w:t>
             </w:r>
           </w:p>
         </w:tc>
@@ -2939,7 +2939,7 @@
                 <w:szCs w:val="22"/>
                 <w:color w:val="000000"/>
               </w:rPr>
-              <w:t xml:space="preserve">5.8</w:t>
+              <w:t xml:space="preserve">0.9</w:t>
             </w:r>
           </w:p>
         </w:tc>
@@ -3157,7 +3157,7 @@
                 <w:szCs w:val="22"/>
                 <w:color w:val="000000"/>
               </w:rPr>
-              <w:t xml:space="preserve">-43.9</w:t>
+              <w:t xml:space="preserve">-9.6</w:t>
             </w:r>
           </w:p>
         </w:tc>
@@ -3210,7 +3210,7 @@
                 <w:szCs w:val="22"/>
                 <w:color w:val="000000"/>
               </w:rPr>
-              <w:t xml:space="preserve">3.3</w:t>
+              <w:t xml:space="preserve">0.9</w:t>
             </w:r>
           </w:p>
         </w:tc>
@@ -3428,7 +3428,7 @@
                 <w:szCs w:val="22"/>
                 <w:color w:val="000000"/>
               </w:rPr>
-              <w:t xml:space="preserve">-16.4</w:t>
+              <w:t xml:space="preserve">-3.8</w:t>
             </w:r>
           </w:p>
         </w:tc>
@@ -3481,7 +3481,7 @@
                 <w:szCs w:val="22"/>
                 <w:color w:val="000000"/>
               </w:rPr>
-              <w:t xml:space="preserve">4.9</w:t>
+              <w:t xml:space="preserve">1.3</w:t>
             </w:r>
           </w:p>
         </w:tc>
@@ -3534,7 +3534,7 @@
                 <w:szCs w:val="22"/>
                 <w:color w:val="000000"/>
               </w:rPr>
-              <w:t xml:space="preserve">0.15</w:t>
+              <w:t xml:space="preserve">0.22</w:t>
             </w:r>
           </w:p>
         </w:tc>
@@ -3646,7 +3646,7 @@
                 <w:szCs w:val="22"/>
                 <w:color w:val="000000"/>
               </w:rPr>
-              <w:t xml:space="preserve">AIC-selected</w:t>
+              <w:t xml:space="preserve">BIC-selected</w:t>
             </w:r>
           </w:p>
         </w:tc>
@@ -3699,7 +3699,7 @@
                 <w:szCs w:val="22"/>
                 <w:color w:val="000000"/>
               </w:rPr>
-              <w:t xml:space="preserve">7.3</w:t>
+              <w:t xml:space="preserve">-0.5</w:t>
             </w:r>
           </w:p>
         </w:tc>
@@ -3752,7 +3752,7 @@
                 <w:szCs w:val="22"/>
                 <w:color w:val="000000"/>
               </w:rPr>
-              <w:t xml:space="preserve">27.0</w:t>
+              <w:t xml:space="preserve">3.6</w:t>
             </w:r>
           </w:p>
         </w:tc>
@@ -3805,7 +3805,7 @@
                 <w:szCs w:val="22"/>
                 <w:color w:val="000000"/>
               </w:rPr>
-              <w:t xml:space="preserve">0.98</w:t>
+              <w:t xml:space="preserve">0.90</w:t>
             </w:r>
           </w:p>
         </w:tc>
@@ -3970,7 +3970,7 @@
                 <w:szCs w:val="22"/>
                 <w:color w:val="000000"/>
               </w:rPr>
-              <w:t xml:space="preserve">7.3</w:t>
+              <w:t xml:space="preserve">-0.5</w:t>
             </w:r>
           </w:p>
         </w:tc>
@@ -4023,7 +4023,7 @@
                 <w:szCs w:val="22"/>
                 <w:color w:val="000000"/>
               </w:rPr>
-              <w:t xml:space="preserve">27.0</w:t>
+              <w:t xml:space="preserve">3.6</w:t>
             </w:r>
           </w:p>
         </w:tc>
@@ -4076,7 +4076,7 @@
                 <w:szCs w:val="22"/>
                 <w:color w:val="000000"/>
               </w:rPr>
-              <w:t xml:space="preserve">0.98</w:t>
+              <w:t xml:space="preserve">0.90</w:t>
             </w:r>
           </w:p>
         </w:tc>
@@ -4241,7 +4241,7 @@
                 <w:szCs w:val="22"/>
                 <w:color w:val="000000"/>
               </w:rPr>
-              <w:t xml:space="preserve">265.6</w:t>
+              <w:t xml:space="preserve">364.6</w:t>
             </w:r>
           </w:p>
         </w:tc>
@@ -4294,7 +4294,7 @@
                 <w:szCs w:val="22"/>
                 <w:color w:val="000000"/>
               </w:rPr>
-              <w:t xml:space="preserve">34.6</w:t>
+              <w:t xml:space="preserve">25.5</w:t>
             </w:r>
           </w:p>
         </w:tc>
@@ -4512,7 +4512,7 @@
                 <w:szCs w:val="22"/>
                 <w:color w:val="000000"/>
               </w:rPr>
-              <w:t xml:space="preserve">434.8</w:t>
+              <w:t xml:space="preserve">545.3</w:t>
             </w:r>
           </w:p>
         </w:tc>
@@ -4565,7 +4565,7 @@
                 <w:szCs w:val="22"/>
                 <w:color w:val="000000"/>
               </w:rPr>
-              <w:t xml:space="preserve">45.6</w:t>
+              <w:t xml:space="preserve">33.5</w:t>
             </w:r>
           </w:p>
         </w:tc>
@@ -4730,7 +4730,7 @@
                 <w:szCs w:val="22"/>
                 <w:color w:val="000000"/>
               </w:rPr>
-              <w:t xml:space="preserve">AIC-selected</w:t>
+              <w:t xml:space="preserve">BIC-selected</w:t>
             </w:r>
           </w:p>
         </w:tc>
@@ -4783,7 +4783,7 @@
                 <w:szCs w:val="22"/>
                 <w:color w:val="000000"/>
               </w:rPr>
-              <w:t xml:space="preserve">-23.6</w:t>
+              <w:t xml:space="preserve">-4.9</w:t>
             </w:r>
           </w:p>
         </w:tc>
@@ -4836,7 +4836,7 @@
                 <w:szCs w:val="22"/>
                 <w:color w:val="000000"/>
               </w:rPr>
-              <w:t xml:space="preserve">4.4</w:t>
+              <w:t xml:space="preserve">1.0</w:t>
             </w:r>
           </w:p>
         </w:tc>
@@ -4889,7 +4889,7 @@
                 <w:szCs w:val="22"/>
                 <w:color w:val="000000"/>
               </w:rPr>
-              <w:t xml:space="preserve">0.00</w:t>
+              <w:t xml:space="preserve">0.01</w:t>
             </w:r>
           </w:p>
         </w:tc>
@@ -5054,7 +5054,7 @@
                 <w:szCs w:val="22"/>
                 <w:color w:val="000000"/>
               </w:rPr>
-              <w:t xml:space="preserve">-48.3</w:t>
+              <w:t xml:space="preserve">-10.2</w:t>
             </w:r>
           </w:p>
         </w:tc>
@@ -5107,7 +5107,7 @@
                 <w:szCs w:val="22"/>
                 <w:color w:val="000000"/>
               </w:rPr>
-              <w:t xml:space="preserve">3.1</w:t>
+              <w:t xml:space="preserve">0.7</w:t>
             </w:r>
           </w:p>
         </w:tc>
@@ -5325,7 +5325,7 @@
                 <w:szCs w:val="22"/>
                 <w:color w:val="000000"/>
               </w:rPr>
-              <w:t xml:space="preserve">-48.3</w:t>
+              <w:t xml:space="preserve">-10.2</w:t>
             </w:r>
           </w:p>
         </w:tc>
@@ -5378,7 +5378,7 @@
                 <w:szCs w:val="22"/>
                 <w:color w:val="000000"/>
               </w:rPr>
-              <w:t xml:space="preserve">3.1</w:t>
+              <w:t xml:space="preserve">0.7</w:t>
             </w:r>
           </w:p>
         </w:tc>
@@ -5596,7 +5596,7 @@
                 <w:szCs w:val="22"/>
                 <w:color w:val="000000"/>
               </w:rPr>
-              <w:t xml:space="preserve">-23.6</w:t>
+              <w:t xml:space="preserve">-4.9</w:t>
             </w:r>
           </w:p>
         </w:tc>
@@ -5649,7 +5649,7 @@
                 <w:szCs w:val="22"/>
                 <w:color w:val="000000"/>
               </w:rPr>
-              <w:t xml:space="preserve">4.4</w:t>
+              <w:t xml:space="preserve">1.0</w:t>
             </w:r>
           </w:p>
         </w:tc>
@@ -5702,7 +5702,7 @@
                 <w:szCs w:val="22"/>
                 <w:color w:val="000000"/>
               </w:rPr>
-              <w:t xml:space="preserve">0.00</w:t>
+              <w:t xml:space="preserve">0.01</w:t>
             </w:r>
           </w:p>
         </w:tc>

--- a/robustness_sim_2/results/table_output.docx
+++ b/robustness_sim_2/results/table_output.docx
@@ -9,10 +9,10 @@
         <w:tblLook w:firstRow="1" w:lastRow="0" w:firstColumn="0" w:lastColumn="0" w:noHBand="0" w:noVBand="1"/>
       </w:tblPr>
       <w:tblGrid>
-        <w:gridCol w:w="1511"/>
-        <w:gridCol w:w="1670"/>
+        <w:gridCol w:w="2734"/>
+        <w:gridCol w:w="2489"/>
         <w:gridCol w:w="961"/>
-        <w:gridCol w:w="1291"/>
+        <w:gridCol w:w="961"/>
         <w:gridCol w:w="1365"/>
       </w:tblGrid>
       <w:tr>
@@ -123,7 +123,7 @@
                 <w:szCs w:val="22"/>
                 <w:color w:val="000000"/>
               </w:rPr>
-              <w:t xml:space="preserve">Model</w:t>
+              <w:t xml:space="preserve">Assumed Distribution</w:t>
             </w:r>
           </w:p>
         </w:tc>
@@ -229,7 +229,7 @@
                 <w:szCs w:val="22"/>
                 <w:color w:val="000000"/>
               </w:rPr>
-              <w:t xml:space="preserve">Emp. SD</w:t>
+              <w:t xml:space="preserve">SD</w:t>
             </w:r>
           </w:p>
         </w:tc>
@@ -289,7 +289,7 @@
       </w:tr>
       <w:tr>
         <w:trPr>
-          <w:trHeight w:val="577" w:hRule="auto"/>
+          <w:trHeight w:val="619" w:hRule="auto"/>
         </w:trPr>
         body 1
         <w:tc>
@@ -341,6 +341,59 @@
                 <w:szCs w:val="22"/>
                 <w:color w:val="000000"/>
               </w:rPr>
+              <w:t xml:space="preserve">Geom (mean: 21 bp)</w:t>
+            </w:r>
+          </w:p>
+        </w:tc>
+        <w:tc>
+          <w:tcPr>
+            <w:tcBorders>
+              <w:bottom w:val="none" w:sz="0" w:space="0" w:color="000000"/>
+              <w:top w:val="single" w:sz="12" w:space="0" w:color="666666"/>
+              <w:left w:val="none" w:sz="0" w:space="0" w:color="000000"/>
+              <w:right w:val="none" w:sz="0" w:space="0" w:color="000000"/>
+            </w:tcBorders>
+            <w:shd w:val="clear" w:color="auto" w:fill="FFFFFF"/>
+            <w:tcMar>
+              <w:top w:w="0" w:type="dxa"/>
+              <w:bottom w:w="0" w:type="dxa"/>
+              <w:left w:w="0" w:type="dxa"/>
+              <w:right w:w="0" w:type="dxa"/>
+            </w:tcMar>
+            <w:vAlign w:val="center"/>
+          </w:tcPr>
+          <w:p>
+            <w:pPr>
+              <w:pStyle w:val="Normal"/>
+              <w:jc w:val="left"/>
+              <w:pBdr>
+                <w:bottom w:val="none" w:sz="0" w:space="0" w:color="000000"/>
+                <w:top w:val="none" w:sz="0" w:space="0" w:color="000000"/>
+                <w:left w:val="none" w:sz="0" w:space="0" w:color="000000"/>
+                <w:right w:val="none" w:sz="0" w:space="0" w:color="000000"/>
+              </w:pBdr>
+              <w:spacing w:after="100" w:before="100" w:line="240"/>
+              <w:ind w:left="100" w:right="100" w:firstLine="0" w:firstLineChars="0"/>
+              <w:rPr>
+                <w:rFonts w:ascii="Helvetica" w:hAnsi="Helvetica" w:eastAsia="Helvetica" w:cs="Helvetica"/>
+                <w:i w:val="false"/>
+                <w:b w:val="false"/>
+                <w:u w:val="none"/>
+                <w:sz w:val="22"/>
+                <w:szCs w:val="22"/>
+                <w:color w:val="000000"/>
+              </w:rPr>
+            </w:pPr>
+            <w:r>
+              <w:rPr>
+                <w:rFonts w:ascii="Helvetica" w:hAnsi="Helvetica" w:eastAsia="Helvetica" w:cs="Helvetica"/>
+                <w:i w:val="false"/>
+                <w:b w:val="false"/>
+                <w:u w:val="none"/>
+                <w:sz w:val="22"/>
+                <w:szCs w:val="22"/>
+                <w:color w:val="000000"/>
+              </w:rPr>
               <w:t xml:space="preserve">Geom</w:t>
             </w:r>
           </w:p>
@@ -365,36 +418,36 @@
           <w:p>
             <w:pPr>
               <w:pStyle w:val="Normal"/>
-              <w:jc w:val="left"/>
-              <w:pBdr>
-                <w:bottom w:val="none" w:sz="0" w:space="0" w:color="000000"/>
-                <w:top w:val="none" w:sz="0" w:space="0" w:color="000000"/>
-                <w:left w:val="none" w:sz="0" w:space="0" w:color="000000"/>
-                <w:right w:val="none" w:sz="0" w:space="0" w:color="000000"/>
-              </w:pBdr>
-              <w:spacing w:after="100" w:before="100" w:line="240"/>
-              <w:ind w:left="100" w:right="100" w:firstLine="0" w:firstLineChars="0"/>
-              <w:rPr>
-                <w:rFonts w:ascii="Helvetica" w:hAnsi="Helvetica" w:eastAsia="Helvetica" w:cs="Helvetica"/>
-                <w:i w:val="false"/>
-                <w:b w:val="false"/>
-                <w:u w:val="none"/>
-                <w:sz w:val="22"/>
-                <w:szCs w:val="22"/>
-                <w:color w:val="000000"/>
-              </w:rPr>
-            </w:pPr>
-            <w:r>
-              <w:rPr>
-                <w:rFonts w:ascii="Helvetica" w:hAnsi="Helvetica" w:eastAsia="Helvetica" w:cs="Helvetica"/>
-                <w:i w:val="false"/>
-                <w:b w:val="false"/>
-                <w:u w:val="none"/>
-                <w:sz w:val="22"/>
-                <w:szCs w:val="22"/>
-                <w:color w:val="000000"/>
-              </w:rPr>
-              <w:t xml:space="preserve">BIC-selected</w:t>
+              <w:jc w:val="right"/>
+              <w:pBdr>
+                <w:bottom w:val="none" w:sz="0" w:space="0" w:color="000000"/>
+                <w:top w:val="none" w:sz="0" w:space="0" w:color="000000"/>
+                <w:left w:val="none" w:sz="0" w:space="0" w:color="000000"/>
+                <w:right w:val="none" w:sz="0" w:space="0" w:color="000000"/>
+              </w:pBdr>
+              <w:spacing w:after="100" w:before="100" w:line="240"/>
+              <w:ind w:left="100" w:right="100" w:firstLine="0" w:firstLineChars="0"/>
+              <w:rPr>
+                <w:rFonts w:ascii="Helvetica" w:hAnsi="Helvetica" w:eastAsia="Helvetica" w:cs="Helvetica"/>
+                <w:i w:val="false"/>
+                <w:b w:val="false"/>
+                <w:u w:val="none"/>
+                <w:sz w:val="22"/>
+                <w:szCs w:val="22"/>
+                <w:color w:val="000000"/>
+              </w:rPr>
+            </w:pPr>
+            <w:r>
+              <w:rPr>
+                <w:rFonts w:ascii="Helvetica" w:hAnsi="Helvetica" w:eastAsia="Helvetica" w:cs="Helvetica"/>
+                <w:i w:val="false"/>
+                <w:b w:val="false"/>
+                <w:u w:val="none"/>
+                <w:sz w:val="22"/>
+                <w:szCs w:val="22"/>
+                <w:color w:val="000000"/>
+              </w:rPr>
+              <w:t xml:space="preserve">0.0</w:t>
             </w:r>
           </w:p>
         </w:tc>
@@ -447,7 +500,7 @@
                 <w:szCs w:val="22"/>
                 <w:color w:val="000000"/>
               </w:rPr>
-              <w:t xml:space="preserve">3.9</w:t>
+              <w:t xml:space="preserve">3.1</w:t>
             </w:r>
           </w:p>
         </w:tc>
@@ -500,67 +553,14 @@
                 <w:szCs w:val="22"/>
                 <w:color w:val="000000"/>
               </w:rPr>
-              <w:t xml:space="preserve">5.7</w:t>
-            </w:r>
-          </w:p>
-        </w:tc>
-        <w:tc>
-          <w:tcPr>
-            <w:tcBorders>
-              <w:bottom w:val="none" w:sz="0" w:space="0" w:color="000000"/>
-              <w:top w:val="single" w:sz="12" w:space="0" w:color="666666"/>
-              <w:left w:val="none" w:sz="0" w:space="0" w:color="000000"/>
-              <w:right w:val="none" w:sz="0" w:space="0" w:color="000000"/>
-            </w:tcBorders>
-            <w:shd w:val="clear" w:color="auto" w:fill="FFFFFF"/>
-            <w:tcMar>
-              <w:top w:w="0" w:type="dxa"/>
-              <w:bottom w:w="0" w:type="dxa"/>
-              <w:left w:w="0" w:type="dxa"/>
-              <w:right w:w="0" w:type="dxa"/>
-            </w:tcMar>
-            <w:vAlign w:val="center"/>
-          </w:tcPr>
-          <w:p>
-            <w:pPr>
-              <w:pStyle w:val="Normal"/>
-              <w:jc w:val="right"/>
-              <w:pBdr>
-                <w:bottom w:val="none" w:sz="0" w:space="0" w:color="000000"/>
-                <w:top w:val="none" w:sz="0" w:space="0" w:color="000000"/>
-                <w:left w:val="none" w:sz="0" w:space="0" w:color="000000"/>
-                <w:right w:val="none" w:sz="0" w:space="0" w:color="000000"/>
-              </w:pBdr>
-              <w:spacing w:after="100" w:before="100" w:line="240"/>
-              <w:ind w:left="100" w:right="100" w:firstLine="0" w:firstLineChars="0"/>
-              <w:rPr>
-                <w:rFonts w:ascii="Helvetica" w:hAnsi="Helvetica" w:eastAsia="Helvetica" w:cs="Helvetica"/>
-                <w:i w:val="false"/>
-                <w:b w:val="false"/>
-                <w:u w:val="none"/>
-                <w:sz w:val="22"/>
-                <w:szCs w:val="22"/>
-                <w:color w:val="000000"/>
-              </w:rPr>
-            </w:pPr>
-            <w:r>
-              <w:rPr>
-                <w:rFonts w:ascii="Helvetica" w:hAnsi="Helvetica" w:eastAsia="Helvetica" w:cs="Helvetica"/>
-                <w:i w:val="false"/>
-                <w:b w:val="false"/>
-                <w:u w:val="none"/>
-                <w:sz w:val="22"/>
-                <w:szCs w:val="22"/>
-                <w:color w:val="000000"/>
-              </w:rPr>
-              <w:t xml:space="preserve">0.65</w:t>
+              <w:t xml:space="preserve">0.92</w:t>
             </w:r>
           </w:p>
         </w:tc>
       </w:tr>
       <w:tr>
         <w:trPr>
-          <w:trHeight w:val="577" w:hRule="auto"/>
+          <w:trHeight w:val="619" w:hRule="auto"/>
         </w:trPr>
         body 2
         <w:tc>
@@ -612,7 +612,7 @@
                 <w:szCs w:val="22"/>
                 <w:color w:val="000000"/>
               </w:rPr>
-              <w:t xml:space="preserve">Geom</w:t>
+              <w:t xml:space="preserve">Geom (mean: 21 bp)</w:t>
             </w:r>
           </w:p>
         </w:tc>
@@ -665,7 +665,7 @@
                 <w:szCs w:val="22"/>
                 <w:color w:val="000000"/>
               </w:rPr>
-              <w:t xml:space="preserve">Mixture</w:t>
+              <w:t xml:space="preserve">Geom2</w:t>
             </w:r>
           </w:p>
         </w:tc>
@@ -718,7 +718,7 @@
                 <w:szCs w:val="22"/>
                 <w:color w:val="000000"/>
               </w:rPr>
-              <w:t xml:space="preserve">-2.4</w:t>
+              <w:t xml:space="preserve">10.7</w:t>
             </w:r>
           </w:p>
         </w:tc>
@@ -771,7 +771,7 @@
                 <w:szCs w:val="22"/>
                 <w:color w:val="000000"/>
               </w:rPr>
-              <w:t xml:space="preserve">3.7</w:t>
+              <w:t xml:space="preserve">4.6</w:t>
             </w:r>
           </w:p>
         </w:tc>
@@ -824,14 +824,14 @@
                 <w:szCs w:val="22"/>
                 <w:color w:val="000000"/>
               </w:rPr>
-              <w:t xml:space="preserve">0.89</w:t>
+              <w:t xml:space="preserve">0.20</w:t>
             </w:r>
           </w:p>
         </w:tc>
       </w:tr>
       <w:tr>
         <w:trPr>
-          <w:trHeight w:val="577" w:hRule="auto"/>
+          <w:trHeight w:val="619" w:hRule="auto"/>
         </w:trPr>
         body 3
         <w:tc>
@@ -883,7 +883,7 @@
                 <w:szCs w:val="22"/>
                 <w:color w:val="000000"/>
               </w:rPr>
-              <w:t xml:space="preserve">Geom</w:t>
+              <w:t xml:space="preserve">Geom (mean: 21 bp)</w:t>
             </w:r>
           </w:p>
         </w:tc>
@@ -936,7 +936,7 @@
                 <w:szCs w:val="22"/>
                 <w:color w:val="000000"/>
               </w:rPr>
-              <w:t xml:space="preserve">Geom</w:t>
+              <w:t xml:space="preserve">Mixture</w:t>
             </w:r>
           </w:p>
         </w:tc>
@@ -989,7 +989,7 @@
                 <w:szCs w:val="22"/>
                 <w:color w:val="000000"/>
               </w:rPr>
-              <w:t xml:space="preserve">0.2</w:t>
+              <w:t xml:space="preserve">-3.9</w:t>
             </w:r>
           </w:p>
         </w:tc>
@@ -1042,7 +1042,7 @@
                 <w:szCs w:val="22"/>
                 <w:color w:val="000000"/>
               </w:rPr>
-              <w:t xml:space="preserve">1.4</w:t>
+              <w:t xml:space="preserve">5.2</w:t>
             </w:r>
           </w:p>
         </w:tc>
@@ -1095,14 +1095,14 @@
                 <w:szCs w:val="22"/>
                 <w:color w:val="000000"/>
               </w:rPr>
-              <w:t xml:space="preserve">0.98</w:t>
+              <w:t xml:space="preserve">0.82</w:t>
             </w:r>
           </w:p>
         </w:tc>
       </w:tr>
       <w:tr>
         <w:trPr>
-          <w:trHeight w:val="577" w:hRule="auto"/>
+          <w:trHeight w:val="619" w:hRule="auto"/>
         </w:trPr>
         body 4
         <w:tc>
@@ -1154,7 +1154,7 @@
                 <w:szCs w:val="22"/>
                 <w:color w:val="000000"/>
               </w:rPr>
-              <w:t xml:space="preserve">Geom</w:t>
+              <w:t xml:space="preserve">Geom (mean: 21 bp)</w:t>
             </w:r>
           </w:p>
         </w:tc>
@@ -1207,7 +1207,7 @@
                 <w:szCs w:val="22"/>
                 <w:color w:val="000000"/>
               </w:rPr>
-              <w:t xml:space="preserve">Geom2</w:t>
+              <w:t xml:space="preserve">BIC-selected</w:t>
             </w:r>
           </w:p>
         </w:tc>
@@ -1260,7 +1260,7 @@
                 <w:szCs w:val="22"/>
                 <w:color w:val="000000"/>
               </w:rPr>
-              <w:t xml:space="preserve">11.1</w:t>
+              <w:t xml:space="preserve">5.5</w:t>
             </w:r>
           </w:p>
         </w:tc>
@@ -1313,7 +1313,7 @@
                 <w:szCs w:val="22"/>
                 <w:color w:val="000000"/>
               </w:rPr>
-              <w:t xml:space="preserve">2.1</w:t>
+              <w:t xml:space="preserve">6.9</w:t>
             </w:r>
           </w:p>
         </w:tc>
@@ -1366,14 +1366,14 @@
                 <w:szCs w:val="22"/>
                 <w:color w:val="000000"/>
               </w:rPr>
-              <w:t xml:space="preserve">0.00</w:t>
+              <w:t xml:space="preserve">0.50</w:t>
             </w:r>
           </w:p>
         </w:tc>
       </w:tr>
       <w:tr>
         <w:trPr>
-          <w:trHeight w:val="577" w:hRule="auto"/>
+          <w:trHeight w:val="619" w:hRule="auto"/>
         </w:trPr>
         body 5
         <w:tc>
@@ -1425,7 +1425,7 @@
                 <w:szCs w:val="22"/>
                 <w:color w:val="000000"/>
               </w:rPr>
-              <w:t xml:space="preserve">Geom2</w:t>
+              <w:t xml:space="preserve">Geom (mean: 100 bp)</w:t>
             </w:r>
           </w:p>
         </w:tc>
@@ -1478,7 +1478,7 @@
                 <w:szCs w:val="22"/>
                 <w:color w:val="000000"/>
               </w:rPr>
-              <w:t xml:space="preserve">BIC-selected</w:t>
+              <w:t xml:space="preserve">Geom</w:t>
             </w:r>
           </w:p>
         </w:tc>
@@ -1531,7 +1531,7 @@
                 <w:szCs w:val="22"/>
                 <w:color w:val="000000"/>
               </w:rPr>
-              <w:t xml:space="preserve">-1.3</w:t>
+              <w:t xml:space="preserve">-2.0</w:t>
             </w:r>
           </w:p>
         </w:tc>
@@ -1584,7 +1584,7 @@
                 <w:szCs w:val="22"/>
                 <w:color w:val="000000"/>
               </w:rPr>
-              <w:t xml:space="preserve">3.2</w:t>
+              <w:t xml:space="preserve">3.3</w:t>
             </w:r>
           </w:p>
         </w:tc>
@@ -1637,14 +1637,14 @@
                 <w:szCs w:val="22"/>
                 <w:color w:val="000000"/>
               </w:rPr>
-              <w:t xml:space="preserve">0.75</w:t>
+              <w:t xml:space="preserve">0.87</w:t>
             </w:r>
           </w:p>
         </w:tc>
       </w:tr>
       <w:tr>
         <w:trPr>
-          <w:trHeight w:val="577" w:hRule="auto"/>
+          <w:trHeight w:val="619" w:hRule="auto"/>
         </w:trPr>
         body 6
         <w:tc>
@@ -1696,6 +1696,59 @@
                 <w:szCs w:val="22"/>
                 <w:color w:val="000000"/>
               </w:rPr>
+              <w:t xml:space="preserve">Geom (mean: 100 bp)</w:t>
+            </w:r>
+          </w:p>
+        </w:tc>
+        <w:tc>
+          <w:tcPr>
+            <w:tcBorders>
+              <w:bottom w:val="none" w:sz="0" w:space="0" w:color="000000"/>
+              <w:top w:val="none" w:sz="0" w:space="0" w:color="000000"/>
+              <w:left w:val="none" w:sz="0" w:space="0" w:color="000000"/>
+              <w:right w:val="none" w:sz="0" w:space="0" w:color="000000"/>
+            </w:tcBorders>
+            <w:shd w:val="clear" w:color="auto" w:fill="FFFFFF"/>
+            <w:tcMar>
+              <w:top w:w="0" w:type="dxa"/>
+              <w:bottom w:w="0" w:type="dxa"/>
+              <w:left w:w="0" w:type="dxa"/>
+              <w:right w:w="0" w:type="dxa"/>
+            </w:tcMar>
+            <w:vAlign w:val="center"/>
+          </w:tcPr>
+          <w:p>
+            <w:pPr>
+              <w:pStyle w:val="Normal"/>
+              <w:jc w:val="left"/>
+              <w:pBdr>
+                <w:bottom w:val="none" w:sz="0" w:space="0" w:color="000000"/>
+                <w:top w:val="none" w:sz="0" w:space="0" w:color="000000"/>
+                <w:left w:val="none" w:sz="0" w:space="0" w:color="000000"/>
+                <w:right w:val="none" w:sz="0" w:space="0" w:color="000000"/>
+              </w:pBdr>
+              <w:spacing w:after="100" w:before="100" w:line="240"/>
+              <w:ind w:left="100" w:right="100" w:firstLine="0" w:firstLineChars="0"/>
+              <w:rPr>
+                <w:rFonts w:ascii="Helvetica" w:hAnsi="Helvetica" w:eastAsia="Helvetica" w:cs="Helvetica"/>
+                <w:i w:val="false"/>
+                <w:b w:val="false"/>
+                <w:u w:val="none"/>
+                <w:sz w:val="22"/>
+                <w:szCs w:val="22"/>
+                <w:color w:val="000000"/>
+              </w:rPr>
+            </w:pPr>
+            <w:r>
+              <w:rPr>
+                <w:rFonts w:ascii="Helvetica" w:hAnsi="Helvetica" w:eastAsia="Helvetica" w:cs="Helvetica"/>
+                <w:i w:val="false"/>
+                <w:b w:val="false"/>
+                <w:u w:val="none"/>
+                <w:sz w:val="22"/>
+                <w:szCs w:val="22"/>
+                <w:color w:val="000000"/>
+              </w:rPr>
               <w:t xml:space="preserve">Geom2</w:t>
             </w:r>
           </w:p>
@@ -1720,59 +1773,6 @@
           <w:p>
             <w:pPr>
               <w:pStyle w:val="Normal"/>
-              <w:jc w:val="left"/>
-              <w:pBdr>
-                <w:bottom w:val="none" w:sz="0" w:space="0" w:color="000000"/>
-                <w:top w:val="none" w:sz="0" w:space="0" w:color="000000"/>
-                <w:left w:val="none" w:sz="0" w:space="0" w:color="000000"/>
-                <w:right w:val="none" w:sz="0" w:space="0" w:color="000000"/>
-              </w:pBdr>
-              <w:spacing w:after="100" w:before="100" w:line="240"/>
-              <w:ind w:left="100" w:right="100" w:firstLine="0" w:firstLineChars="0"/>
-              <w:rPr>
-                <w:rFonts w:ascii="Helvetica" w:hAnsi="Helvetica" w:eastAsia="Helvetica" w:cs="Helvetica"/>
-                <w:i w:val="false"/>
-                <w:b w:val="false"/>
-                <w:u w:val="none"/>
-                <w:sz w:val="22"/>
-                <w:szCs w:val="22"/>
-                <w:color w:val="000000"/>
-              </w:rPr>
-            </w:pPr>
-            <w:r>
-              <w:rPr>
-                <w:rFonts w:ascii="Helvetica" w:hAnsi="Helvetica" w:eastAsia="Helvetica" w:cs="Helvetica"/>
-                <w:i w:val="false"/>
-                <w:b w:val="false"/>
-                <w:u w:val="none"/>
-                <w:sz w:val="22"/>
-                <w:szCs w:val="22"/>
-                <w:color w:val="000000"/>
-              </w:rPr>
-              <w:t xml:space="preserve">Mixture</w:t>
-            </w:r>
-          </w:p>
-        </w:tc>
-        <w:tc>
-          <w:tcPr>
-            <w:tcBorders>
-              <w:bottom w:val="none" w:sz="0" w:space="0" w:color="000000"/>
-              <w:top w:val="none" w:sz="0" w:space="0" w:color="000000"/>
-              <w:left w:val="none" w:sz="0" w:space="0" w:color="000000"/>
-              <w:right w:val="none" w:sz="0" w:space="0" w:color="000000"/>
-            </w:tcBorders>
-            <w:shd w:val="clear" w:color="auto" w:fill="FFFFFF"/>
-            <w:tcMar>
-              <w:top w:w="0" w:type="dxa"/>
-              <w:bottom w:w="0" w:type="dxa"/>
-              <w:left w:w="0" w:type="dxa"/>
-              <w:right w:w="0" w:type="dxa"/>
-            </w:tcMar>
-            <w:vAlign w:val="center"/>
-          </w:tcPr>
-          <w:p>
-            <w:pPr>
-              <w:pStyle w:val="Normal"/>
               <w:jc w:val="right"/>
               <w:pBdr>
                 <w:bottom w:val="none" w:sz="0" w:space="0" w:color="000000"/>
@@ -1802,7 +1802,7 @@
                 <w:szCs w:val="22"/>
                 <w:color w:val="000000"/>
               </w:rPr>
-              <w:t xml:space="preserve">-7.2</w:t>
+              <w:t xml:space="preserve">46.6</w:t>
             </w:r>
           </w:p>
         </w:tc>
@@ -1855,7 +1855,7 @@
                 <w:szCs w:val="22"/>
                 <w:color w:val="000000"/>
               </w:rPr>
-              <w:t xml:space="preserve">1.3</w:t>
+              <w:t xml:space="preserve">4.9</w:t>
             </w:r>
           </w:p>
         </w:tc>
@@ -1915,7 +1915,7 @@
       </w:tr>
       <w:tr>
         <w:trPr>
-          <w:trHeight w:val="577" w:hRule="auto"/>
+          <w:trHeight w:val="619" w:hRule="auto"/>
         </w:trPr>
         body 7
         <w:tc>
@@ -1967,7 +1967,7 @@
                 <w:szCs w:val="22"/>
                 <w:color w:val="000000"/>
               </w:rPr>
-              <w:t xml:space="preserve">Geom2</w:t>
+              <w:t xml:space="preserve">Geom (mean: 100 bp)</w:t>
             </w:r>
           </w:p>
         </w:tc>
@@ -2020,7 +2020,7 @@
                 <w:szCs w:val="22"/>
                 <w:color w:val="000000"/>
               </w:rPr>
-              <w:t xml:space="preserve">Geom</w:t>
+              <w:t xml:space="preserve">Mixture</w:t>
             </w:r>
           </w:p>
         </w:tc>
@@ -2073,7 +2073,7 @@
                 <w:szCs w:val="22"/>
                 <w:color w:val="000000"/>
               </w:rPr>
-              <w:t xml:space="preserve">-6.9</w:t>
+              <w:t xml:space="preserve">-14.1</w:t>
             </w:r>
           </w:p>
         </w:tc>
@@ -2126,7 +2126,7 @@
                 <w:szCs w:val="22"/>
                 <w:color w:val="000000"/>
               </w:rPr>
-              <w:t xml:space="preserve">1.2</w:t>
+              <w:t xml:space="preserve">25.8</w:t>
             </w:r>
           </w:p>
         </w:tc>
@@ -2179,14 +2179,14 @@
                 <w:szCs w:val="22"/>
                 <w:color w:val="000000"/>
               </w:rPr>
-              <w:t xml:space="preserve">0.00</w:t>
+              <w:t xml:space="preserve">0.79</w:t>
             </w:r>
           </w:p>
         </w:tc>
       </w:tr>
       <w:tr>
         <w:trPr>
-          <w:trHeight w:val="577" w:hRule="auto"/>
+          <w:trHeight w:val="619" w:hRule="auto"/>
         </w:trPr>
         body 8
         <w:tc>
@@ -2238,7 +2238,7 @@
                 <w:szCs w:val="22"/>
                 <w:color w:val="000000"/>
               </w:rPr>
-              <w:t xml:space="preserve">Geom2</w:t>
+              <w:t xml:space="preserve">Geom (mean: 100 bp)</w:t>
             </w:r>
           </w:p>
         </w:tc>
@@ -2291,7 +2291,7 @@
                 <w:szCs w:val="22"/>
                 <w:color w:val="000000"/>
               </w:rPr>
-              <w:t xml:space="preserve">Geom2</w:t>
+              <w:t xml:space="preserve">BIC-selected</w:t>
             </w:r>
           </w:p>
         </w:tc>
@@ -2344,7 +2344,7 @@
                 <w:szCs w:val="22"/>
                 <w:color w:val="000000"/>
               </w:rPr>
-              <w:t xml:space="preserve">0.2</w:t>
+              <w:t xml:space="preserve">8.4</w:t>
             </w:r>
           </w:p>
         </w:tc>
@@ -2397,7 +2397,7 @@
                 <w:szCs w:val="22"/>
                 <w:color w:val="000000"/>
               </w:rPr>
-              <w:t xml:space="preserve">1.8</w:t>
+              <w:t xml:space="preserve">19.1</w:t>
             </w:r>
           </w:p>
         </w:tc>
@@ -2450,14 +2450,14 @@
                 <w:szCs w:val="22"/>
                 <w:color w:val="000000"/>
               </w:rPr>
-              <w:t xml:space="preserve">0.94</w:t>
+              <w:t xml:space="preserve">0.71</w:t>
             </w:r>
           </w:p>
         </w:tc>
       </w:tr>
       <w:tr>
         <w:trPr>
-          <w:trHeight w:val="577" w:hRule="auto"/>
+          <w:trHeight w:val="619" w:hRule="auto"/>
         </w:trPr>
         body 9
         <w:tc>
@@ -2509,7 +2509,7 @@
                 <w:szCs w:val="22"/>
                 <w:color w:val="000000"/>
               </w:rPr>
-              <w:t xml:space="preserve">Geom3</w:t>
+              <w:t xml:space="preserve">Geom2 (mean: 21 bp)</w:t>
             </w:r>
           </w:p>
         </w:tc>
@@ -2562,7 +2562,7 @@
                 <w:szCs w:val="22"/>
                 <w:color w:val="000000"/>
               </w:rPr>
-              <w:t xml:space="preserve">BIC-selected</w:t>
+              <w:t xml:space="preserve">Geom</w:t>
             </w:r>
           </w:p>
         </w:tc>
@@ -2615,7 +2615,7 @@
                 <w:szCs w:val="22"/>
                 <w:color w:val="000000"/>
               </w:rPr>
-              <w:t xml:space="preserve">-4.3</w:t>
+              <w:t xml:space="preserve">-6.7</w:t>
             </w:r>
           </w:p>
         </w:tc>
@@ -2668,7 +2668,7 @@
                 <w:szCs w:val="22"/>
                 <w:color w:val="000000"/>
               </w:rPr>
-              <w:t xml:space="preserve">2.0</w:t>
+              <w:t xml:space="preserve">1.9</w:t>
             </w:r>
           </w:p>
         </w:tc>
@@ -2721,14 +2721,14 @@
                 <w:szCs w:val="22"/>
                 <w:color w:val="000000"/>
               </w:rPr>
-              <w:t xml:space="preserve">0.17</w:t>
+              <w:t xml:space="preserve">0.08</w:t>
             </w:r>
           </w:p>
         </w:tc>
       </w:tr>
       <w:tr>
         <w:trPr>
-          <w:trHeight w:val="577" w:hRule="auto"/>
+          <w:trHeight w:val="619" w:hRule="auto"/>
         </w:trPr>
         body10
         <w:tc>
@@ -2780,7 +2780,7 @@
                 <w:szCs w:val="22"/>
                 <w:color w:val="000000"/>
               </w:rPr>
-              <w:t xml:space="preserve">Geom3</w:t>
+              <w:t xml:space="preserve">Geom2 (mean: 21 bp)</w:t>
             </w:r>
           </w:p>
         </w:tc>
@@ -2833,7 +2833,7 @@
                 <w:szCs w:val="22"/>
                 <w:color w:val="000000"/>
               </w:rPr>
-              <w:t xml:space="preserve">Mixture</w:t>
+              <w:t xml:space="preserve">Geom2</w:t>
             </w:r>
           </w:p>
         </w:tc>
@@ -2886,7 +2886,7 @@
                 <w:szCs w:val="22"/>
                 <w:color w:val="000000"/>
               </w:rPr>
-              <w:t xml:space="preserve">-9.6</w:t>
+              <w:t xml:space="preserve">0.4</w:t>
             </w:r>
           </w:p>
         </w:tc>
@@ -2939,7 +2939,7 @@
                 <w:szCs w:val="22"/>
                 <w:color w:val="000000"/>
               </w:rPr>
-              <w:t xml:space="preserve">0.9</w:t>
+              <w:t xml:space="preserve">2.8</w:t>
             </w:r>
           </w:p>
         </w:tc>
@@ -2992,14 +2992,14 @@
                 <w:szCs w:val="22"/>
                 <w:color w:val="000000"/>
               </w:rPr>
-              <w:t xml:space="preserve">0.00</w:t>
+              <w:t xml:space="preserve">0.92</w:t>
             </w:r>
           </w:p>
         </w:tc>
       </w:tr>
       <w:tr>
         <w:trPr>
-          <w:trHeight w:val="577" w:hRule="auto"/>
+          <w:trHeight w:val="619" w:hRule="auto"/>
         </w:trPr>
         body11
         <w:tc>
@@ -3051,7 +3051,7 @@
                 <w:szCs w:val="22"/>
                 <w:color w:val="000000"/>
               </w:rPr>
-              <w:t xml:space="preserve">Geom3</w:t>
+              <w:t xml:space="preserve">Geom2 (mean: 21 bp)</w:t>
             </w:r>
           </w:p>
         </w:tc>
@@ -3104,7 +3104,7 @@
                 <w:szCs w:val="22"/>
                 <w:color w:val="000000"/>
               </w:rPr>
-              <w:t xml:space="preserve">Geom</w:t>
+              <w:t xml:space="preserve">Mixture</w:t>
             </w:r>
           </w:p>
         </w:tc>
@@ -3157,7 +3157,7 @@
                 <w:szCs w:val="22"/>
                 <w:color w:val="000000"/>
               </w:rPr>
-              <w:t xml:space="preserve">-9.6</w:t>
+              <w:t xml:space="preserve">-7.5</w:t>
             </w:r>
           </w:p>
         </w:tc>
@@ -3210,7 +3210,7 @@
                 <w:szCs w:val="22"/>
                 <w:color w:val="000000"/>
               </w:rPr>
-              <w:t xml:space="preserve">0.9</w:t>
+              <w:t xml:space="preserve">2.6</w:t>
             </w:r>
           </w:p>
         </w:tc>
@@ -3263,14 +3263,14 @@
                 <w:szCs w:val="22"/>
                 <w:color w:val="000000"/>
               </w:rPr>
-              <w:t xml:space="preserve">0.00</w:t>
+              <w:t xml:space="preserve">0.07</w:t>
             </w:r>
           </w:p>
         </w:tc>
       </w:tr>
       <w:tr>
         <w:trPr>
-          <w:trHeight w:val="577" w:hRule="auto"/>
+          <w:trHeight w:val="619" w:hRule="auto"/>
         </w:trPr>
         body12
         <w:tc>
@@ -3322,7 +3322,7 @@
                 <w:szCs w:val="22"/>
                 <w:color w:val="000000"/>
               </w:rPr>
-              <w:t xml:space="preserve">Geom3</w:t>
+              <w:t xml:space="preserve">Geom2 (mean: 21 bp)</w:t>
             </w:r>
           </w:p>
         </w:tc>
@@ -3375,7 +3375,7 @@
                 <w:szCs w:val="22"/>
                 <w:color w:val="000000"/>
               </w:rPr>
-              <w:t xml:space="preserve">Geom2</w:t>
+              <w:t xml:space="preserve">BIC-selected</w:t>
             </w:r>
           </w:p>
         </w:tc>
@@ -3428,7 +3428,7 @@
                 <w:szCs w:val="22"/>
                 <w:color w:val="000000"/>
               </w:rPr>
-              <w:t xml:space="preserve">-3.8</w:t>
+              <w:t xml:space="preserve">-1.2</w:t>
             </w:r>
           </w:p>
         </w:tc>
@@ -3481,7 +3481,7 @@
                 <w:szCs w:val="22"/>
                 <w:color w:val="000000"/>
               </w:rPr>
-              <w:t xml:space="preserve">1.3</w:t>
+              <w:t xml:space="preserve">4.2</w:t>
             </w:r>
           </w:p>
         </w:tc>
@@ -3534,14 +3534,14 @@
                 <w:szCs w:val="22"/>
                 <w:color w:val="000000"/>
               </w:rPr>
-              <w:t xml:space="preserve">0.22</w:t>
+              <w:t xml:space="preserve">0.71</w:t>
             </w:r>
           </w:p>
         </w:tc>
       </w:tr>
       <w:tr>
         <w:trPr>
-          <w:trHeight w:val="577" w:hRule="auto"/>
+          <w:trHeight w:val="619" w:hRule="auto"/>
         </w:trPr>
         body13
         <w:tc>
@@ -3593,7 +3593,7 @@
                 <w:szCs w:val="22"/>
                 <w:color w:val="000000"/>
               </w:rPr>
-              <w:t xml:space="preserve">Mixture</w:t>
+              <w:t xml:space="preserve">Geom2 (mean: 100 bp)</w:t>
             </w:r>
           </w:p>
         </w:tc>
@@ -3646,7 +3646,7 @@
                 <w:szCs w:val="22"/>
                 <w:color w:val="000000"/>
               </w:rPr>
-              <w:t xml:space="preserve">BIC-selected</w:t>
+              <w:t xml:space="preserve">Geom</w:t>
             </w:r>
           </w:p>
         </w:tc>
@@ -3699,7 +3699,7 @@
                 <w:szCs w:val="22"/>
                 <w:color w:val="000000"/>
               </w:rPr>
-              <w:t xml:space="preserve">-0.5</w:t>
+              <w:t xml:space="preserve">-33.5</w:t>
             </w:r>
           </w:p>
         </w:tc>
@@ -3752,7 +3752,7 @@
                 <w:szCs w:val="22"/>
                 <w:color w:val="000000"/>
               </w:rPr>
-              <w:t xml:space="preserve">3.6</w:t>
+              <w:t xml:space="preserve">2.1</w:t>
             </w:r>
           </w:p>
         </w:tc>
@@ -3805,14 +3805,14 @@
                 <w:szCs w:val="22"/>
                 <w:color w:val="000000"/>
               </w:rPr>
-              <w:t xml:space="preserve">0.90</w:t>
+              <w:t xml:space="preserve">0.00</w:t>
             </w:r>
           </w:p>
         </w:tc>
       </w:tr>
       <w:tr>
         <w:trPr>
-          <w:trHeight w:val="573" w:hRule="auto"/>
+          <w:trHeight w:val="619" w:hRule="auto"/>
         </w:trPr>
         body14
         <w:tc>
@@ -3864,7 +3864,7 @@
                 <w:szCs w:val="22"/>
                 <w:color w:val="000000"/>
               </w:rPr>
-              <w:t xml:space="preserve">Mixture</w:t>
+              <w:t xml:space="preserve">Geom2 (mean: 100 bp)</w:t>
             </w:r>
           </w:p>
         </w:tc>
@@ -3917,7 +3917,7 @@
                 <w:szCs w:val="22"/>
                 <w:color w:val="000000"/>
               </w:rPr>
-              <w:t xml:space="preserve">Mixture</w:t>
+              <w:t xml:space="preserve">Geom2</w:t>
             </w:r>
           </w:p>
         </w:tc>
@@ -3970,7 +3970,7 @@
                 <w:szCs w:val="22"/>
                 <w:color w:val="000000"/>
               </w:rPr>
-              <w:t xml:space="preserve">-0.5</w:t>
+              <w:t xml:space="preserve">-0.7</w:t>
             </w:r>
           </w:p>
         </w:tc>
@@ -4023,7 +4023,7 @@
                 <w:szCs w:val="22"/>
                 <w:color w:val="000000"/>
               </w:rPr>
-              <w:t xml:space="preserve">3.6</w:t>
+              <w:t xml:space="preserve">3.2</w:t>
             </w:r>
           </w:p>
         </w:tc>
@@ -4076,14 +4076,14 @@
                 <w:szCs w:val="22"/>
                 <w:color w:val="000000"/>
               </w:rPr>
-              <w:t xml:space="preserve">0.90</w:t>
+              <w:t xml:space="preserve">0.94</w:t>
             </w:r>
           </w:p>
         </w:tc>
       </w:tr>
       <w:tr>
         <w:trPr>
-          <w:trHeight w:val="577" w:hRule="auto"/>
+          <w:trHeight w:val="619" w:hRule="auto"/>
         </w:trPr>
         body15
         <w:tc>
@@ -4135,6 +4135,59 @@
                 <w:szCs w:val="22"/>
                 <w:color w:val="000000"/>
               </w:rPr>
+              <w:t xml:space="preserve">Geom2 (mean: 100 bp)</w:t>
+            </w:r>
+          </w:p>
+        </w:tc>
+        <w:tc>
+          <w:tcPr>
+            <w:tcBorders>
+              <w:bottom w:val="none" w:sz="0" w:space="0" w:color="000000"/>
+              <w:top w:val="none" w:sz="0" w:space="0" w:color="000000"/>
+              <w:left w:val="none" w:sz="0" w:space="0" w:color="000000"/>
+              <w:right w:val="none" w:sz="0" w:space="0" w:color="000000"/>
+            </w:tcBorders>
+            <w:shd w:val="clear" w:color="auto" w:fill="FFFFFF"/>
+            <w:tcMar>
+              <w:top w:w="0" w:type="dxa"/>
+              <w:bottom w:w="0" w:type="dxa"/>
+              <w:left w:w="0" w:type="dxa"/>
+              <w:right w:w="0" w:type="dxa"/>
+            </w:tcMar>
+            <w:vAlign w:val="center"/>
+          </w:tcPr>
+          <w:p>
+            <w:pPr>
+              <w:pStyle w:val="Normal"/>
+              <w:jc w:val="left"/>
+              <w:pBdr>
+                <w:bottom w:val="none" w:sz="0" w:space="0" w:color="000000"/>
+                <w:top w:val="none" w:sz="0" w:space="0" w:color="000000"/>
+                <w:left w:val="none" w:sz="0" w:space="0" w:color="000000"/>
+                <w:right w:val="none" w:sz="0" w:space="0" w:color="000000"/>
+              </w:pBdr>
+              <w:spacing w:after="100" w:before="100" w:line="240"/>
+              <w:ind w:left="100" w:right="100" w:firstLine="0" w:firstLineChars="0"/>
+              <w:rPr>
+                <w:rFonts w:ascii="Helvetica" w:hAnsi="Helvetica" w:eastAsia="Helvetica" w:cs="Helvetica"/>
+                <w:i w:val="false"/>
+                <w:b w:val="false"/>
+                <w:u w:val="none"/>
+                <w:sz w:val="22"/>
+                <w:szCs w:val="22"/>
+                <w:color w:val="000000"/>
+              </w:rPr>
+            </w:pPr>
+            <w:r>
+              <w:rPr>
+                <w:rFonts w:ascii="Helvetica" w:hAnsi="Helvetica" w:eastAsia="Helvetica" w:cs="Helvetica"/>
+                <w:i w:val="false"/>
+                <w:b w:val="false"/>
+                <w:u w:val="none"/>
+                <w:sz w:val="22"/>
+                <w:szCs w:val="22"/>
+                <w:color w:val="000000"/>
+              </w:rPr>
               <w:t xml:space="preserve">Mixture</w:t>
             </w:r>
           </w:p>
@@ -4159,59 +4212,6 @@
           <w:p>
             <w:pPr>
               <w:pStyle w:val="Normal"/>
-              <w:jc w:val="left"/>
-              <w:pBdr>
-                <w:bottom w:val="none" w:sz="0" w:space="0" w:color="000000"/>
-                <w:top w:val="none" w:sz="0" w:space="0" w:color="000000"/>
-                <w:left w:val="none" w:sz="0" w:space="0" w:color="000000"/>
-                <w:right w:val="none" w:sz="0" w:space="0" w:color="000000"/>
-              </w:pBdr>
-              <w:spacing w:after="100" w:before="100" w:line="240"/>
-              <w:ind w:left="100" w:right="100" w:firstLine="0" w:firstLineChars="0"/>
-              <w:rPr>
-                <w:rFonts w:ascii="Helvetica" w:hAnsi="Helvetica" w:eastAsia="Helvetica" w:cs="Helvetica"/>
-                <w:i w:val="false"/>
-                <w:b w:val="false"/>
-                <w:u w:val="none"/>
-                <w:sz w:val="22"/>
-                <w:szCs w:val="22"/>
-                <w:color w:val="000000"/>
-              </w:rPr>
-            </w:pPr>
-            <w:r>
-              <w:rPr>
-                <w:rFonts w:ascii="Helvetica" w:hAnsi="Helvetica" w:eastAsia="Helvetica" w:cs="Helvetica"/>
-                <w:i w:val="false"/>
-                <w:b w:val="false"/>
-                <w:u w:val="none"/>
-                <w:sz w:val="22"/>
-                <w:szCs w:val="22"/>
-                <w:color w:val="000000"/>
-              </w:rPr>
-              <w:t xml:space="preserve">Geom</w:t>
-            </w:r>
-          </w:p>
-        </w:tc>
-        <w:tc>
-          <w:tcPr>
-            <w:tcBorders>
-              <w:bottom w:val="none" w:sz="0" w:space="0" w:color="000000"/>
-              <w:top w:val="none" w:sz="0" w:space="0" w:color="000000"/>
-              <w:left w:val="none" w:sz="0" w:space="0" w:color="000000"/>
-              <w:right w:val="none" w:sz="0" w:space="0" w:color="000000"/>
-            </w:tcBorders>
-            <w:shd w:val="clear" w:color="auto" w:fill="FFFFFF"/>
-            <w:tcMar>
-              <w:top w:w="0" w:type="dxa"/>
-              <w:bottom w:w="0" w:type="dxa"/>
-              <w:left w:w="0" w:type="dxa"/>
-              <w:right w:w="0" w:type="dxa"/>
-            </w:tcMar>
-            <w:vAlign w:val="center"/>
-          </w:tcPr>
-          <w:p>
-            <w:pPr>
-              <w:pStyle w:val="Normal"/>
               <w:jc w:val="right"/>
               <w:pBdr>
                 <w:bottom w:val="none" w:sz="0" w:space="0" w:color="000000"/>
@@ -4241,7 +4241,7 @@
                 <w:szCs w:val="22"/>
                 <w:color w:val="000000"/>
               </w:rPr>
-              <w:t xml:space="preserve">364.6</w:t>
+              <w:t xml:space="preserve">-33.5</w:t>
             </w:r>
           </w:p>
         </w:tc>
@@ -4294,7 +4294,7 @@
                 <w:szCs w:val="22"/>
                 <w:color w:val="000000"/>
               </w:rPr>
-              <w:t xml:space="preserve">25.5</w:t>
+              <w:t xml:space="preserve">2.1</w:t>
             </w:r>
           </w:p>
         </w:tc>
@@ -4354,7 +4354,7 @@
       </w:tr>
       <w:tr>
         <w:trPr>
-          <w:trHeight w:val="577" w:hRule="auto"/>
+          <w:trHeight w:val="619" w:hRule="auto"/>
         </w:trPr>
         body16
         <w:tc>
@@ -4406,7 +4406,7 @@
                 <w:szCs w:val="22"/>
                 <w:color w:val="000000"/>
               </w:rPr>
-              <w:t xml:space="preserve">Mixture</w:t>
+              <w:t xml:space="preserve">Geom2 (mean: 100 bp)</w:t>
             </w:r>
           </w:p>
         </w:tc>
@@ -4459,7 +4459,7 @@
                 <w:szCs w:val="22"/>
                 <w:color w:val="000000"/>
               </w:rPr>
-              <w:t xml:space="preserve">Geom2</w:t>
+              <w:t xml:space="preserve">BIC-selected</w:t>
             </w:r>
           </w:p>
         </w:tc>
@@ -4512,7 +4512,7 @@
                 <w:szCs w:val="22"/>
                 <w:color w:val="000000"/>
               </w:rPr>
-              <w:t xml:space="preserve">545.3</w:t>
+              <w:t xml:space="preserve">-1.6</w:t>
             </w:r>
           </w:p>
         </w:tc>
@@ -4565,7 +4565,7 @@
                 <w:szCs w:val="22"/>
                 <w:color w:val="000000"/>
               </w:rPr>
-              <w:t xml:space="preserve">33.5</w:t>
+              <w:t xml:space="preserve">6.6</w:t>
             </w:r>
           </w:p>
         </w:tc>
@@ -4618,14 +4618,14 @@
                 <w:szCs w:val="22"/>
                 <w:color w:val="000000"/>
               </w:rPr>
-              <w:t xml:space="preserve">0.00</w:t>
+              <w:t xml:space="preserve">0.91</w:t>
             </w:r>
           </w:p>
         </w:tc>
       </w:tr>
       <w:tr>
         <w:trPr>
-          <w:trHeight w:val="577" w:hRule="auto"/>
+          <w:trHeight w:val="619" w:hRule="auto"/>
         </w:trPr>
         body17
         <w:tc>
@@ -4677,7 +4677,7 @@
                 <w:szCs w:val="22"/>
                 <w:color w:val="000000"/>
               </w:rPr>
-              <w:t xml:space="preserve">Unif</w:t>
+              <w:t xml:space="preserve">Geom3 (mean: 21 bp)</w:t>
             </w:r>
           </w:p>
         </w:tc>
@@ -4730,7 +4730,7 @@
                 <w:szCs w:val="22"/>
                 <w:color w:val="000000"/>
               </w:rPr>
-              <w:t xml:space="preserve">BIC-selected</w:t>
+              <w:t xml:space="preserve">Geom</w:t>
             </w:r>
           </w:p>
         </w:tc>
@@ -4783,7 +4783,7 @@
                 <w:szCs w:val="22"/>
                 <w:color w:val="000000"/>
               </w:rPr>
-              <w:t xml:space="preserve">-4.9</w:t>
+              <w:t xml:space="preserve">-9.3</w:t>
             </w:r>
           </w:p>
         </w:tc>
@@ -4836,7 +4836,7 @@
                 <w:szCs w:val="22"/>
                 <w:color w:val="000000"/>
               </w:rPr>
-              <w:t xml:space="preserve">1.0</w:t>
+              <w:t xml:space="preserve">1.4</w:t>
             </w:r>
           </w:p>
         </w:tc>
@@ -4889,14 +4889,14 @@
                 <w:szCs w:val="22"/>
                 <w:color w:val="000000"/>
               </w:rPr>
-              <w:t xml:space="preserve">0.01</w:t>
+              <w:t xml:space="preserve">0.00</w:t>
             </w:r>
           </w:p>
         </w:tc>
       </w:tr>
       <w:tr>
         <w:trPr>
-          <w:trHeight w:val="575" w:hRule="auto"/>
+          <w:trHeight w:val="619" w:hRule="auto"/>
         </w:trPr>
         body18
         <w:tc>
@@ -4948,7 +4948,7 @@
                 <w:szCs w:val="22"/>
                 <w:color w:val="000000"/>
               </w:rPr>
-              <w:t xml:space="preserve">Unif</w:t>
+              <w:t xml:space="preserve">Geom3 (mean: 21 bp)</w:t>
             </w:r>
           </w:p>
         </w:tc>
@@ -5001,7 +5001,7 @@
                 <w:szCs w:val="22"/>
                 <w:color w:val="000000"/>
               </w:rPr>
-              <w:t xml:space="preserve">Mixture</w:t>
+              <w:t xml:space="preserve">Geom2</w:t>
             </w:r>
           </w:p>
         </w:tc>
@@ -5054,7 +5054,7 @@
                 <w:szCs w:val="22"/>
                 <w:color w:val="000000"/>
               </w:rPr>
-              <w:t xml:space="preserve">-10.2</w:t>
+              <w:t xml:space="preserve">-3.5</w:t>
             </w:r>
           </w:p>
         </w:tc>
@@ -5107,7 +5107,7 @@
                 <w:szCs w:val="22"/>
                 <w:color w:val="000000"/>
               </w:rPr>
-              <w:t xml:space="preserve">0.7</w:t>
+              <w:t xml:space="preserve">2.1</w:t>
             </w:r>
           </w:p>
         </w:tc>
@@ -5160,14 +5160,14 @@
                 <w:szCs w:val="22"/>
                 <w:color w:val="000000"/>
               </w:rPr>
-              <w:t xml:space="preserve">0.00</w:t>
+              <w:t xml:space="preserve">0.53</w:t>
             </w:r>
           </w:p>
         </w:tc>
       </w:tr>
       <w:tr>
         <w:trPr>
-          <w:trHeight w:val="577" w:hRule="auto"/>
+          <w:trHeight w:val="619" w:hRule="auto"/>
         </w:trPr>
         body19
         <w:tc>
@@ -5219,7 +5219,7 @@
                 <w:szCs w:val="22"/>
                 <w:color w:val="000000"/>
               </w:rPr>
-              <w:t xml:space="preserve">Unif</w:t>
+              <w:t xml:space="preserve">Geom3 (mean: 21 bp)</w:t>
             </w:r>
           </w:p>
         </w:tc>
@@ -5272,7 +5272,7 @@
                 <w:szCs w:val="22"/>
                 <w:color w:val="000000"/>
               </w:rPr>
-              <w:t xml:space="preserve">Geom</w:t>
+              <w:t xml:space="preserve">Mixture</w:t>
             </w:r>
           </w:p>
         </w:tc>
@@ -5325,7 +5325,7 @@
                 <w:szCs w:val="22"/>
                 <w:color w:val="000000"/>
               </w:rPr>
-              <w:t xml:space="preserve">-10.2</w:t>
+              <w:t xml:space="preserve">-9.6</w:t>
             </w:r>
           </w:p>
         </w:tc>
@@ -5378,7 +5378,7 @@
                 <w:szCs w:val="22"/>
                 <w:color w:val="000000"/>
               </w:rPr>
-              <w:t xml:space="preserve">0.7</w:t>
+              <w:t xml:space="preserve">1.5</w:t>
             </w:r>
           </w:p>
         </w:tc>
@@ -5438,12 +5438,5432 @@
       </w:tr>
       <w:tr>
         <w:trPr>
-          <w:trHeight w:val="577" w:hRule="auto"/>
+          <w:trHeight w:val="619" w:hRule="auto"/>
         </w:trPr>
         body20
         <w:tc>
           <w:tcPr>
             <w:tcBorders>
+              <w:bottom w:val="none" w:sz="0" w:space="0" w:color="000000"/>
+              <w:top w:val="none" w:sz="0" w:space="0" w:color="000000"/>
+              <w:left w:val="none" w:sz="0" w:space="0" w:color="000000"/>
+              <w:right w:val="none" w:sz="0" w:space="0" w:color="000000"/>
+            </w:tcBorders>
+            <w:shd w:val="clear" w:color="auto" w:fill="FFFFFF"/>
+            <w:tcMar>
+              <w:top w:w="0" w:type="dxa"/>
+              <w:bottom w:w="0" w:type="dxa"/>
+              <w:left w:w="0" w:type="dxa"/>
+              <w:right w:w="0" w:type="dxa"/>
+            </w:tcMar>
+            <w:vAlign w:val="center"/>
+          </w:tcPr>
+          <w:p>
+            <w:pPr>
+              <w:pStyle w:val="Normal"/>
+              <w:jc w:val="left"/>
+              <w:pBdr>
+                <w:bottom w:val="none" w:sz="0" w:space="0" w:color="000000"/>
+                <w:top w:val="none" w:sz="0" w:space="0" w:color="000000"/>
+                <w:left w:val="none" w:sz="0" w:space="0" w:color="000000"/>
+                <w:right w:val="none" w:sz="0" w:space="0" w:color="000000"/>
+              </w:pBdr>
+              <w:spacing w:after="100" w:before="100" w:line="240"/>
+              <w:ind w:left="100" w:right="100" w:firstLine="0" w:firstLineChars="0"/>
+              <w:rPr>
+                <w:rFonts w:ascii="Helvetica" w:hAnsi="Helvetica" w:eastAsia="Helvetica" w:cs="Helvetica"/>
+                <w:i w:val="false"/>
+                <w:b w:val="false"/>
+                <w:u w:val="none"/>
+                <w:sz w:val="22"/>
+                <w:szCs w:val="22"/>
+                <w:color w:val="000000"/>
+              </w:rPr>
+            </w:pPr>
+            <w:r>
+              <w:rPr>
+                <w:rFonts w:ascii="Helvetica" w:hAnsi="Helvetica" w:eastAsia="Helvetica" w:cs="Helvetica"/>
+                <w:i w:val="false"/>
+                <w:b w:val="false"/>
+                <w:u w:val="none"/>
+                <w:sz w:val="22"/>
+                <w:szCs w:val="22"/>
+                <w:color w:val="000000"/>
+              </w:rPr>
+              <w:t xml:space="preserve">Geom3 (mean: 21 bp)</w:t>
+            </w:r>
+          </w:p>
+        </w:tc>
+        <w:tc>
+          <w:tcPr>
+            <w:tcBorders>
+              <w:bottom w:val="none" w:sz="0" w:space="0" w:color="000000"/>
+              <w:top w:val="none" w:sz="0" w:space="0" w:color="000000"/>
+              <w:left w:val="none" w:sz="0" w:space="0" w:color="000000"/>
+              <w:right w:val="none" w:sz="0" w:space="0" w:color="000000"/>
+            </w:tcBorders>
+            <w:shd w:val="clear" w:color="auto" w:fill="FFFFFF"/>
+            <w:tcMar>
+              <w:top w:w="0" w:type="dxa"/>
+              <w:bottom w:w="0" w:type="dxa"/>
+              <w:left w:w="0" w:type="dxa"/>
+              <w:right w:w="0" w:type="dxa"/>
+            </w:tcMar>
+            <w:vAlign w:val="center"/>
+          </w:tcPr>
+          <w:p>
+            <w:pPr>
+              <w:pStyle w:val="Normal"/>
+              <w:jc w:val="left"/>
+              <w:pBdr>
+                <w:bottom w:val="none" w:sz="0" w:space="0" w:color="000000"/>
+                <w:top w:val="none" w:sz="0" w:space="0" w:color="000000"/>
+                <w:left w:val="none" w:sz="0" w:space="0" w:color="000000"/>
+                <w:right w:val="none" w:sz="0" w:space="0" w:color="000000"/>
+              </w:pBdr>
+              <w:spacing w:after="100" w:before="100" w:line="240"/>
+              <w:ind w:left="100" w:right="100" w:firstLine="0" w:firstLineChars="0"/>
+              <w:rPr>
+                <w:rFonts w:ascii="Helvetica" w:hAnsi="Helvetica" w:eastAsia="Helvetica" w:cs="Helvetica"/>
+                <w:i w:val="false"/>
+                <w:b w:val="false"/>
+                <w:u w:val="none"/>
+                <w:sz w:val="22"/>
+                <w:szCs w:val="22"/>
+                <w:color w:val="000000"/>
+              </w:rPr>
+            </w:pPr>
+            <w:r>
+              <w:rPr>
+                <w:rFonts w:ascii="Helvetica" w:hAnsi="Helvetica" w:eastAsia="Helvetica" w:cs="Helvetica"/>
+                <w:i w:val="false"/>
+                <w:b w:val="false"/>
+                <w:u w:val="none"/>
+                <w:sz w:val="22"/>
+                <w:szCs w:val="22"/>
+                <w:color w:val="000000"/>
+              </w:rPr>
+              <w:t xml:space="preserve">BIC-selected</w:t>
+            </w:r>
+          </w:p>
+        </w:tc>
+        <w:tc>
+          <w:tcPr>
+            <w:tcBorders>
+              <w:bottom w:val="none" w:sz="0" w:space="0" w:color="000000"/>
+              <w:top w:val="none" w:sz="0" w:space="0" w:color="000000"/>
+              <w:left w:val="none" w:sz="0" w:space="0" w:color="000000"/>
+              <w:right w:val="none" w:sz="0" w:space="0" w:color="000000"/>
+            </w:tcBorders>
+            <w:shd w:val="clear" w:color="auto" w:fill="FFFFFF"/>
+            <w:tcMar>
+              <w:top w:w="0" w:type="dxa"/>
+              <w:bottom w:w="0" w:type="dxa"/>
+              <w:left w:w="0" w:type="dxa"/>
+              <w:right w:w="0" w:type="dxa"/>
+            </w:tcMar>
+            <w:vAlign w:val="center"/>
+          </w:tcPr>
+          <w:p>
+            <w:pPr>
+              <w:pStyle w:val="Normal"/>
+              <w:jc w:val="right"/>
+              <w:pBdr>
+                <w:bottom w:val="none" w:sz="0" w:space="0" w:color="000000"/>
+                <w:top w:val="none" w:sz="0" w:space="0" w:color="000000"/>
+                <w:left w:val="none" w:sz="0" w:space="0" w:color="000000"/>
+                <w:right w:val="none" w:sz="0" w:space="0" w:color="000000"/>
+              </w:pBdr>
+              <w:spacing w:after="100" w:before="100" w:line="240"/>
+              <w:ind w:left="100" w:right="100" w:firstLine="0" w:firstLineChars="0"/>
+              <w:rPr>
+                <w:rFonts w:ascii="Helvetica" w:hAnsi="Helvetica" w:eastAsia="Helvetica" w:cs="Helvetica"/>
+                <w:i w:val="false"/>
+                <w:b w:val="false"/>
+                <w:u w:val="none"/>
+                <w:sz w:val="22"/>
+                <w:szCs w:val="22"/>
+                <w:color w:val="000000"/>
+              </w:rPr>
+            </w:pPr>
+            <w:r>
+              <w:rPr>
+                <w:rFonts w:ascii="Helvetica" w:hAnsi="Helvetica" w:eastAsia="Helvetica" w:cs="Helvetica"/>
+                <w:i w:val="false"/>
+                <w:b w:val="false"/>
+                <w:u w:val="none"/>
+                <w:sz w:val="22"/>
+                <w:szCs w:val="22"/>
+                <w:color w:val="000000"/>
+              </w:rPr>
+              <w:t xml:space="preserve">-4.2</w:t>
+            </w:r>
+          </w:p>
+        </w:tc>
+        <w:tc>
+          <w:tcPr>
+            <w:tcBorders>
+              <w:bottom w:val="none" w:sz="0" w:space="0" w:color="000000"/>
+              <w:top w:val="none" w:sz="0" w:space="0" w:color="000000"/>
+              <w:left w:val="none" w:sz="0" w:space="0" w:color="000000"/>
+              <w:right w:val="none" w:sz="0" w:space="0" w:color="000000"/>
+            </w:tcBorders>
+            <w:shd w:val="clear" w:color="auto" w:fill="FFFFFF"/>
+            <w:tcMar>
+              <w:top w:w="0" w:type="dxa"/>
+              <w:bottom w:w="0" w:type="dxa"/>
+              <w:left w:w="0" w:type="dxa"/>
+              <w:right w:w="0" w:type="dxa"/>
+            </w:tcMar>
+            <w:vAlign w:val="center"/>
+          </w:tcPr>
+          <w:p>
+            <w:pPr>
+              <w:pStyle w:val="Normal"/>
+              <w:jc w:val="right"/>
+              <w:pBdr>
+                <w:bottom w:val="none" w:sz="0" w:space="0" w:color="000000"/>
+                <w:top w:val="none" w:sz="0" w:space="0" w:color="000000"/>
+                <w:left w:val="none" w:sz="0" w:space="0" w:color="000000"/>
+                <w:right w:val="none" w:sz="0" w:space="0" w:color="000000"/>
+              </w:pBdr>
+              <w:spacing w:after="100" w:before="100" w:line="240"/>
+              <w:ind w:left="100" w:right="100" w:firstLine="0" w:firstLineChars="0"/>
+              <w:rPr>
+                <w:rFonts w:ascii="Helvetica" w:hAnsi="Helvetica" w:eastAsia="Helvetica" w:cs="Helvetica"/>
+                <w:i w:val="false"/>
+                <w:b w:val="false"/>
+                <w:u w:val="none"/>
+                <w:sz w:val="22"/>
+                <w:szCs w:val="22"/>
+                <w:color w:val="000000"/>
+              </w:rPr>
+            </w:pPr>
+            <w:r>
+              <w:rPr>
+                <w:rFonts w:ascii="Helvetica" w:hAnsi="Helvetica" w:eastAsia="Helvetica" w:cs="Helvetica"/>
+                <w:i w:val="false"/>
+                <w:b w:val="false"/>
+                <w:u w:val="none"/>
+                <w:sz w:val="22"/>
+                <w:szCs w:val="22"/>
+                <w:color w:val="000000"/>
+              </w:rPr>
+              <w:t xml:space="preserve">2.7</w:t>
+            </w:r>
+          </w:p>
+        </w:tc>
+        <w:tc>
+          <w:tcPr>
+            <w:tcBorders>
+              <w:bottom w:val="none" w:sz="0" w:space="0" w:color="000000"/>
+              <w:top w:val="none" w:sz="0" w:space="0" w:color="000000"/>
+              <w:left w:val="none" w:sz="0" w:space="0" w:color="000000"/>
+              <w:right w:val="none" w:sz="0" w:space="0" w:color="000000"/>
+            </w:tcBorders>
+            <w:shd w:val="clear" w:color="auto" w:fill="FFFFFF"/>
+            <w:tcMar>
+              <w:top w:w="0" w:type="dxa"/>
+              <w:bottom w:w="0" w:type="dxa"/>
+              <w:left w:w="0" w:type="dxa"/>
+              <w:right w:w="0" w:type="dxa"/>
+            </w:tcMar>
+            <w:vAlign w:val="center"/>
+          </w:tcPr>
+          <w:p>
+            <w:pPr>
+              <w:pStyle w:val="Normal"/>
+              <w:jc w:val="right"/>
+              <w:pBdr>
+                <w:bottom w:val="none" w:sz="0" w:space="0" w:color="000000"/>
+                <w:top w:val="none" w:sz="0" w:space="0" w:color="000000"/>
+                <w:left w:val="none" w:sz="0" w:space="0" w:color="000000"/>
+                <w:right w:val="none" w:sz="0" w:space="0" w:color="000000"/>
+              </w:pBdr>
+              <w:spacing w:after="100" w:before="100" w:line="240"/>
+              <w:ind w:left="100" w:right="100" w:firstLine="0" w:firstLineChars="0"/>
+              <w:rPr>
+                <w:rFonts w:ascii="Helvetica" w:hAnsi="Helvetica" w:eastAsia="Helvetica" w:cs="Helvetica"/>
+                <w:i w:val="false"/>
+                <w:b w:val="false"/>
+                <w:u w:val="none"/>
+                <w:sz w:val="22"/>
+                <w:szCs w:val="22"/>
+                <w:color w:val="000000"/>
+              </w:rPr>
+            </w:pPr>
+            <w:r>
+              <w:rPr>
+                <w:rFonts w:ascii="Helvetica" w:hAnsi="Helvetica" w:eastAsia="Helvetica" w:cs="Helvetica"/>
+                <w:i w:val="false"/>
+                <w:b w:val="false"/>
+                <w:u w:val="none"/>
+                <w:sz w:val="22"/>
+                <w:szCs w:val="22"/>
+                <w:color w:val="000000"/>
+              </w:rPr>
+              <w:t xml:space="preserve">0.46</w:t>
+            </w:r>
+          </w:p>
+        </w:tc>
+      </w:tr>
+      <w:tr>
+        <w:trPr>
+          <w:trHeight w:val="619" w:hRule="auto"/>
+        </w:trPr>
+        body21
+        <w:tc>
+          <w:tcPr>
+            <w:tcBorders>
+              <w:bottom w:val="none" w:sz="0" w:space="0" w:color="000000"/>
+              <w:top w:val="none" w:sz="0" w:space="0" w:color="000000"/>
+              <w:left w:val="none" w:sz="0" w:space="0" w:color="000000"/>
+              <w:right w:val="none" w:sz="0" w:space="0" w:color="000000"/>
+            </w:tcBorders>
+            <w:shd w:val="clear" w:color="auto" w:fill="FFFFFF"/>
+            <w:tcMar>
+              <w:top w:w="0" w:type="dxa"/>
+              <w:bottom w:w="0" w:type="dxa"/>
+              <w:left w:w="0" w:type="dxa"/>
+              <w:right w:w="0" w:type="dxa"/>
+            </w:tcMar>
+            <w:vAlign w:val="center"/>
+          </w:tcPr>
+          <w:p>
+            <w:pPr>
+              <w:pStyle w:val="Normal"/>
+              <w:jc w:val="left"/>
+              <w:pBdr>
+                <w:bottom w:val="none" w:sz="0" w:space="0" w:color="000000"/>
+                <w:top w:val="none" w:sz="0" w:space="0" w:color="000000"/>
+                <w:left w:val="none" w:sz="0" w:space="0" w:color="000000"/>
+                <w:right w:val="none" w:sz="0" w:space="0" w:color="000000"/>
+              </w:pBdr>
+              <w:spacing w:after="100" w:before="100" w:line="240"/>
+              <w:ind w:left="100" w:right="100" w:firstLine="0" w:firstLineChars="0"/>
+              <w:rPr>
+                <w:rFonts w:ascii="Helvetica" w:hAnsi="Helvetica" w:eastAsia="Helvetica" w:cs="Helvetica"/>
+                <w:i w:val="false"/>
+                <w:b w:val="false"/>
+                <w:u w:val="none"/>
+                <w:sz w:val="22"/>
+                <w:szCs w:val="22"/>
+                <w:color w:val="000000"/>
+              </w:rPr>
+            </w:pPr>
+            <w:r>
+              <w:rPr>
+                <w:rFonts w:ascii="Helvetica" w:hAnsi="Helvetica" w:eastAsia="Helvetica" w:cs="Helvetica"/>
+                <w:i w:val="false"/>
+                <w:b w:val="false"/>
+                <w:u w:val="none"/>
+                <w:sz w:val="22"/>
+                <w:szCs w:val="22"/>
+                <w:color w:val="000000"/>
+              </w:rPr>
+              <w:t xml:space="preserve">Geom3 (mean: 100 bp)</w:t>
+            </w:r>
+          </w:p>
+        </w:tc>
+        <w:tc>
+          <w:tcPr>
+            <w:tcBorders>
+              <w:bottom w:val="none" w:sz="0" w:space="0" w:color="000000"/>
+              <w:top w:val="none" w:sz="0" w:space="0" w:color="000000"/>
+              <w:left w:val="none" w:sz="0" w:space="0" w:color="000000"/>
+              <w:right w:val="none" w:sz="0" w:space="0" w:color="000000"/>
+            </w:tcBorders>
+            <w:shd w:val="clear" w:color="auto" w:fill="FFFFFF"/>
+            <w:tcMar>
+              <w:top w:w="0" w:type="dxa"/>
+              <w:bottom w:w="0" w:type="dxa"/>
+              <w:left w:w="0" w:type="dxa"/>
+              <w:right w:w="0" w:type="dxa"/>
+            </w:tcMar>
+            <w:vAlign w:val="center"/>
+          </w:tcPr>
+          <w:p>
+            <w:pPr>
+              <w:pStyle w:val="Normal"/>
+              <w:jc w:val="left"/>
+              <w:pBdr>
+                <w:bottom w:val="none" w:sz="0" w:space="0" w:color="000000"/>
+                <w:top w:val="none" w:sz="0" w:space="0" w:color="000000"/>
+                <w:left w:val="none" w:sz="0" w:space="0" w:color="000000"/>
+                <w:right w:val="none" w:sz="0" w:space="0" w:color="000000"/>
+              </w:pBdr>
+              <w:spacing w:after="100" w:before="100" w:line="240"/>
+              <w:ind w:left="100" w:right="100" w:firstLine="0" w:firstLineChars="0"/>
+              <w:rPr>
+                <w:rFonts w:ascii="Helvetica" w:hAnsi="Helvetica" w:eastAsia="Helvetica" w:cs="Helvetica"/>
+                <w:i w:val="false"/>
+                <w:b w:val="false"/>
+                <w:u w:val="none"/>
+                <w:sz w:val="22"/>
+                <w:szCs w:val="22"/>
+                <w:color w:val="000000"/>
+              </w:rPr>
+            </w:pPr>
+            <w:r>
+              <w:rPr>
+                <w:rFonts w:ascii="Helvetica" w:hAnsi="Helvetica" w:eastAsia="Helvetica" w:cs="Helvetica"/>
+                <w:i w:val="false"/>
+                <w:b w:val="false"/>
+                <w:u w:val="none"/>
+                <w:sz w:val="22"/>
+                <w:szCs w:val="22"/>
+                <w:color w:val="000000"/>
+              </w:rPr>
+              <w:t xml:space="preserve">Geom</w:t>
+            </w:r>
+          </w:p>
+        </w:tc>
+        <w:tc>
+          <w:tcPr>
+            <w:tcBorders>
+              <w:bottom w:val="none" w:sz="0" w:space="0" w:color="000000"/>
+              <w:top w:val="none" w:sz="0" w:space="0" w:color="000000"/>
+              <w:left w:val="none" w:sz="0" w:space="0" w:color="000000"/>
+              <w:right w:val="none" w:sz="0" w:space="0" w:color="000000"/>
+            </w:tcBorders>
+            <w:shd w:val="clear" w:color="auto" w:fill="FFFFFF"/>
+            <w:tcMar>
+              <w:top w:w="0" w:type="dxa"/>
+              <w:bottom w:w="0" w:type="dxa"/>
+              <w:left w:w="0" w:type="dxa"/>
+              <w:right w:w="0" w:type="dxa"/>
+            </w:tcMar>
+            <w:vAlign w:val="center"/>
+          </w:tcPr>
+          <w:p>
+            <w:pPr>
+              <w:pStyle w:val="Normal"/>
+              <w:jc w:val="right"/>
+              <w:pBdr>
+                <w:bottom w:val="none" w:sz="0" w:space="0" w:color="000000"/>
+                <w:top w:val="none" w:sz="0" w:space="0" w:color="000000"/>
+                <w:left w:val="none" w:sz="0" w:space="0" w:color="000000"/>
+                <w:right w:val="none" w:sz="0" w:space="0" w:color="000000"/>
+              </w:pBdr>
+              <w:spacing w:after="100" w:before="100" w:line="240"/>
+              <w:ind w:left="100" w:right="100" w:firstLine="0" w:firstLineChars="0"/>
+              <w:rPr>
+                <w:rFonts w:ascii="Helvetica" w:hAnsi="Helvetica" w:eastAsia="Helvetica" w:cs="Helvetica"/>
+                <w:i w:val="false"/>
+                <w:b w:val="false"/>
+                <w:u w:val="none"/>
+                <w:sz w:val="22"/>
+                <w:szCs w:val="22"/>
+                <w:color w:val="000000"/>
+              </w:rPr>
+            </w:pPr>
+            <w:r>
+              <w:rPr>
+                <w:rFonts w:ascii="Helvetica" w:hAnsi="Helvetica" w:eastAsia="Helvetica" w:cs="Helvetica"/>
+                <w:i w:val="false"/>
+                <w:b w:val="false"/>
+                <w:u w:val="none"/>
+                <w:sz w:val="22"/>
+                <w:szCs w:val="22"/>
+                <w:color w:val="000000"/>
+              </w:rPr>
+              <w:t xml:space="preserve">-43.9</w:t>
+            </w:r>
+          </w:p>
+        </w:tc>
+        <w:tc>
+          <w:tcPr>
+            <w:tcBorders>
+              <w:bottom w:val="none" w:sz="0" w:space="0" w:color="000000"/>
+              <w:top w:val="none" w:sz="0" w:space="0" w:color="000000"/>
+              <w:left w:val="none" w:sz="0" w:space="0" w:color="000000"/>
+              <w:right w:val="none" w:sz="0" w:space="0" w:color="000000"/>
+            </w:tcBorders>
+            <w:shd w:val="clear" w:color="auto" w:fill="FFFFFF"/>
+            <w:tcMar>
+              <w:top w:w="0" w:type="dxa"/>
+              <w:bottom w:w="0" w:type="dxa"/>
+              <w:left w:w="0" w:type="dxa"/>
+              <w:right w:w="0" w:type="dxa"/>
+            </w:tcMar>
+            <w:vAlign w:val="center"/>
+          </w:tcPr>
+          <w:p>
+            <w:pPr>
+              <w:pStyle w:val="Normal"/>
+              <w:jc w:val="right"/>
+              <w:pBdr>
+                <w:bottom w:val="none" w:sz="0" w:space="0" w:color="000000"/>
+                <w:top w:val="none" w:sz="0" w:space="0" w:color="000000"/>
+                <w:left w:val="none" w:sz="0" w:space="0" w:color="000000"/>
+                <w:right w:val="none" w:sz="0" w:space="0" w:color="000000"/>
+              </w:pBdr>
+              <w:spacing w:after="100" w:before="100" w:line="240"/>
+              <w:ind w:left="100" w:right="100" w:firstLine="0" w:firstLineChars="0"/>
+              <w:rPr>
+                <w:rFonts w:ascii="Helvetica" w:hAnsi="Helvetica" w:eastAsia="Helvetica" w:cs="Helvetica"/>
+                <w:i w:val="false"/>
+                <w:b w:val="false"/>
+                <w:u w:val="none"/>
+                <w:sz w:val="22"/>
+                <w:szCs w:val="22"/>
+                <w:color w:val="000000"/>
+              </w:rPr>
+            </w:pPr>
+            <w:r>
+              <w:rPr>
+                <w:rFonts w:ascii="Helvetica" w:hAnsi="Helvetica" w:eastAsia="Helvetica" w:cs="Helvetica"/>
+                <w:i w:val="false"/>
+                <w:b w:val="false"/>
+                <w:u w:val="none"/>
+                <w:sz w:val="22"/>
+                <w:szCs w:val="22"/>
+                <w:color w:val="000000"/>
+              </w:rPr>
+              <w:t xml:space="preserve">1.6</w:t>
+            </w:r>
+          </w:p>
+        </w:tc>
+        <w:tc>
+          <w:tcPr>
+            <w:tcBorders>
+              <w:bottom w:val="none" w:sz="0" w:space="0" w:color="000000"/>
+              <w:top w:val="none" w:sz="0" w:space="0" w:color="000000"/>
+              <w:left w:val="none" w:sz="0" w:space="0" w:color="000000"/>
+              <w:right w:val="none" w:sz="0" w:space="0" w:color="000000"/>
+            </w:tcBorders>
+            <w:shd w:val="clear" w:color="auto" w:fill="FFFFFF"/>
+            <w:tcMar>
+              <w:top w:w="0" w:type="dxa"/>
+              <w:bottom w:w="0" w:type="dxa"/>
+              <w:left w:w="0" w:type="dxa"/>
+              <w:right w:w="0" w:type="dxa"/>
+            </w:tcMar>
+            <w:vAlign w:val="center"/>
+          </w:tcPr>
+          <w:p>
+            <w:pPr>
+              <w:pStyle w:val="Normal"/>
+              <w:jc w:val="right"/>
+              <w:pBdr>
+                <w:bottom w:val="none" w:sz="0" w:space="0" w:color="000000"/>
+                <w:top w:val="none" w:sz="0" w:space="0" w:color="000000"/>
+                <w:left w:val="none" w:sz="0" w:space="0" w:color="000000"/>
+                <w:right w:val="none" w:sz="0" w:space="0" w:color="000000"/>
+              </w:pBdr>
+              <w:spacing w:after="100" w:before="100" w:line="240"/>
+              <w:ind w:left="100" w:right="100" w:firstLine="0" w:firstLineChars="0"/>
+              <w:rPr>
+                <w:rFonts w:ascii="Helvetica" w:hAnsi="Helvetica" w:eastAsia="Helvetica" w:cs="Helvetica"/>
+                <w:i w:val="false"/>
+                <w:b w:val="false"/>
+                <w:u w:val="none"/>
+                <w:sz w:val="22"/>
+                <w:szCs w:val="22"/>
+                <w:color w:val="000000"/>
+              </w:rPr>
+            </w:pPr>
+            <w:r>
+              <w:rPr>
+                <w:rFonts w:ascii="Helvetica" w:hAnsi="Helvetica" w:eastAsia="Helvetica" w:cs="Helvetica"/>
+                <w:i w:val="false"/>
+                <w:b w:val="false"/>
+                <w:u w:val="none"/>
+                <w:sz w:val="22"/>
+                <w:szCs w:val="22"/>
+                <w:color w:val="000000"/>
+              </w:rPr>
+              <w:t xml:space="preserve">0.00</w:t>
+            </w:r>
+          </w:p>
+        </w:tc>
+      </w:tr>
+      <w:tr>
+        <w:trPr>
+          <w:trHeight w:val="619" w:hRule="auto"/>
+        </w:trPr>
+        body22
+        <w:tc>
+          <w:tcPr>
+            <w:tcBorders>
+              <w:bottom w:val="none" w:sz="0" w:space="0" w:color="000000"/>
+              <w:top w:val="none" w:sz="0" w:space="0" w:color="000000"/>
+              <w:left w:val="none" w:sz="0" w:space="0" w:color="000000"/>
+              <w:right w:val="none" w:sz="0" w:space="0" w:color="000000"/>
+            </w:tcBorders>
+            <w:shd w:val="clear" w:color="auto" w:fill="FFFFFF"/>
+            <w:tcMar>
+              <w:top w:w="0" w:type="dxa"/>
+              <w:bottom w:w="0" w:type="dxa"/>
+              <w:left w:w="0" w:type="dxa"/>
+              <w:right w:w="0" w:type="dxa"/>
+            </w:tcMar>
+            <w:vAlign w:val="center"/>
+          </w:tcPr>
+          <w:p>
+            <w:pPr>
+              <w:pStyle w:val="Normal"/>
+              <w:jc w:val="left"/>
+              <w:pBdr>
+                <w:bottom w:val="none" w:sz="0" w:space="0" w:color="000000"/>
+                <w:top w:val="none" w:sz="0" w:space="0" w:color="000000"/>
+                <w:left w:val="none" w:sz="0" w:space="0" w:color="000000"/>
+                <w:right w:val="none" w:sz="0" w:space="0" w:color="000000"/>
+              </w:pBdr>
+              <w:spacing w:after="100" w:before="100" w:line="240"/>
+              <w:ind w:left="100" w:right="100" w:firstLine="0" w:firstLineChars="0"/>
+              <w:rPr>
+                <w:rFonts w:ascii="Helvetica" w:hAnsi="Helvetica" w:eastAsia="Helvetica" w:cs="Helvetica"/>
+                <w:i w:val="false"/>
+                <w:b w:val="false"/>
+                <w:u w:val="none"/>
+                <w:sz w:val="22"/>
+                <w:szCs w:val="22"/>
+                <w:color w:val="000000"/>
+              </w:rPr>
+            </w:pPr>
+            <w:r>
+              <w:rPr>
+                <w:rFonts w:ascii="Helvetica" w:hAnsi="Helvetica" w:eastAsia="Helvetica" w:cs="Helvetica"/>
+                <w:i w:val="false"/>
+                <w:b w:val="false"/>
+                <w:u w:val="none"/>
+                <w:sz w:val="22"/>
+                <w:szCs w:val="22"/>
+                <w:color w:val="000000"/>
+              </w:rPr>
+              <w:t xml:space="preserve">Geom3 (mean: 100 bp)</w:t>
+            </w:r>
+          </w:p>
+        </w:tc>
+        <w:tc>
+          <w:tcPr>
+            <w:tcBorders>
+              <w:bottom w:val="none" w:sz="0" w:space="0" w:color="000000"/>
+              <w:top w:val="none" w:sz="0" w:space="0" w:color="000000"/>
+              <w:left w:val="none" w:sz="0" w:space="0" w:color="000000"/>
+              <w:right w:val="none" w:sz="0" w:space="0" w:color="000000"/>
+            </w:tcBorders>
+            <w:shd w:val="clear" w:color="auto" w:fill="FFFFFF"/>
+            <w:tcMar>
+              <w:top w:w="0" w:type="dxa"/>
+              <w:bottom w:w="0" w:type="dxa"/>
+              <w:left w:w="0" w:type="dxa"/>
+              <w:right w:w="0" w:type="dxa"/>
+            </w:tcMar>
+            <w:vAlign w:val="center"/>
+          </w:tcPr>
+          <w:p>
+            <w:pPr>
+              <w:pStyle w:val="Normal"/>
+              <w:jc w:val="left"/>
+              <w:pBdr>
+                <w:bottom w:val="none" w:sz="0" w:space="0" w:color="000000"/>
+                <w:top w:val="none" w:sz="0" w:space="0" w:color="000000"/>
+                <w:left w:val="none" w:sz="0" w:space="0" w:color="000000"/>
+                <w:right w:val="none" w:sz="0" w:space="0" w:color="000000"/>
+              </w:pBdr>
+              <w:spacing w:after="100" w:before="100" w:line="240"/>
+              <w:ind w:left="100" w:right="100" w:firstLine="0" w:firstLineChars="0"/>
+              <w:rPr>
+                <w:rFonts w:ascii="Helvetica" w:hAnsi="Helvetica" w:eastAsia="Helvetica" w:cs="Helvetica"/>
+                <w:i w:val="false"/>
+                <w:b w:val="false"/>
+                <w:u w:val="none"/>
+                <w:sz w:val="22"/>
+                <w:szCs w:val="22"/>
+                <w:color w:val="000000"/>
+              </w:rPr>
+            </w:pPr>
+            <w:r>
+              <w:rPr>
+                <w:rFonts w:ascii="Helvetica" w:hAnsi="Helvetica" w:eastAsia="Helvetica" w:cs="Helvetica"/>
+                <w:i w:val="false"/>
+                <w:b w:val="false"/>
+                <w:u w:val="none"/>
+                <w:sz w:val="22"/>
+                <w:szCs w:val="22"/>
+                <w:color w:val="000000"/>
+              </w:rPr>
+              <w:t xml:space="preserve">Geom2</w:t>
+            </w:r>
+          </w:p>
+        </w:tc>
+        <w:tc>
+          <w:tcPr>
+            <w:tcBorders>
+              <w:bottom w:val="none" w:sz="0" w:space="0" w:color="000000"/>
+              <w:top w:val="none" w:sz="0" w:space="0" w:color="000000"/>
+              <w:left w:val="none" w:sz="0" w:space="0" w:color="000000"/>
+              <w:right w:val="none" w:sz="0" w:space="0" w:color="000000"/>
+            </w:tcBorders>
+            <w:shd w:val="clear" w:color="auto" w:fill="FFFFFF"/>
+            <w:tcMar>
+              <w:top w:w="0" w:type="dxa"/>
+              <w:bottom w:w="0" w:type="dxa"/>
+              <w:left w:w="0" w:type="dxa"/>
+              <w:right w:w="0" w:type="dxa"/>
+            </w:tcMar>
+            <w:vAlign w:val="center"/>
+          </w:tcPr>
+          <w:p>
+            <w:pPr>
+              <w:pStyle w:val="Normal"/>
+              <w:jc w:val="right"/>
+              <w:pBdr>
+                <w:bottom w:val="none" w:sz="0" w:space="0" w:color="000000"/>
+                <w:top w:val="none" w:sz="0" w:space="0" w:color="000000"/>
+                <w:left w:val="none" w:sz="0" w:space="0" w:color="000000"/>
+                <w:right w:val="none" w:sz="0" w:space="0" w:color="000000"/>
+              </w:pBdr>
+              <w:spacing w:after="100" w:before="100" w:line="240"/>
+              <w:ind w:left="100" w:right="100" w:firstLine="0" w:firstLineChars="0"/>
+              <w:rPr>
+                <w:rFonts w:ascii="Helvetica" w:hAnsi="Helvetica" w:eastAsia="Helvetica" w:cs="Helvetica"/>
+                <w:i w:val="false"/>
+                <w:b w:val="false"/>
+                <w:u w:val="none"/>
+                <w:sz w:val="22"/>
+                <w:szCs w:val="22"/>
+                <w:color w:val="000000"/>
+              </w:rPr>
+            </w:pPr>
+            <w:r>
+              <w:rPr>
+                <w:rFonts w:ascii="Helvetica" w:hAnsi="Helvetica" w:eastAsia="Helvetica" w:cs="Helvetica"/>
+                <w:i w:val="false"/>
+                <w:b w:val="false"/>
+                <w:u w:val="none"/>
+                <w:sz w:val="22"/>
+                <w:szCs w:val="22"/>
+                <w:color w:val="000000"/>
+              </w:rPr>
+              <w:t xml:space="preserve">-16.5</w:t>
+            </w:r>
+          </w:p>
+        </w:tc>
+        <w:tc>
+          <w:tcPr>
+            <w:tcBorders>
+              <w:bottom w:val="none" w:sz="0" w:space="0" w:color="000000"/>
+              <w:top w:val="none" w:sz="0" w:space="0" w:color="000000"/>
+              <w:left w:val="none" w:sz="0" w:space="0" w:color="000000"/>
+              <w:right w:val="none" w:sz="0" w:space="0" w:color="000000"/>
+            </w:tcBorders>
+            <w:shd w:val="clear" w:color="auto" w:fill="FFFFFF"/>
+            <w:tcMar>
+              <w:top w:w="0" w:type="dxa"/>
+              <w:bottom w:w="0" w:type="dxa"/>
+              <w:left w:w="0" w:type="dxa"/>
+              <w:right w:w="0" w:type="dxa"/>
+            </w:tcMar>
+            <w:vAlign w:val="center"/>
+          </w:tcPr>
+          <w:p>
+            <w:pPr>
+              <w:pStyle w:val="Normal"/>
+              <w:jc w:val="right"/>
+              <w:pBdr>
+                <w:bottom w:val="none" w:sz="0" w:space="0" w:color="000000"/>
+                <w:top w:val="none" w:sz="0" w:space="0" w:color="000000"/>
+                <w:left w:val="none" w:sz="0" w:space="0" w:color="000000"/>
+                <w:right w:val="none" w:sz="0" w:space="0" w:color="000000"/>
+              </w:pBdr>
+              <w:spacing w:after="100" w:before="100" w:line="240"/>
+              <w:ind w:left="100" w:right="100" w:firstLine="0" w:firstLineChars="0"/>
+              <w:rPr>
+                <w:rFonts w:ascii="Helvetica" w:hAnsi="Helvetica" w:eastAsia="Helvetica" w:cs="Helvetica"/>
+                <w:i w:val="false"/>
+                <w:b w:val="false"/>
+                <w:u w:val="none"/>
+                <w:sz w:val="22"/>
+                <w:szCs w:val="22"/>
+                <w:color w:val="000000"/>
+              </w:rPr>
+            </w:pPr>
+            <w:r>
+              <w:rPr>
+                <w:rFonts w:ascii="Helvetica" w:hAnsi="Helvetica" w:eastAsia="Helvetica" w:cs="Helvetica"/>
+                <w:i w:val="false"/>
+                <w:b w:val="false"/>
+                <w:u w:val="none"/>
+                <w:sz w:val="22"/>
+                <w:szCs w:val="22"/>
+                <w:color w:val="000000"/>
+              </w:rPr>
+              <w:t xml:space="preserve">2.4</w:t>
+            </w:r>
+          </w:p>
+        </w:tc>
+        <w:tc>
+          <w:tcPr>
+            <w:tcBorders>
+              <w:bottom w:val="none" w:sz="0" w:space="0" w:color="000000"/>
+              <w:top w:val="none" w:sz="0" w:space="0" w:color="000000"/>
+              <w:left w:val="none" w:sz="0" w:space="0" w:color="000000"/>
+              <w:right w:val="none" w:sz="0" w:space="0" w:color="000000"/>
+            </w:tcBorders>
+            <w:shd w:val="clear" w:color="auto" w:fill="FFFFFF"/>
+            <w:tcMar>
+              <w:top w:w="0" w:type="dxa"/>
+              <w:bottom w:w="0" w:type="dxa"/>
+              <w:left w:w="0" w:type="dxa"/>
+              <w:right w:w="0" w:type="dxa"/>
+            </w:tcMar>
+            <w:vAlign w:val="center"/>
+          </w:tcPr>
+          <w:p>
+            <w:pPr>
+              <w:pStyle w:val="Normal"/>
+              <w:jc w:val="right"/>
+              <w:pBdr>
+                <w:bottom w:val="none" w:sz="0" w:space="0" w:color="000000"/>
+                <w:top w:val="none" w:sz="0" w:space="0" w:color="000000"/>
+                <w:left w:val="none" w:sz="0" w:space="0" w:color="000000"/>
+                <w:right w:val="none" w:sz="0" w:space="0" w:color="000000"/>
+              </w:pBdr>
+              <w:spacing w:after="100" w:before="100" w:line="240"/>
+              <w:ind w:left="100" w:right="100" w:firstLine="0" w:firstLineChars="0"/>
+              <w:rPr>
+                <w:rFonts w:ascii="Helvetica" w:hAnsi="Helvetica" w:eastAsia="Helvetica" w:cs="Helvetica"/>
+                <w:i w:val="false"/>
+                <w:b w:val="false"/>
+                <w:u w:val="none"/>
+                <w:sz w:val="22"/>
+                <w:szCs w:val="22"/>
+                <w:color w:val="000000"/>
+              </w:rPr>
+            </w:pPr>
+            <w:r>
+              <w:rPr>
+                <w:rFonts w:ascii="Helvetica" w:hAnsi="Helvetica" w:eastAsia="Helvetica" w:cs="Helvetica"/>
+                <w:i w:val="false"/>
+                <w:b w:val="false"/>
+                <w:u w:val="none"/>
+                <w:sz w:val="22"/>
+                <w:szCs w:val="22"/>
+                <w:color w:val="000000"/>
+              </w:rPr>
+              <w:t xml:space="preserve">0.00</w:t>
+            </w:r>
+          </w:p>
+        </w:tc>
+      </w:tr>
+      <w:tr>
+        <w:trPr>
+          <w:trHeight w:val="619" w:hRule="auto"/>
+        </w:trPr>
+        body23
+        <w:tc>
+          <w:tcPr>
+            <w:tcBorders>
+              <w:bottom w:val="none" w:sz="0" w:space="0" w:color="000000"/>
+              <w:top w:val="none" w:sz="0" w:space="0" w:color="000000"/>
+              <w:left w:val="none" w:sz="0" w:space="0" w:color="000000"/>
+              <w:right w:val="none" w:sz="0" w:space="0" w:color="000000"/>
+            </w:tcBorders>
+            <w:shd w:val="clear" w:color="auto" w:fill="FFFFFF"/>
+            <w:tcMar>
+              <w:top w:w="0" w:type="dxa"/>
+              <w:bottom w:w="0" w:type="dxa"/>
+              <w:left w:w="0" w:type="dxa"/>
+              <w:right w:w="0" w:type="dxa"/>
+            </w:tcMar>
+            <w:vAlign w:val="center"/>
+          </w:tcPr>
+          <w:p>
+            <w:pPr>
+              <w:pStyle w:val="Normal"/>
+              <w:jc w:val="left"/>
+              <w:pBdr>
+                <w:bottom w:val="none" w:sz="0" w:space="0" w:color="000000"/>
+                <w:top w:val="none" w:sz="0" w:space="0" w:color="000000"/>
+                <w:left w:val="none" w:sz="0" w:space="0" w:color="000000"/>
+                <w:right w:val="none" w:sz="0" w:space="0" w:color="000000"/>
+              </w:pBdr>
+              <w:spacing w:after="100" w:before="100" w:line="240"/>
+              <w:ind w:left="100" w:right="100" w:firstLine="0" w:firstLineChars="0"/>
+              <w:rPr>
+                <w:rFonts w:ascii="Helvetica" w:hAnsi="Helvetica" w:eastAsia="Helvetica" w:cs="Helvetica"/>
+                <w:i w:val="false"/>
+                <w:b w:val="false"/>
+                <w:u w:val="none"/>
+                <w:sz w:val="22"/>
+                <w:szCs w:val="22"/>
+                <w:color w:val="000000"/>
+              </w:rPr>
+            </w:pPr>
+            <w:r>
+              <w:rPr>
+                <w:rFonts w:ascii="Helvetica" w:hAnsi="Helvetica" w:eastAsia="Helvetica" w:cs="Helvetica"/>
+                <w:i w:val="false"/>
+                <w:b w:val="false"/>
+                <w:u w:val="none"/>
+                <w:sz w:val="22"/>
+                <w:szCs w:val="22"/>
+                <w:color w:val="000000"/>
+              </w:rPr>
+              <w:t xml:space="preserve">Geom3 (mean: 100 bp)</w:t>
+            </w:r>
+          </w:p>
+        </w:tc>
+        <w:tc>
+          <w:tcPr>
+            <w:tcBorders>
+              <w:bottom w:val="none" w:sz="0" w:space="0" w:color="000000"/>
+              <w:top w:val="none" w:sz="0" w:space="0" w:color="000000"/>
+              <w:left w:val="none" w:sz="0" w:space="0" w:color="000000"/>
+              <w:right w:val="none" w:sz="0" w:space="0" w:color="000000"/>
+            </w:tcBorders>
+            <w:shd w:val="clear" w:color="auto" w:fill="FFFFFF"/>
+            <w:tcMar>
+              <w:top w:w="0" w:type="dxa"/>
+              <w:bottom w:w="0" w:type="dxa"/>
+              <w:left w:w="0" w:type="dxa"/>
+              <w:right w:w="0" w:type="dxa"/>
+            </w:tcMar>
+            <w:vAlign w:val="center"/>
+          </w:tcPr>
+          <w:p>
+            <w:pPr>
+              <w:pStyle w:val="Normal"/>
+              <w:jc w:val="left"/>
+              <w:pBdr>
+                <w:bottom w:val="none" w:sz="0" w:space="0" w:color="000000"/>
+                <w:top w:val="none" w:sz="0" w:space="0" w:color="000000"/>
+                <w:left w:val="none" w:sz="0" w:space="0" w:color="000000"/>
+                <w:right w:val="none" w:sz="0" w:space="0" w:color="000000"/>
+              </w:pBdr>
+              <w:spacing w:after="100" w:before="100" w:line="240"/>
+              <w:ind w:left="100" w:right="100" w:firstLine="0" w:firstLineChars="0"/>
+              <w:rPr>
+                <w:rFonts w:ascii="Helvetica" w:hAnsi="Helvetica" w:eastAsia="Helvetica" w:cs="Helvetica"/>
+                <w:i w:val="false"/>
+                <w:b w:val="false"/>
+                <w:u w:val="none"/>
+                <w:sz w:val="22"/>
+                <w:szCs w:val="22"/>
+                <w:color w:val="000000"/>
+              </w:rPr>
+            </w:pPr>
+            <w:r>
+              <w:rPr>
+                <w:rFonts w:ascii="Helvetica" w:hAnsi="Helvetica" w:eastAsia="Helvetica" w:cs="Helvetica"/>
+                <w:i w:val="false"/>
+                <w:b w:val="false"/>
+                <w:u w:val="none"/>
+                <w:sz w:val="22"/>
+                <w:szCs w:val="22"/>
+                <w:color w:val="000000"/>
+              </w:rPr>
+              <w:t xml:space="preserve">Mixture</w:t>
+            </w:r>
+          </w:p>
+        </w:tc>
+        <w:tc>
+          <w:tcPr>
+            <w:tcBorders>
+              <w:bottom w:val="none" w:sz="0" w:space="0" w:color="000000"/>
+              <w:top w:val="none" w:sz="0" w:space="0" w:color="000000"/>
+              <w:left w:val="none" w:sz="0" w:space="0" w:color="000000"/>
+              <w:right w:val="none" w:sz="0" w:space="0" w:color="000000"/>
+            </w:tcBorders>
+            <w:shd w:val="clear" w:color="auto" w:fill="FFFFFF"/>
+            <w:tcMar>
+              <w:top w:w="0" w:type="dxa"/>
+              <w:bottom w:w="0" w:type="dxa"/>
+              <w:left w:w="0" w:type="dxa"/>
+              <w:right w:w="0" w:type="dxa"/>
+            </w:tcMar>
+            <w:vAlign w:val="center"/>
+          </w:tcPr>
+          <w:p>
+            <w:pPr>
+              <w:pStyle w:val="Normal"/>
+              <w:jc w:val="right"/>
+              <w:pBdr>
+                <w:bottom w:val="none" w:sz="0" w:space="0" w:color="000000"/>
+                <w:top w:val="none" w:sz="0" w:space="0" w:color="000000"/>
+                <w:left w:val="none" w:sz="0" w:space="0" w:color="000000"/>
+                <w:right w:val="none" w:sz="0" w:space="0" w:color="000000"/>
+              </w:pBdr>
+              <w:spacing w:after="100" w:before="100" w:line="240"/>
+              <w:ind w:left="100" w:right="100" w:firstLine="0" w:firstLineChars="0"/>
+              <w:rPr>
+                <w:rFonts w:ascii="Helvetica" w:hAnsi="Helvetica" w:eastAsia="Helvetica" w:cs="Helvetica"/>
+                <w:i w:val="false"/>
+                <w:b w:val="false"/>
+                <w:u w:val="none"/>
+                <w:sz w:val="22"/>
+                <w:szCs w:val="22"/>
+                <w:color w:val="000000"/>
+              </w:rPr>
+            </w:pPr>
+            <w:r>
+              <w:rPr>
+                <w:rFonts w:ascii="Helvetica" w:hAnsi="Helvetica" w:eastAsia="Helvetica" w:cs="Helvetica"/>
+                <w:i w:val="false"/>
+                <w:b w:val="false"/>
+                <w:u w:val="none"/>
+                <w:sz w:val="22"/>
+                <w:szCs w:val="22"/>
+                <w:color w:val="000000"/>
+              </w:rPr>
+              <w:t xml:space="preserve">-43.9</w:t>
+            </w:r>
+          </w:p>
+        </w:tc>
+        <w:tc>
+          <w:tcPr>
+            <w:tcBorders>
+              <w:bottom w:val="none" w:sz="0" w:space="0" w:color="000000"/>
+              <w:top w:val="none" w:sz="0" w:space="0" w:color="000000"/>
+              <w:left w:val="none" w:sz="0" w:space="0" w:color="000000"/>
+              <w:right w:val="none" w:sz="0" w:space="0" w:color="000000"/>
+            </w:tcBorders>
+            <w:shd w:val="clear" w:color="auto" w:fill="FFFFFF"/>
+            <w:tcMar>
+              <w:top w:w="0" w:type="dxa"/>
+              <w:bottom w:w="0" w:type="dxa"/>
+              <w:left w:w="0" w:type="dxa"/>
+              <w:right w:w="0" w:type="dxa"/>
+            </w:tcMar>
+            <w:vAlign w:val="center"/>
+          </w:tcPr>
+          <w:p>
+            <w:pPr>
+              <w:pStyle w:val="Normal"/>
+              <w:jc w:val="right"/>
+              <w:pBdr>
+                <w:bottom w:val="none" w:sz="0" w:space="0" w:color="000000"/>
+                <w:top w:val="none" w:sz="0" w:space="0" w:color="000000"/>
+                <w:left w:val="none" w:sz="0" w:space="0" w:color="000000"/>
+                <w:right w:val="none" w:sz="0" w:space="0" w:color="000000"/>
+              </w:pBdr>
+              <w:spacing w:after="100" w:before="100" w:line="240"/>
+              <w:ind w:left="100" w:right="100" w:firstLine="0" w:firstLineChars="0"/>
+              <w:rPr>
+                <w:rFonts w:ascii="Helvetica" w:hAnsi="Helvetica" w:eastAsia="Helvetica" w:cs="Helvetica"/>
+                <w:i w:val="false"/>
+                <w:b w:val="false"/>
+                <w:u w:val="none"/>
+                <w:sz w:val="22"/>
+                <w:szCs w:val="22"/>
+                <w:color w:val="000000"/>
+              </w:rPr>
+            </w:pPr>
+            <w:r>
+              <w:rPr>
+                <w:rFonts w:ascii="Helvetica" w:hAnsi="Helvetica" w:eastAsia="Helvetica" w:cs="Helvetica"/>
+                <w:i w:val="false"/>
+                <w:b w:val="false"/>
+                <w:u w:val="none"/>
+                <w:sz w:val="22"/>
+                <w:szCs w:val="22"/>
+                <w:color w:val="000000"/>
+              </w:rPr>
+              <w:t xml:space="preserve">1.6</w:t>
+            </w:r>
+          </w:p>
+        </w:tc>
+        <w:tc>
+          <w:tcPr>
+            <w:tcBorders>
+              <w:bottom w:val="none" w:sz="0" w:space="0" w:color="000000"/>
+              <w:top w:val="none" w:sz="0" w:space="0" w:color="000000"/>
+              <w:left w:val="none" w:sz="0" w:space="0" w:color="000000"/>
+              <w:right w:val="none" w:sz="0" w:space="0" w:color="000000"/>
+            </w:tcBorders>
+            <w:shd w:val="clear" w:color="auto" w:fill="FFFFFF"/>
+            <w:tcMar>
+              <w:top w:w="0" w:type="dxa"/>
+              <w:bottom w:w="0" w:type="dxa"/>
+              <w:left w:w="0" w:type="dxa"/>
+              <w:right w:w="0" w:type="dxa"/>
+            </w:tcMar>
+            <w:vAlign w:val="center"/>
+          </w:tcPr>
+          <w:p>
+            <w:pPr>
+              <w:pStyle w:val="Normal"/>
+              <w:jc w:val="right"/>
+              <w:pBdr>
+                <w:bottom w:val="none" w:sz="0" w:space="0" w:color="000000"/>
+                <w:top w:val="none" w:sz="0" w:space="0" w:color="000000"/>
+                <w:left w:val="none" w:sz="0" w:space="0" w:color="000000"/>
+                <w:right w:val="none" w:sz="0" w:space="0" w:color="000000"/>
+              </w:pBdr>
+              <w:spacing w:after="100" w:before="100" w:line="240"/>
+              <w:ind w:left="100" w:right="100" w:firstLine="0" w:firstLineChars="0"/>
+              <w:rPr>
+                <w:rFonts w:ascii="Helvetica" w:hAnsi="Helvetica" w:eastAsia="Helvetica" w:cs="Helvetica"/>
+                <w:i w:val="false"/>
+                <w:b w:val="false"/>
+                <w:u w:val="none"/>
+                <w:sz w:val="22"/>
+                <w:szCs w:val="22"/>
+                <w:color w:val="000000"/>
+              </w:rPr>
+            </w:pPr>
+            <w:r>
+              <w:rPr>
+                <w:rFonts w:ascii="Helvetica" w:hAnsi="Helvetica" w:eastAsia="Helvetica" w:cs="Helvetica"/>
+                <w:i w:val="false"/>
+                <w:b w:val="false"/>
+                <w:u w:val="none"/>
+                <w:sz w:val="22"/>
+                <w:szCs w:val="22"/>
+                <w:color w:val="000000"/>
+              </w:rPr>
+              <w:t xml:space="preserve">0.00</w:t>
+            </w:r>
+          </w:p>
+        </w:tc>
+      </w:tr>
+      <w:tr>
+        <w:trPr>
+          <w:trHeight w:val="619" w:hRule="auto"/>
+        </w:trPr>
+        body24
+        <w:tc>
+          <w:tcPr>
+            <w:tcBorders>
+              <w:bottom w:val="none" w:sz="0" w:space="0" w:color="000000"/>
+              <w:top w:val="none" w:sz="0" w:space="0" w:color="000000"/>
+              <w:left w:val="none" w:sz="0" w:space="0" w:color="000000"/>
+              <w:right w:val="none" w:sz="0" w:space="0" w:color="000000"/>
+            </w:tcBorders>
+            <w:shd w:val="clear" w:color="auto" w:fill="FFFFFF"/>
+            <w:tcMar>
+              <w:top w:w="0" w:type="dxa"/>
+              <w:bottom w:w="0" w:type="dxa"/>
+              <w:left w:w="0" w:type="dxa"/>
+              <w:right w:w="0" w:type="dxa"/>
+            </w:tcMar>
+            <w:vAlign w:val="center"/>
+          </w:tcPr>
+          <w:p>
+            <w:pPr>
+              <w:pStyle w:val="Normal"/>
+              <w:jc w:val="left"/>
+              <w:pBdr>
+                <w:bottom w:val="none" w:sz="0" w:space="0" w:color="000000"/>
+                <w:top w:val="none" w:sz="0" w:space="0" w:color="000000"/>
+                <w:left w:val="none" w:sz="0" w:space="0" w:color="000000"/>
+                <w:right w:val="none" w:sz="0" w:space="0" w:color="000000"/>
+              </w:pBdr>
+              <w:spacing w:after="100" w:before="100" w:line="240"/>
+              <w:ind w:left="100" w:right="100" w:firstLine="0" w:firstLineChars="0"/>
+              <w:rPr>
+                <w:rFonts w:ascii="Helvetica" w:hAnsi="Helvetica" w:eastAsia="Helvetica" w:cs="Helvetica"/>
+                <w:i w:val="false"/>
+                <w:b w:val="false"/>
+                <w:u w:val="none"/>
+                <w:sz w:val="22"/>
+                <w:szCs w:val="22"/>
+                <w:color w:val="000000"/>
+              </w:rPr>
+            </w:pPr>
+            <w:r>
+              <w:rPr>
+                <w:rFonts w:ascii="Helvetica" w:hAnsi="Helvetica" w:eastAsia="Helvetica" w:cs="Helvetica"/>
+                <w:i w:val="false"/>
+                <w:b w:val="false"/>
+                <w:u w:val="none"/>
+                <w:sz w:val="22"/>
+                <w:szCs w:val="22"/>
+                <w:color w:val="000000"/>
+              </w:rPr>
+              <w:t xml:space="preserve">Geom3 (mean: 100 bp)</w:t>
+            </w:r>
+          </w:p>
+        </w:tc>
+        <w:tc>
+          <w:tcPr>
+            <w:tcBorders>
+              <w:bottom w:val="none" w:sz="0" w:space="0" w:color="000000"/>
+              <w:top w:val="none" w:sz="0" w:space="0" w:color="000000"/>
+              <w:left w:val="none" w:sz="0" w:space="0" w:color="000000"/>
+              <w:right w:val="none" w:sz="0" w:space="0" w:color="000000"/>
+            </w:tcBorders>
+            <w:shd w:val="clear" w:color="auto" w:fill="FFFFFF"/>
+            <w:tcMar>
+              <w:top w:w="0" w:type="dxa"/>
+              <w:bottom w:w="0" w:type="dxa"/>
+              <w:left w:w="0" w:type="dxa"/>
+              <w:right w:w="0" w:type="dxa"/>
+            </w:tcMar>
+            <w:vAlign w:val="center"/>
+          </w:tcPr>
+          <w:p>
+            <w:pPr>
+              <w:pStyle w:val="Normal"/>
+              <w:jc w:val="left"/>
+              <w:pBdr>
+                <w:bottom w:val="none" w:sz="0" w:space="0" w:color="000000"/>
+                <w:top w:val="none" w:sz="0" w:space="0" w:color="000000"/>
+                <w:left w:val="none" w:sz="0" w:space="0" w:color="000000"/>
+                <w:right w:val="none" w:sz="0" w:space="0" w:color="000000"/>
+              </w:pBdr>
+              <w:spacing w:after="100" w:before="100" w:line="240"/>
+              <w:ind w:left="100" w:right="100" w:firstLine="0" w:firstLineChars="0"/>
+              <w:rPr>
+                <w:rFonts w:ascii="Helvetica" w:hAnsi="Helvetica" w:eastAsia="Helvetica" w:cs="Helvetica"/>
+                <w:i w:val="false"/>
+                <w:b w:val="false"/>
+                <w:u w:val="none"/>
+                <w:sz w:val="22"/>
+                <w:szCs w:val="22"/>
+                <w:color w:val="000000"/>
+              </w:rPr>
+            </w:pPr>
+            <w:r>
+              <w:rPr>
+                <w:rFonts w:ascii="Helvetica" w:hAnsi="Helvetica" w:eastAsia="Helvetica" w:cs="Helvetica"/>
+                <w:i w:val="false"/>
+                <w:b w:val="false"/>
+                <w:u w:val="none"/>
+                <w:sz w:val="22"/>
+                <w:szCs w:val="22"/>
+                <w:color w:val="000000"/>
+              </w:rPr>
+              <w:t xml:space="preserve">BIC-selected</w:t>
+            </w:r>
+          </w:p>
+        </w:tc>
+        <w:tc>
+          <w:tcPr>
+            <w:tcBorders>
+              <w:bottom w:val="none" w:sz="0" w:space="0" w:color="000000"/>
+              <w:top w:val="none" w:sz="0" w:space="0" w:color="000000"/>
+              <w:left w:val="none" w:sz="0" w:space="0" w:color="000000"/>
+              <w:right w:val="none" w:sz="0" w:space="0" w:color="000000"/>
+            </w:tcBorders>
+            <w:shd w:val="clear" w:color="auto" w:fill="FFFFFF"/>
+            <w:tcMar>
+              <w:top w:w="0" w:type="dxa"/>
+              <w:bottom w:w="0" w:type="dxa"/>
+              <w:left w:w="0" w:type="dxa"/>
+              <w:right w:w="0" w:type="dxa"/>
+            </w:tcMar>
+            <w:vAlign w:val="center"/>
+          </w:tcPr>
+          <w:p>
+            <w:pPr>
+              <w:pStyle w:val="Normal"/>
+              <w:jc w:val="right"/>
+              <w:pBdr>
+                <w:bottom w:val="none" w:sz="0" w:space="0" w:color="000000"/>
+                <w:top w:val="none" w:sz="0" w:space="0" w:color="000000"/>
+                <w:left w:val="none" w:sz="0" w:space="0" w:color="000000"/>
+                <w:right w:val="none" w:sz="0" w:space="0" w:color="000000"/>
+              </w:pBdr>
+              <w:spacing w:after="100" w:before="100" w:line="240"/>
+              <w:ind w:left="100" w:right="100" w:firstLine="0" w:firstLineChars="0"/>
+              <w:rPr>
+                <w:rFonts w:ascii="Helvetica" w:hAnsi="Helvetica" w:eastAsia="Helvetica" w:cs="Helvetica"/>
+                <w:i w:val="false"/>
+                <w:b w:val="false"/>
+                <w:u w:val="none"/>
+                <w:sz w:val="22"/>
+                <w:szCs w:val="22"/>
+                <w:color w:val="000000"/>
+              </w:rPr>
+            </w:pPr>
+            <w:r>
+              <w:rPr>
+                <w:rFonts w:ascii="Helvetica" w:hAnsi="Helvetica" w:eastAsia="Helvetica" w:cs="Helvetica"/>
+                <w:i w:val="false"/>
+                <w:b w:val="false"/>
+                <w:u w:val="none"/>
+                <w:sz w:val="22"/>
+                <w:szCs w:val="22"/>
+                <w:color w:val="000000"/>
+              </w:rPr>
+              <w:t xml:space="preserve">-16.5</w:t>
+            </w:r>
+          </w:p>
+        </w:tc>
+        <w:tc>
+          <w:tcPr>
+            <w:tcBorders>
+              <w:bottom w:val="none" w:sz="0" w:space="0" w:color="000000"/>
+              <w:top w:val="none" w:sz="0" w:space="0" w:color="000000"/>
+              <w:left w:val="none" w:sz="0" w:space="0" w:color="000000"/>
+              <w:right w:val="none" w:sz="0" w:space="0" w:color="000000"/>
+            </w:tcBorders>
+            <w:shd w:val="clear" w:color="auto" w:fill="FFFFFF"/>
+            <w:tcMar>
+              <w:top w:w="0" w:type="dxa"/>
+              <w:bottom w:w="0" w:type="dxa"/>
+              <w:left w:w="0" w:type="dxa"/>
+              <w:right w:w="0" w:type="dxa"/>
+            </w:tcMar>
+            <w:vAlign w:val="center"/>
+          </w:tcPr>
+          <w:p>
+            <w:pPr>
+              <w:pStyle w:val="Normal"/>
+              <w:jc w:val="right"/>
+              <w:pBdr>
+                <w:bottom w:val="none" w:sz="0" w:space="0" w:color="000000"/>
+                <w:top w:val="none" w:sz="0" w:space="0" w:color="000000"/>
+                <w:left w:val="none" w:sz="0" w:space="0" w:color="000000"/>
+                <w:right w:val="none" w:sz="0" w:space="0" w:color="000000"/>
+              </w:pBdr>
+              <w:spacing w:after="100" w:before="100" w:line="240"/>
+              <w:ind w:left="100" w:right="100" w:firstLine="0" w:firstLineChars="0"/>
+              <w:rPr>
+                <w:rFonts w:ascii="Helvetica" w:hAnsi="Helvetica" w:eastAsia="Helvetica" w:cs="Helvetica"/>
+                <w:i w:val="false"/>
+                <w:b w:val="false"/>
+                <w:u w:val="none"/>
+                <w:sz w:val="22"/>
+                <w:szCs w:val="22"/>
+                <w:color w:val="000000"/>
+              </w:rPr>
+            </w:pPr>
+            <w:r>
+              <w:rPr>
+                <w:rFonts w:ascii="Helvetica" w:hAnsi="Helvetica" w:eastAsia="Helvetica" w:cs="Helvetica"/>
+                <w:i w:val="false"/>
+                <w:b w:val="false"/>
+                <w:u w:val="none"/>
+                <w:sz w:val="22"/>
+                <w:szCs w:val="22"/>
+                <w:color w:val="000000"/>
+              </w:rPr>
+              <w:t xml:space="preserve">2.4</w:t>
+            </w:r>
+          </w:p>
+        </w:tc>
+        <w:tc>
+          <w:tcPr>
+            <w:tcBorders>
+              <w:bottom w:val="none" w:sz="0" w:space="0" w:color="000000"/>
+              <w:top w:val="none" w:sz="0" w:space="0" w:color="000000"/>
+              <w:left w:val="none" w:sz="0" w:space="0" w:color="000000"/>
+              <w:right w:val="none" w:sz="0" w:space="0" w:color="000000"/>
+            </w:tcBorders>
+            <w:shd w:val="clear" w:color="auto" w:fill="FFFFFF"/>
+            <w:tcMar>
+              <w:top w:w="0" w:type="dxa"/>
+              <w:bottom w:w="0" w:type="dxa"/>
+              <w:left w:w="0" w:type="dxa"/>
+              <w:right w:w="0" w:type="dxa"/>
+            </w:tcMar>
+            <w:vAlign w:val="center"/>
+          </w:tcPr>
+          <w:p>
+            <w:pPr>
+              <w:pStyle w:val="Normal"/>
+              <w:jc w:val="right"/>
+              <w:pBdr>
+                <w:bottom w:val="none" w:sz="0" w:space="0" w:color="000000"/>
+                <w:top w:val="none" w:sz="0" w:space="0" w:color="000000"/>
+                <w:left w:val="none" w:sz="0" w:space="0" w:color="000000"/>
+                <w:right w:val="none" w:sz="0" w:space="0" w:color="000000"/>
+              </w:pBdr>
+              <w:spacing w:after="100" w:before="100" w:line="240"/>
+              <w:ind w:left="100" w:right="100" w:firstLine="0" w:firstLineChars="0"/>
+              <w:rPr>
+                <w:rFonts w:ascii="Helvetica" w:hAnsi="Helvetica" w:eastAsia="Helvetica" w:cs="Helvetica"/>
+                <w:i w:val="false"/>
+                <w:b w:val="false"/>
+                <w:u w:val="none"/>
+                <w:sz w:val="22"/>
+                <w:szCs w:val="22"/>
+                <w:color w:val="000000"/>
+              </w:rPr>
+            </w:pPr>
+            <w:r>
+              <w:rPr>
+                <w:rFonts w:ascii="Helvetica" w:hAnsi="Helvetica" w:eastAsia="Helvetica" w:cs="Helvetica"/>
+                <w:i w:val="false"/>
+                <w:b w:val="false"/>
+                <w:u w:val="none"/>
+                <w:sz w:val="22"/>
+                <w:szCs w:val="22"/>
+                <w:color w:val="000000"/>
+              </w:rPr>
+              <w:t xml:space="preserve">0.00</w:t>
+            </w:r>
+          </w:p>
+        </w:tc>
+      </w:tr>
+      <w:tr>
+        <w:trPr>
+          <w:trHeight w:val="617" w:hRule="auto"/>
+        </w:trPr>
+        body25
+        <w:tc>
+          <w:tcPr>
+            <w:tcBorders>
+              <w:bottom w:val="none" w:sz="0" w:space="0" w:color="000000"/>
+              <w:top w:val="none" w:sz="0" w:space="0" w:color="000000"/>
+              <w:left w:val="none" w:sz="0" w:space="0" w:color="000000"/>
+              <w:right w:val="none" w:sz="0" w:space="0" w:color="000000"/>
+            </w:tcBorders>
+            <w:shd w:val="clear" w:color="auto" w:fill="FFFFFF"/>
+            <w:tcMar>
+              <w:top w:w="0" w:type="dxa"/>
+              <w:bottom w:w="0" w:type="dxa"/>
+              <w:left w:w="0" w:type="dxa"/>
+              <w:right w:w="0" w:type="dxa"/>
+            </w:tcMar>
+            <w:vAlign w:val="center"/>
+          </w:tcPr>
+          <w:p>
+            <w:pPr>
+              <w:pStyle w:val="Normal"/>
+              <w:jc w:val="left"/>
+              <w:pBdr>
+                <w:bottom w:val="none" w:sz="0" w:space="0" w:color="000000"/>
+                <w:top w:val="none" w:sz="0" w:space="0" w:color="000000"/>
+                <w:left w:val="none" w:sz="0" w:space="0" w:color="000000"/>
+                <w:right w:val="none" w:sz="0" w:space="0" w:color="000000"/>
+              </w:pBdr>
+              <w:spacing w:after="100" w:before="100" w:line="240"/>
+              <w:ind w:left="100" w:right="100" w:firstLine="0" w:firstLineChars="0"/>
+              <w:rPr>
+                <w:rFonts w:ascii="Helvetica" w:hAnsi="Helvetica" w:eastAsia="Helvetica" w:cs="Helvetica"/>
+                <w:i w:val="false"/>
+                <w:b w:val="false"/>
+                <w:u w:val="none"/>
+                <w:sz w:val="22"/>
+                <w:szCs w:val="22"/>
+                <w:color w:val="000000"/>
+              </w:rPr>
+            </w:pPr>
+            <w:r>
+              <w:rPr>
+                <w:rFonts w:ascii="Helvetica" w:hAnsi="Helvetica" w:eastAsia="Helvetica" w:cs="Helvetica"/>
+                <w:i w:val="false"/>
+                <w:b w:val="false"/>
+                <w:u w:val="none"/>
+                <w:sz w:val="22"/>
+                <w:szCs w:val="22"/>
+                <w:color w:val="000000"/>
+              </w:rPr>
+              <w:t xml:space="preserve">Uniform (mean: 21 bp)</w:t>
+            </w:r>
+          </w:p>
+        </w:tc>
+        <w:tc>
+          <w:tcPr>
+            <w:tcBorders>
+              <w:bottom w:val="none" w:sz="0" w:space="0" w:color="000000"/>
+              <w:top w:val="none" w:sz="0" w:space="0" w:color="000000"/>
+              <w:left w:val="none" w:sz="0" w:space="0" w:color="000000"/>
+              <w:right w:val="none" w:sz="0" w:space="0" w:color="000000"/>
+            </w:tcBorders>
+            <w:shd w:val="clear" w:color="auto" w:fill="FFFFFF"/>
+            <w:tcMar>
+              <w:top w:w="0" w:type="dxa"/>
+              <w:bottom w:w="0" w:type="dxa"/>
+              <w:left w:w="0" w:type="dxa"/>
+              <w:right w:w="0" w:type="dxa"/>
+            </w:tcMar>
+            <w:vAlign w:val="center"/>
+          </w:tcPr>
+          <w:p>
+            <w:pPr>
+              <w:pStyle w:val="Normal"/>
+              <w:jc w:val="left"/>
+              <w:pBdr>
+                <w:bottom w:val="none" w:sz="0" w:space="0" w:color="000000"/>
+                <w:top w:val="none" w:sz="0" w:space="0" w:color="000000"/>
+                <w:left w:val="none" w:sz="0" w:space="0" w:color="000000"/>
+                <w:right w:val="none" w:sz="0" w:space="0" w:color="000000"/>
+              </w:pBdr>
+              <w:spacing w:after="100" w:before="100" w:line="240"/>
+              <w:ind w:left="100" w:right="100" w:firstLine="0" w:firstLineChars="0"/>
+              <w:rPr>
+                <w:rFonts w:ascii="Helvetica" w:hAnsi="Helvetica" w:eastAsia="Helvetica" w:cs="Helvetica"/>
+                <w:i w:val="false"/>
+                <w:b w:val="false"/>
+                <w:u w:val="none"/>
+                <w:sz w:val="22"/>
+                <w:szCs w:val="22"/>
+                <w:color w:val="000000"/>
+              </w:rPr>
+            </w:pPr>
+            <w:r>
+              <w:rPr>
+                <w:rFonts w:ascii="Helvetica" w:hAnsi="Helvetica" w:eastAsia="Helvetica" w:cs="Helvetica"/>
+                <w:i w:val="false"/>
+                <w:b w:val="false"/>
+                <w:u w:val="none"/>
+                <w:sz w:val="22"/>
+                <w:szCs w:val="22"/>
+                <w:color w:val="000000"/>
+              </w:rPr>
+              <w:t xml:space="preserve">Geom</w:t>
+            </w:r>
+          </w:p>
+        </w:tc>
+        <w:tc>
+          <w:tcPr>
+            <w:tcBorders>
+              <w:bottom w:val="none" w:sz="0" w:space="0" w:color="000000"/>
+              <w:top w:val="none" w:sz="0" w:space="0" w:color="000000"/>
+              <w:left w:val="none" w:sz="0" w:space="0" w:color="000000"/>
+              <w:right w:val="none" w:sz="0" w:space="0" w:color="000000"/>
+            </w:tcBorders>
+            <w:shd w:val="clear" w:color="auto" w:fill="FFFFFF"/>
+            <w:tcMar>
+              <w:top w:w="0" w:type="dxa"/>
+              <w:bottom w:w="0" w:type="dxa"/>
+              <w:left w:w="0" w:type="dxa"/>
+              <w:right w:w="0" w:type="dxa"/>
+            </w:tcMar>
+            <w:vAlign w:val="center"/>
+          </w:tcPr>
+          <w:p>
+            <w:pPr>
+              <w:pStyle w:val="Normal"/>
+              <w:jc w:val="right"/>
+              <w:pBdr>
+                <w:bottom w:val="none" w:sz="0" w:space="0" w:color="000000"/>
+                <w:top w:val="none" w:sz="0" w:space="0" w:color="000000"/>
+                <w:left w:val="none" w:sz="0" w:space="0" w:color="000000"/>
+                <w:right w:val="none" w:sz="0" w:space="0" w:color="000000"/>
+              </w:pBdr>
+              <w:spacing w:after="100" w:before="100" w:line="240"/>
+              <w:ind w:left="100" w:right="100" w:firstLine="0" w:firstLineChars="0"/>
+              <w:rPr>
+                <w:rFonts w:ascii="Helvetica" w:hAnsi="Helvetica" w:eastAsia="Helvetica" w:cs="Helvetica"/>
+                <w:i w:val="false"/>
+                <w:b w:val="false"/>
+                <w:u w:val="none"/>
+                <w:sz w:val="22"/>
+                <w:szCs w:val="22"/>
+                <w:color w:val="000000"/>
+              </w:rPr>
+            </w:pPr>
+            <w:r>
+              <w:rPr>
+                <w:rFonts w:ascii="Helvetica" w:hAnsi="Helvetica" w:eastAsia="Helvetica" w:cs="Helvetica"/>
+                <w:i w:val="false"/>
+                <w:b w:val="false"/>
+                <w:u w:val="none"/>
+                <w:sz w:val="22"/>
+                <w:szCs w:val="22"/>
+                <w:color w:val="000000"/>
+              </w:rPr>
+              <w:t xml:space="preserve">-10.3</w:t>
+            </w:r>
+          </w:p>
+        </w:tc>
+        <w:tc>
+          <w:tcPr>
+            <w:tcBorders>
+              <w:bottom w:val="none" w:sz="0" w:space="0" w:color="000000"/>
+              <w:top w:val="none" w:sz="0" w:space="0" w:color="000000"/>
+              <w:left w:val="none" w:sz="0" w:space="0" w:color="000000"/>
+              <w:right w:val="none" w:sz="0" w:space="0" w:color="000000"/>
+            </w:tcBorders>
+            <w:shd w:val="clear" w:color="auto" w:fill="FFFFFF"/>
+            <w:tcMar>
+              <w:top w:w="0" w:type="dxa"/>
+              <w:bottom w:w="0" w:type="dxa"/>
+              <w:left w:w="0" w:type="dxa"/>
+              <w:right w:w="0" w:type="dxa"/>
+            </w:tcMar>
+            <w:vAlign w:val="center"/>
+          </w:tcPr>
+          <w:p>
+            <w:pPr>
+              <w:pStyle w:val="Normal"/>
+              <w:jc w:val="right"/>
+              <w:pBdr>
+                <w:bottom w:val="none" w:sz="0" w:space="0" w:color="000000"/>
+                <w:top w:val="none" w:sz="0" w:space="0" w:color="000000"/>
+                <w:left w:val="none" w:sz="0" w:space="0" w:color="000000"/>
+                <w:right w:val="none" w:sz="0" w:space="0" w:color="000000"/>
+              </w:pBdr>
+              <w:spacing w:after="100" w:before="100" w:line="240"/>
+              <w:ind w:left="100" w:right="100" w:firstLine="0" w:firstLineChars="0"/>
+              <w:rPr>
+                <w:rFonts w:ascii="Helvetica" w:hAnsi="Helvetica" w:eastAsia="Helvetica" w:cs="Helvetica"/>
+                <w:i w:val="false"/>
+                <w:b w:val="false"/>
+                <w:u w:val="none"/>
+                <w:sz w:val="22"/>
+                <w:szCs w:val="22"/>
+                <w:color w:val="000000"/>
+              </w:rPr>
+            </w:pPr>
+            <w:r>
+              <w:rPr>
+                <w:rFonts w:ascii="Helvetica" w:hAnsi="Helvetica" w:eastAsia="Helvetica" w:cs="Helvetica"/>
+                <w:i w:val="false"/>
+                <w:b w:val="false"/>
+                <w:u w:val="none"/>
+                <w:sz w:val="22"/>
+                <w:szCs w:val="22"/>
+                <w:color w:val="000000"/>
+              </w:rPr>
+              <w:t xml:space="preserve">1.1</w:t>
+            </w:r>
+          </w:p>
+        </w:tc>
+        <w:tc>
+          <w:tcPr>
+            <w:tcBorders>
+              <w:bottom w:val="none" w:sz="0" w:space="0" w:color="000000"/>
+              <w:top w:val="none" w:sz="0" w:space="0" w:color="000000"/>
+              <w:left w:val="none" w:sz="0" w:space="0" w:color="000000"/>
+              <w:right w:val="none" w:sz="0" w:space="0" w:color="000000"/>
+            </w:tcBorders>
+            <w:shd w:val="clear" w:color="auto" w:fill="FFFFFF"/>
+            <w:tcMar>
+              <w:top w:w="0" w:type="dxa"/>
+              <w:bottom w:w="0" w:type="dxa"/>
+              <w:left w:w="0" w:type="dxa"/>
+              <w:right w:w="0" w:type="dxa"/>
+            </w:tcMar>
+            <w:vAlign w:val="center"/>
+          </w:tcPr>
+          <w:p>
+            <w:pPr>
+              <w:pStyle w:val="Normal"/>
+              <w:jc w:val="right"/>
+              <w:pBdr>
+                <w:bottom w:val="none" w:sz="0" w:space="0" w:color="000000"/>
+                <w:top w:val="none" w:sz="0" w:space="0" w:color="000000"/>
+                <w:left w:val="none" w:sz="0" w:space="0" w:color="000000"/>
+                <w:right w:val="none" w:sz="0" w:space="0" w:color="000000"/>
+              </w:pBdr>
+              <w:spacing w:after="100" w:before="100" w:line="240"/>
+              <w:ind w:left="100" w:right="100" w:firstLine="0" w:firstLineChars="0"/>
+              <w:rPr>
+                <w:rFonts w:ascii="Helvetica" w:hAnsi="Helvetica" w:eastAsia="Helvetica" w:cs="Helvetica"/>
+                <w:i w:val="false"/>
+                <w:b w:val="false"/>
+                <w:u w:val="none"/>
+                <w:sz w:val="22"/>
+                <w:szCs w:val="22"/>
+                <w:color w:val="000000"/>
+              </w:rPr>
+            </w:pPr>
+            <w:r>
+              <w:rPr>
+                <w:rFonts w:ascii="Helvetica" w:hAnsi="Helvetica" w:eastAsia="Helvetica" w:cs="Helvetica"/>
+                <w:i w:val="false"/>
+                <w:b w:val="false"/>
+                <w:u w:val="none"/>
+                <w:sz w:val="22"/>
+                <w:szCs w:val="22"/>
+                <w:color w:val="000000"/>
+              </w:rPr>
+              <w:t xml:space="preserve">0.00</w:t>
+            </w:r>
+          </w:p>
+        </w:tc>
+      </w:tr>
+      <w:tr>
+        <w:trPr>
+          <w:trHeight w:val="617" w:hRule="auto"/>
+        </w:trPr>
+        body26
+        <w:tc>
+          <w:tcPr>
+            <w:tcBorders>
+              <w:bottom w:val="none" w:sz="0" w:space="0" w:color="000000"/>
+              <w:top w:val="none" w:sz="0" w:space="0" w:color="000000"/>
+              <w:left w:val="none" w:sz="0" w:space="0" w:color="000000"/>
+              <w:right w:val="none" w:sz="0" w:space="0" w:color="000000"/>
+            </w:tcBorders>
+            <w:shd w:val="clear" w:color="auto" w:fill="FFFFFF"/>
+            <w:tcMar>
+              <w:top w:w="0" w:type="dxa"/>
+              <w:bottom w:w="0" w:type="dxa"/>
+              <w:left w:w="0" w:type="dxa"/>
+              <w:right w:w="0" w:type="dxa"/>
+            </w:tcMar>
+            <w:vAlign w:val="center"/>
+          </w:tcPr>
+          <w:p>
+            <w:pPr>
+              <w:pStyle w:val="Normal"/>
+              <w:jc w:val="left"/>
+              <w:pBdr>
+                <w:bottom w:val="none" w:sz="0" w:space="0" w:color="000000"/>
+                <w:top w:val="none" w:sz="0" w:space="0" w:color="000000"/>
+                <w:left w:val="none" w:sz="0" w:space="0" w:color="000000"/>
+                <w:right w:val="none" w:sz="0" w:space="0" w:color="000000"/>
+              </w:pBdr>
+              <w:spacing w:after="100" w:before="100" w:line="240"/>
+              <w:ind w:left="100" w:right="100" w:firstLine="0" w:firstLineChars="0"/>
+              <w:rPr>
+                <w:rFonts w:ascii="Helvetica" w:hAnsi="Helvetica" w:eastAsia="Helvetica" w:cs="Helvetica"/>
+                <w:i w:val="false"/>
+                <w:b w:val="false"/>
+                <w:u w:val="none"/>
+                <w:sz w:val="22"/>
+                <w:szCs w:val="22"/>
+                <w:color w:val="000000"/>
+              </w:rPr>
+            </w:pPr>
+            <w:r>
+              <w:rPr>
+                <w:rFonts w:ascii="Helvetica" w:hAnsi="Helvetica" w:eastAsia="Helvetica" w:cs="Helvetica"/>
+                <w:i w:val="false"/>
+                <w:b w:val="false"/>
+                <w:u w:val="none"/>
+                <w:sz w:val="22"/>
+                <w:szCs w:val="22"/>
+                <w:color w:val="000000"/>
+              </w:rPr>
+              <w:t xml:space="preserve">Uniform (mean: 21 bp)</w:t>
+            </w:r>
+          </w:p>
+        </w:tc>
+        <w:tc>
+          <w:tcPr>
+            <w:tcBorders>
+              <w:bottom w:val="none" w:sz="0" w:space="0" w:color="000000"/>
+              <w:top w:val="none" w:sz="0" w:space="0" w:color="000000"/>
+              <w:left w:val="none" w:sz="0" w:space="0" w:color="000000"/>
+              <w:right w:val="none" w:sz="0" w:space="0" w:color="000000"/>
+            </w:tcBorders>
+            <w:shd w:val="clear" w:color="auto" w:fill="FFFFFF"/>
+            <w:tcMar>
+              <w:top w:w="0" w:type="dxa"/>
+              <w:bottom w:w="0" w:type="dxa"/>
+              <w:left w:w="0" w:type="dxa"/>
+              <w:right w:w="0" w:type="dxa"/>
+            </w:tcMar>
+            <w:vAlign w:val="center"/>
+          </w:tcPr>
+          <w:p>
+            <w:pPr>
+              <w:pStyle w:val="Normal"/>
+              <w:jc w:val="left"/>
+              <w:pBdr>
+                <w:bottom w:val="none" w:sz="0" w:space="0" w:color="000000"/>
+                <w:top w:val="none" w:sz="0" w:space="0" w:color="000000"/>
+                <w:left w:val="none" w:sz="0" w:space="0" w:color="000000"/>
+                <w:right w:val="none" w:sz="0" w:space="0" w:color="000000"/>
+              </w:pBdr>
+              <w:spacing w:after="100" w:before="100" w:line="240"/>
+              <w:ind w:left="100" w:right="100" w:firstLine="0" w:firstLineChars="0"/>
+              <w:rPr>
+                <w:rFonts w:ascii="Helvetica" w:hAnsi="Helvetica" w:eastAsia="Helvetica" w:cs="Helvetica"/>
+                <w:i w:val="false"/>
+                <w:b w:val="false"/>
+                <w:u w:val="none"/>
+                <w:sz w:val="22"/>
+                <w:szCs w:val="22"/>
+                <w:color w:val="000000"/>
+              </w:rPr>
+            </w:pPr>
+            <w:r>
+              <w:rPr>
+                <w:rFonts w:ascii="Helvetica" w:hAnsi="Helvetica" w:eastAsia="Helvetica" w:cs="Helvetica"/>
+                <w:i w:val="false"/>
+                <w:b w:val="false"/>
+                <w:u w:val="none"/>
+                <w:sz w:val="22"/>
+                <w:szCs w:val="22"/>
+                <w:color w:val="000000"/>
+              </w:rPr>
+              <w:t xml:space="preserve">Geom2</w:t>
+            </w:r>
+          </w:p>
+        </w:tc>
+        <w:tc>
+          <w:tcPr>
+            <w:tcBorders>
+              <w:bottom w:val="none" w:sz="0" w:space="0" w:color="000000"/>
+              <w:top w:val="none" w:sz="0" w:space="0" w:color="000000"/>
+              <w:left w:val="none" w:sz="0" w:space="0" w:color="000000"/>
+              <w:right w:val="none" w:sz="0" w:space="0" w:color="000000"/>
+            </w:tcBorders>
+            <w:shd w:val="clear" w:color="auto" w:fill="FFFFFF"/>
+            <w:tcMar>
+              <w:top w:w="0" w:type="dxa"/>
+              <w:bottom w:w="0" w:type="dxa"/>
+              <w:left w:w="0" w:type="dxa"/>
+              <w:right w:w="0" w:type="dxa"/>
+            </w:tcMar>
+            <w:vAlign w:val="center"/>
+          </w:tcPr>
+          <w:p>
+            <w:pPr>
+              <w:pStyle w:val="Normal"/>
+              <w:jc w:val="right"/>
+              <w:pBdr>
+                <w:bottom w:val="none" w:sz="0" w:space="0" w:color="000000"/>
+                <w:top w:val="none" w:sz="0" w:space="0" w:color="000000"/>
+                <w:left w:val="none" w:sz="0" w:space="0" w:color="000000"/>
+                <w:right w:val="none" w:sz="0" w:space="0" w:color="000000"/>
+              </w:pBdr>
+              <w:spacing w:after="100" w:before="100" w:line="240"/>
+              <w:ind w:left="100" w:right="100" w:firstLine="0" w:firstLineChars="0"/>
+              <w:rPr>
+                <w:rFonts w:ascii="Helvetica" w:hAnsi="Helvetica" w:eastAsia="Helvetica" w:cs="Helvetica"/>
+                <w:i w:val="false"/>
+                <w:b w:val="false"/>
+                <w:u w:val="none"/>
+                <w:sz w:val="22"/>
+                <w:szCs w:val="22"/>
+                <w:color w:val="000000"/>
+              </w:rPr>
+            </w:pPr>
+            <w:r>
+              <w:rPr>
+                <w:rFonts w:ascii="Helvetica" w:hAnsi="Helvetica" w:eastAsia="Helvetica" w:cs="Helvetica"/>
+                <w:i w:val="false"/>
+                <w:b w:val="false"/>
+                <w:u w:val="none"/>
+                <w:sz w:val="22"/>
+                <w:szCs w:val="22"/>
+                <w:color w:val="000000"/>
+              </w:rPr>
+              <w:t xml:space="preserve">-4.9</w:t>
+            </w:r>
+          </w:p>
+        </w:tc>
+        <w:tc>
+          <w:tcPr>
+            <w:tcBorders>
+              <w:bottom w:val="none" w:sz="0" w:space="0" w:color="000000"/>
+              <w:top w:val="none" w:sz="0" w:space="0" w:color="000000"/>
+              <w:left w:val="none" w:sz="0" w:space="0" w:color="000000"/>
+              <w:right w:val="none" w:sz="0" w:space="0" w:color="000000"/>
+            </w:tcBorders>
+            <w:shd w:val="clear" w:color="auto" w:fill="FFFFFF"/>
+            <w:tcMar>
+              <w:top w:w="0" w:type="dxa"/>
+              <w:bottom w:w="0" w:type="dxa"/>
+              <w:left w:w="0" w:type="dxa"/>
+              <w:right w:w="0" w:type="dxa"/>
+            </w:tcMar>
+            <w:vAlign w:val="center"/>
+          </w:tcPr>
+          <w:p>
+            <w:pPr>
+              <w:pStyle w:val="Normal"/>
+              <w:jc w:val="right"/>
+              <w:pBdr>
+                <w:bottom w:val="none" w:sz="0" w:space="0" w:color="000000"/>
+                <w:top w:val="none" w:sz="0" w:space="0" w:color="000000"/>
+                <w:left w:val="none" w:sz="0" w:space="0" w:color="000000"/>
+                <w:right w:val="none" w:sz="0" w:space="0" w:color="000000"/>
+              </w:pBdr>
+              <w:spacing w:after="100" w:before="100" w:line="240"/>
+              <w:ind w:left="100" w:right="100" w:firstLine="0" w:firstLineChars="0"/>
+              <w:rPr>
+                <w:rFonts w:ascii="Helvetica" w:hAnsi="Helvetica" w:eastAsia="Helvetica" w:cs="Helvetica"/>
+                <w:i w:val="false"/>
+                <w:b w:val="false"/>
+                <w:u w:val="none"/>
+                <w:sz w:val="22"/>
+                <w:szCs w:val="22"/>
+                <w:color w:val="000000"/>
+              </w:rPr>
+            </w:pPr>
+            <w:r>
+              <w:rPr>
+                <w:rFonts w:ascii="Helvetica" w:hAnsi="Helvetica" w:eastAsia="Helvetica" w:cs="Helvetica"/>
+                <w:i w:val="false"/>
+                <w:b w:val="false"/>
+                <w:u w:val="none"/>
+                <w:sz w:val="22"/>
+                <w:szCs w:val="22"/>
+                <w:color w:val="000000"/>
+              </w:rPr>
+              <w:t xml:space="preserve">1.7</w:t>
+            </w:r>
+          </w:p>
+        </w:tc>
+        <w:tc>
+          <w:tcPr>
+            <w:tcBorders>
+              <w:bottom w:val="none" w:sz="0" w:space="0" w:color="000000"/>
+              <w:top w:val="none" w:sz="0" w:space="0" w:color="000000"/>
+              <w:left w:val="none" w:sz="0" w:space="0" w:color="000000"/>
+              <w:right w:val="none" w:sz="0" w:space="0" w:color="000000"/>
+            </w:tcBorders>
+            <w:shd w:val="clear" w:color="auto" w:fill="FFFFFF"/>
+            <w:tcMar>
+              <w:top w:w="0" w:type="dxa"/>
+              <w:bottom w:w="0" w:type="dxa"/>
+              <w:left w:w="0" w:type="dxa"/>
+              <w:right w:w="0" w:type="dxa"/>
+            </w:tcMar>
+            <w:vAlign w:val="center"/>
+          </w:tcPr>
+          <w:p>
+            <w:pPr>
+              <w:pStyle w:val="Normal"/>
+              <w:jc w:val="right"/>
+              <w:pBdr>
+                <w:bottom w:val="none" w:sz="0" w:space="0" w:color="000000"/>
+                <w:top w:val="none" w:sz="0" w:space="0" w:color="000000"/>
+                <w:left w:val="none" w:sz="0" w:space="0" w:color="000000"/>
+                <w:right w:val="none" w:sz="0" w:space="0" w:color="000000"/>
+              </w:pBdr>
+              <w:spacing w:after="100" w:before="100" w:line="240"/>
+              <w:ind w:left="100" w:right="100" w:firstLine="0" w:firstLineChars="0"/>
+              <w:rPr>
+                <w:rFonts w:ascii="Helvetica" w:hAnsi="Helvetica" w:eastAsia="Helvetica" w:cs="Helvetica"/>
+                <w:i w:val="false"/>
+                <w:b w:val="false"/>
+                <w:u w:val="none"/>
+                <w:sz w:val="22"/>
+                <w:szCs w:val="22"/>
+                <w:color w:val="000000"/>
+              </w:rPr>
+            </w:pPr>
+            <w:r>
+              <w:rPr>
+                <w:rFonts w:ascii="Helvetica" w:hAnsi="Helvetica" w:eastAsia="Helvetica" w:cs="Helvetica"/>
+                <w:i w:val="false"/>
+                <w:b w:val="false"/>
+                <w:u w:val="none"/>
+                <w:sz w:val="22"/>
+                <w:szCs w:val="22"/>
+                <w:color w:val="000000"/>
+              </w:rPr>
+              <w:t xml:space="preserve">0.17</w:t>
+            </w:r>
+          </w:p>
+        </w:tc>
+      </w:tr>
+      <w:tr>
+        <w:trPr>
+          <w:trHeight w:val="617" w:hRule="auto"/>
+        </w:trPr>
+        body27
+        <w:tc>
+          <w:tcPr>
+            <w:tcBorders>
+              <w:bottom w:val="none" w:sz="0" w:space="0" w:color="000000"/>
+              <w:top w:val="none" w:sz="0" w:space="0" w:color="000000"/>
+              <w:left w:val="none" w:sz="0" w:space="0" w:color="000000"/>
+              <w:right w:val="none" w:sz="0" w:space="0" w:color="000000"/>
+            </w:tcBorders>
+            <w:shd w:val="clear" w:color="auto" w:fill="FFFFFF"/>
+            <w:tcMar>
+              <w:top w:w="0" w:type="dxa"/>
+              <w:bottom w:w="0" w:type="dxa"/>
+              <w:left w:w="0" w:type="dxa"/>
+              <w:right w:w="0" w:type="dxa"/>
+            </w:tcMar>
+            <w:vAlign w:val="center"/>
+          </w:tcPr>
+          <w:p>
+            <w:pPr>
+              <w:pStyle w:val="Normal"/>
+              <w:jc w:val="left"/>
+              <w:pBdr>
+                <w:bottom w:val="none" w:sz="0" w:space="0" w:color="000000"/>
+                <w:top w:val="none" w:sz="0" w:space="0" w:color="000000"/>
+                <w:left w:val="none" w:sz="0" w:space="0" w:color="000000"/>
+                <w:right w:val="none" w:sz="0" w:space="0" w:color="000000"/>
+              </w:pBdr>
+              <w:spacing w:after="100" w:before="100" w:line="240"/>
+              <w:ind w:left="100" w:right="100" w:firstLine="0" w:firstLineChars="0"/>
+              <w:rPr>
+                <w:rFonts w:ascii="Helvetica" w:hAnsi="Helvetica" w:eastAsia="Helvetica" w:cs="Helvetica"/>
+                <w:i w:val="false"/>
+                <w:b w:val="false"/>
+                <w:u w:val="none"/>
+                <w:sz w:val="22"/>
+                <w:szCs w:val="22"/>
+                <w:color w:val="000000"/>
+              </w:rPr>
+            </w:pPr>
+            <w:r>
+              <w:rPr>
+                <w:rFonts w:ascii="Helvetica" w:hAnsi="Helvetica" w:eastAsia="Helvetica" w:cs="Helvetica"/>
+                <w:i w:val="false"/>
+                <w:b w:val="false"/>
+                <w:u w:val="none"/>
+                <w:sz w:val="22"/>
+                <w:szCs w:val="22"/>
+                <w:color w:val="000000"/>
+              </w:rPr>
+              <w:t xml:space="preserve">Uniform (mean: 21 bp)</w:t>
+            </w:r>
+          </w:p>
+        </w:tc>
+        <w:tc>
+          <w:tcPr>
+            <w:tcBorders>
+              <w:bottom w:val="none" w:sz="0" w:space="0" w:color="000000"/>
+              <w:top w:val="none" w:sz="0" w:space="0" w:color="000000"/>
+              <w:left w:val="none" w:sz="0" w:space="0" w:color="000000"/>
+              <w:right w:val="none" w:sz="0" w:space="0" w:color="000000"/>
+            </w:tcBorders>
+            <w:shd w:val="clear" w:color="auto" w:fill="FFFFFF"/>
+            <w:tcMar>
+              <w:top w:w="0" w:type="dxa"/>
+              <w:bottom w:w="0" w:type="dxa"/>
+              <w:left w:w="0" w:type="dxa"/>
+              <w:right w:w="0" w:type="dxa"/>
+            </w:tcMar>
+            <w:vAlign w:val="center"/>
+          </w:tcPr>
+          <w:p>
+            <w:pPr>
+              <w:pStyle w:val="Normal"/>
+              <w:jc w:val="left"/>
+              <w:pBdr>
+                <w:bottom w:val="none" w:sz="0" w:space="0" w:color="000000"/>
+                <w:top w:val="none" w:sz="0" w:space="0" w:color="000000"/>
+                <w:left w:val="none" w:sz="0" w:space="0" w:color="000000"/>
+                <w:right w:val="none" w:sz="0" w:space="0" w:color="000000"/>
+              </w:pBdr>
+              <w:spacing w:after="100" w:before="100" w:line="240"/>
+              <w:ind w:left="100" w:right="100" w:firstLine="0" w:firstLineChars="0"/>
+              <w:rPr>
+                <w:rFonts w:ascii="Helvetica" w:hAnsi="Helvetica" w:eastAsia="Helvetica" w:cs="Helvetica"/>
+                <w:i w:val="false"/>
+                <w:b w:val="false"/>
+                <w:u w:val="none"/>
+                <w:sz w:val="22"/>
+                <w:szCs w:val="22"/>
+                <w:color w:val="000000"/>
+              </w:rPr>
+            </w:pPr>
+            <w:r>
+              <w:rPr>
+                <w:rFonts w:ascii="Helvetica" w:hAnsi="Helvetica" w:eastAsia="Helvetica" w:cs="Helvetica"/>
+                <w:i w:val="false"/>
+                <w:b w:val="false"/>
+                <w:u w:val="none"/>
+                <w:sz w:val="22"/>
+                <w:szCs w:val="22"/>
+                <w:color w:val="000000"/>
+              </w:rPr>
+              <w:t xml:space="preserve">Mixture</w:t>
+            </w:r>
+          </w:p>
+        </w:tc>
+        <w:tc>
+          <w:tcPr>
+            <w:tcBorders>
+              <w:bottom w:val="none" w:sz="0" w:space="0" w:color="000000"/>
+              <w:top w:val="none" w:sz="0" w:space="0" w:color="000000"/>
+              <w:left w:val="none" w:sz="0" w:space="0" w:color="000000"/>
+              <w:right w:val="none" w:sz="0" w:space="0" w:color="000000"/>
+            </w:tcBorders>
+            <w:shd w:val="clear" w:color="auto" w:fill="FFFFFF"/>
+            <w:tcMar>
+              <w:top w:w="0" w:type="dxa"/>
+              <w:bottom w:w="0" w:type="dxa"/>
+              <w:left w:w="0" w:type="dxa"/>
+              <w:right w:w="0" w:type="dxa"/>
+            </w:tcMar>
+            <w:vAlign w:val="center"/>
+          </w:tcPr>
+          <w:p>
+            <w:pPr>
+              <w:pStyle w:val="Normal"/>
+              <w:jc w:val="right"/>
+              <w:pBdr>
+                <w:bottom w:val="none" w:sz="0" w:space="0" w:color="000000"/>
+                <w:top w:val="none" w:sz="0" w:space="0" w:color="000000"/>
+                <w:left w:val="none" w:sz="0" w:space="0" w:color="000000"/>
+                <w:right w:val="none" w:sz="0" w:space="0" w:color="000000"/>
+              </w:pBdr>
+              <w:spacing w:after="100" w:before="100" w:line="240"/>
+              <w:ind w:left="100" w:right="100" w:firstLine="0" w:firstLineChars="0"/>
+              <w:rPr>
+                <w:rFonts w:ascii="Helvetica" w:hAnsi="Helvetica" w:eastAsia="Helvetica" w:cs="Helvetica"/>
+                <w:i w:val="false"/>
+                <w:b w:val="false"/>
+                <w:u w:val="none"/>
+                <w:sz w:val="22"/>
+                <w:szCs w:val="22"/>
+                <w:color w:val="000000"/>
+              </w:rPr>
+            </w:pPr>
+            <w:r>
+              <w:rPr>
+                <w:rFonts w:ascii="Helvetica" w:hAnsi="Helvetica" w:eastAsia="Helvetica" w:cs="Helvetica"/>
+                <w:i w:val="false"/>
+                <w:b w:val="false"/>
+                <w:u w:val="none"/>
+                <w:sz w:val="22"/>
+                <w:szCs w:val="22"/>
+                <w:color w:val="000000"/>
+              </w:rPr>
+              <w:t xml:space="preserve">-10.3</w:t>
+            </w:r>
+          </w:p>
+        </w:tc>
+        <w:tc>
+          <w:tcPr>
+            <w:tcBorders>
+              <w:bottom w:val="none" w:sz="0" w:space="0" w:color="000000"/>
+              <w:top w:val="none" w:sz="0" w:space="0" w:color="000000"/>
+              <w:left w:val="none" w:sz="0" w:space="0" w:color="000000"/>
+              <w:right w:val="none" w:sz="0" w:space="0" w:color="000000"/>
+            </w:tcBorders>
+            <w:shd w:val="clear" w:color="auto" w:fill="FFFFFF"/>
+            <w:tcMar>
+              <w:top w:w="0" w:type="dxa"/>
+              <w:bottom w:w="0" w:type="dxa"/>
+              <w:left w:w="0" w:type="dxa"/>
+              <w:right w:w="0" w:type="dxa"/>
+            </w:tcMar>
+            <w:vAlign w:val="center"/>
+          </w:tcPr>
+          <w:p>
+            <w:pPr>
+              <w:pStyle w:val="Normal"/>
+              <w:jc w:val="right"/>
+              <w:pBdr>
+                <w:bottom w:val="none" w:sz="0" w:space="0" w:color="000000"/>
+                <w:top w:val="none" w:sz="0" w:space="0" w:color="000000"/>
+                <w:left w:val="none" w:sz="0" w:space="0" w:color="000000"/>
+                <w:right w:val="none" w:sz="0" w:space="0" w:color="000000"/>
+              </w:pBdr>
+              <w:spacing w:after="100" w:before="100" w:line="240"/>
+              <w:ind w:left="100" w:right="100" w:firstLine="0" w:firstLineChars="0"/>
+              <w:rPr>
+                <w:rFonts w:ascii="Helvetica" w:hAnsi="Helvetica" w:eastAsia="Helvetica" w:cs="Helvetica"/>
+                <w:i w:val="false"/>
+                <w:b w:val="false"/>
+                <w:u w:val="none"/>
+                <w:sz w:val="22"/>
+                <w:szCs w:val="22"/>
+                <w:color w:val="000000"/>
+              </w:rPr>
+            </w:pPr>
+            <w:r>
+              <w:rPr>
+                <w:rFonts w:ascii="Helvetica" w:hAnsi="Helvetica" w:eastAsia="Helvetica" w:cs="Helvetica"/>
+                <w:i w:val="false"/>
+                <w:b w:val="false"/>
+                <w:u w:val="none"/>
+                <w:sz w:val="22"/>
+                <w:szCs w:val="22"/>
+                <w:color w:val="000000"/>
+              </w:rPr>
+              <w:t xml:space="preserve">1.1</w:t>
+            </w:r>
+          </w:p>
+        </w:tc>
+        <w:tc>
+          <w:tcPr>
+            <w:tcBorders>
+              <w:bottom w:val="none" w:sz="0" w:space="0" w:color="000000"/>
+              <w:top w:val="none" w:sz="0" w:space="0" w:color="000000"/>
+              <w:left w:val="none" w:sz="0" w:space="0" w:color="000000"/>
+              <w:right w:val="none" w:sz="0" w:space="0" w:color="000000"/>
+            </w:tcBorders>
+            <w:shd w:val="clear" w:color="auto" w:fill="FFFFFF"/>
+            <w:tcMar>
+              <w:top w:w="0" w:type="dxa"/>
+              <w:bottom w:w="0" w:type="dxa"/>
+              <w:left w:w="0" w:type="dxa"/>
+              <w:right w:w="0" w:type="dxa"/>
+            </w:tcMar>
+            <w:vAlign w:val="center"/>
+          </w:tcPr>
+          <w:p>
+            <w:pPr>
+              <w:pStyle w:val="Normal"/>
+              <w:jc w:val="right"/>
+              <w:pBdr>
+                <w:bottom w:val="none" w:sz="0" w:space="0" w:color="000000"/>
+                <w:top w:val="none" w:sz="0" w:space="0" w:color="000000"/>
+                <w:left w:val="none" w:sz="0" w:space="0" w:color="000000"/>
+                <w:right w:val="none" w:sz="0" w:space="0" w:color="000000"/>
+              </w:pBdr>
+              <w:spacing w:after="100" w:before="100" w:line="240"/>
+              <w:ind w:left="100" w:right="100" w:firstLine="0" w:firstLineChars="0"/>
+              <w:rPr>
+                <w:rFonts w:ascii="Helvetica" w:hAnsi="Helvetica" w:eastAsia="Helvetica" w:cs="Helvetica"/>
+                <w:i w:val="false"/>
+                <w:b w:val="false"/>
+                <w:u w:val="none"/>
+                <w:sz w:val="22"/>
+                <w:szCs w:val="22"/>
+                <w:color w:val="000000"/>
+              </w:rPr>
+            </w:pPr>
+            <w:r>
+              <w:rPr>
+                <w:rFonts w:ascii="Helvetica" w:hAnsi="Helvetica" w:eastAsia="Helvetica" w:cs="Helvetica"/>
+                <w:i w:val="false"/>
+                <w:b w:val="false"/>
+                <w:u w:val="none"/>
+                <w:sz w:val="22"/>
+                <w:szCs w:val="22"/>
+                <w:color w:val="000000"/>
+              </w:rPr>
+              <w:t xml:space="preserve">0.00</w:t>
+            </w:r>
+          </w:p>
+        </w:tc>
+      </w:tr>
+      <w:tr>
+        <w:trPr>
+          <w:trHeight w:val="617" w:hRule="auto"/>
+        </w:trPr>
+        body28
+        <w:tc>
+          <w:tcPr>
+            <w:tcBorders>
+              <w:bottom w:val="none" w:sz="0" w:space="0" w:color="000000"/>
+              <w:top w:val="none" w:sz="0" w:space="0" w:color="000000"/>
+              <w:left w:val="none" w:sz="0" w:space="0" w:color="000000"/>
+              <w:right w:val="none" w:sz="0" w:space="0" w:color="000000"/>
+            </w:tcBorders>
+            <w:shd w:val="clear" w:color="auto" w:fill="FFFFFF"/>
+            <w:tcMar>
+              <w:top w:w="0" w:type="dxa"/>
+              <w:bottom w:w="0" w:type="dxa"/>
+              <w:left w:w="0" w:type="dxa"/>
+              <w:right w:w="0" w:type="dxa"/>
+            </w:tcMar>
+            <w:vAlign w:val="center"/>
+          </w:tcPr>
+          <w:p>
+            <w:pPr>
+              <w:pStyle w:val="Normal"/>
+              <w:jc w:val="left"/>
+              <w:pBdr>
+                <w:bottom w:val="none" w:sz="0" w:space="0" w:color="000000"/>
+                <w:top w:val="none" w:sz="0" w:space="0" w:color="000000"/>
+                <w:left w:val="none" w:sz="0" w:space="0" w:color="000000"/>
+                <w:right w:val="none" w:sz="0" w:space="0" w:color="000000"/>
+              </w:pBdr>
+              <w:spacing w:after="100" w:before="100" w:line="240"/>
+              <w:ind w:left="100" w:right="100" w:firstLine="0" w:firstLineChars="0"/>
+              <w:rPr>
+                <w:rFonts w:ascii="Helvetica" w:hAnsi="Helvetica" w:eastAsia="Helvetica" w:cs="Helvetica"/>
+                <w:i w:val="false"/>
+                <w:b w:val="false"/>
+                <w:u w:val="none"/>
+                <w:sz w:val="22"/>
+                <w:szCs w:val="22"/>
+                <w:color w:val="000000"/>
+              </w:rPr>
+            </w:pPr>
+            <w:r>
+              <w:rPr>
+                <w:rFonts w:ascii="Helvetica" w:hAnsi="Helvetica" w:eastAsia="Helvetica" w:cs="Helvetica"/>
+                <w:i w:val="false"/>
+                <w:b w:val="false"/>
+                <w:u w:val="none"/>
+                <w:sz w:val="22"/>
+                <w:szCs w:val="22"/>
+                <w:color w:val="000000"/>
+              </w:rPr>
+              <w:t xml:space="preserve">Uniform (mean: 21 bp)</w:t>
+            </w:r>
+          </w:p>
+        </w:tc>
+        <w:tc>
+          <w:tcPr>
+            <w:tcBorders>
+              <w:bottom w:val="none" w:sz="0" w:space="0" w:color="000000"/>
+              <w:top w:val="none" w:sz="0" w:space="0" w:color="000000"/>
+              <w:left w:val="none" w:sz="0" w:space="0" w:color="000000"/>
+              <w:right w:val="none" w:sz="0" w:space="0" w:color="000000"/>
+            </w:tcBorders>
+            <w:shd w:val="clear" w:color="auto" w:fill="FFFFFF"/>
+            <w:tcMar>
+              <w:top w:w="0" w:type="dxa"/>
+              <w:bottom w:w="0" w:type="dxa"/>
+              <w:left w:w="0" w:type="dxa"/>
+              <w:right w:w="0" w:type="dxa"/>
+            </w:tcMar>
+            <w:vAlign w:val="center"/>
+          </w:tcPr>
+          <w:p>
+            <w:pPr>
+              <w:pStyle w:val="Normal"/>
+              <w:jc w:val="left"/>
+              <w:pBdr>
+                <w:bottom w:val="none" w:sz="0" w:space="0" w:color="000000"/>
+                <w:top w:val="none" w:sz="0" w:space="0" w:color="000000"/>
+                <w:left w:val="none" w:sz="0" w:space="0" w:color="000000"/>
+                <w:right w:val="none" w:sz="0" w:space="0" w:color="000000"/>
+              </w:pBdr>
+              <w:spacing w:after="100" w:before="100" w:line="240"/>
+              <w:ind w:left="100" w:right="100" w:firstLine="0" w:firstLineChars="0"/>
+              <w:rPr>
+                <w:rFonts w:ascii="Helvetica" w:hAnsi="Helvetica" w:eastAsia="Helvetica" w:cs="Helvetica"/>
+                <w:i w:val="false"/>
+                <w:b w:val="false"/>
+                <w:u w:val="none"/>
+                <w:sz w:val="22"/>
+                <w:szCs w:val="22"/>
+                <w:color w:val="000000"/>
+              </w:rPr>
+            </w:pPr>
+            <w:r>
+              <w:rPr>
+                <w:rFonts w:ascii="Helvetica" w:hAnsi="Helvetica" w:eastAsia="Helvetica" w:cs="Helvetica"/>
+                <w:i w:val="false"/>
+                <w:b w:val="false"/>
+                <w:u w:val="none"/>
+                <w:sz w:val="22"/>
+                <w:szCs w:val="22"/>
+                <w:color w:val="000000"/>
+              </w:rPr>
+              <w:t xml:space="preserve">BIC-selected</w:t>
+            </w:r>
+          </w:p>
+        </w:tc>
+        <w:tc>
+          <w:tcPr>
+            <w:tcBorders>
+              <w:bottom w:val="none" w:sz="0" w:space="0" w:color="000000"/>
+              <w:top w:val="none" w:sz="0" w:space="0" w:color="000000"/>
+              <w:left w:val="none" w:sz="0" w:space="0" w:color="000000"/>
+              <w:right w:val="none" w:sz="0" w:space="0" w:color="000000"/>
+            </w:tcBorders>
+            <w:shd w:val="clear" w:color="auto" w:fill="FFFFFF"/>
+            <w:tcMar>
+              <w:top w:w="0" w:type="dxa"/>
+              <w:bottom w:w="0" w:type="dxa"/>
+              <w:left w:w="0" w:type="dxa"/>
+              <w:right w:w="0" w:type="dxa"/>
+            </w:tcMar>
+            <w:vAlign w:val="center"/>
+          </w:tcPr>
+          <w:p>
+            <w:pPr>
+              <w:pStyle w:val="Normal"/>
+              <w:jc w:val="right"/>
+              <w:pBdr>
+                <w:bottom w:val="none" w:sz="0" w:space="0" w:color="000000"/>
+                <w:top w:val="none" w:sz="0" w:space="0" w:color="000000"/>
+                <w:left w:val="none" w:sz="0" w:space="0" w:color="000000"/>
+                <w:right w:val="none" w:sz="0" w:space="0" w:color="000000"/>
+              </w:pBdr>
+              <w:spacing w:after="100" w:before="100" w:line="240"/>
+              <w:ind w:left="100" w:right="100" w:firstLine="0" w:firstLineChars="0"/>
+              <w:rPr>
+                <w:rFonts w:ascii="Helvetica" w:hAnsi="Helvetica" w:eastAsia="Helvetica" w:cs="Helvetica"/>
+                <w:i w:val="false"/>
+                <w:b w:val="false"/>
+                <w:u w:val="none"/>
+                <w:sz w:val="22"/>
+                <w:szCs w:val="22"/>
+                <w:color w:val="000000"/>
+              </w:rPr>
+            </w:pPr>
+            <w:r>
+              <w:rPr>
+                <w:rFonts w:ascii="Helvetica" w:hAnsi="Helvetica" w:eastAsia="Helvetica" w:cs="Helvetica"/>
+                <w:i w:val="false"/>
+                <w:b w:val="false"/>
+                <w:u w:val="none"/>
+                <w:sz w:val="22"/>
+                <w:szCs w:val="22"/>
+                <w:color w:val="000000"/>
+              </w:rPr>
+              <w:t xml:space="preserve">-5.0</w:t>
+            </w:r>
+          </w:p>
+        </w:tc>
+        <w:tc>
+          <w:tcPr>
+            <w:tcBorders>
+              <w:bottom w:val="none" w:sz="0" w:space="0" w:color="000000"/>
+              <w:top w:val="none" w:sz="0" w:space="0" w:color="000000"/>
+              <w:left w:val="none" w:sz="0" w:space="0" w:color="000000"/>
+              <w:right w:val="none" w:sz="0" w:space="0" w:color="000000"/>
+            </w:tcBorders>
+            <w:shd w:val="clear" w:color="auto" w:fill="FFFFFF"/>
+            <w:tcMar>
+              <w:top w:w="0" w:type="dxa"/>
+              <w:bottom w:w="0" w:type="dxa"/>
+              <w:left w:w="0" w:type="dxa"/>
+              <w:right w:w="0" w:type="dxa"/>
+            </w:tcMar>
+            <w:vAlign w:val="center"/>
+          </w:tcPr>
+          <w:p>
+            <w:pPr>
+              <w:pStyle w:val="Normal"/>
+              <w:jc w:val="right"/>
+              <w:pBdr>
+                <w:bottom w:val="none" w:sz="0" w:space="0" w:color="000000"/>
+                <w:top w:val="none" w:sz="0" w:space="0" w:color="000000"/>
+                <w:left w:val="none" w:sz="0" w:space="0" w:color="000000"/>
+                <w:right w:val="none" w:sz="0" w:space="0" w:color="000000"/>
+              </w:pBdr>
+              <w:spacing w:after="100" w:before="100" w:line="240"/>
+              <w:ind w:left="100" w:right="100" w:firstLine="0" w:firstLineChars="0"/>
+              <w:rPr>
+                <w:rFonts w:ascii="Helvetica" w:hAnsi="Helvetica" w:eastAsia="Helvetica" w:cs="Helvetica"/>
+                <w:i w:val="false"/>
+                <w:b w:val="false"/>
+                <w:u w:val="none"/>
+                <w:sz w:val="22"/>
+                <w:szCs w:val="22"/>
+                <w:color w:val="000000"/>
+              </w:rPr>
+            </w:pPr>
+            <w:r>
+              <w:rPr>
+                <w:rFonts w:ascii="Helvetica" w:hAnsi="Helvetica" w:eastAsia="Helvetica" w:cs="Helvetica"/>
+                <w:i w:val="false"/>
+                <w:b w:val="false"/>
+                <w:u w:val="none"/>
+                <w:sz w:val="22"/>
+                <w:szCs w:val="22"/>
+                <w:color w:val="000000"/>
+              </w:rPr>
+              <w:t xml:space="preserve">1.8</w:t>
+            </w:r>
+          </w:p>
+        </w:tc>
+        <w:tc>
+          <w:tcPr>
+            <w:tcBorders>
+              <w:bottom w:val="none" w:sz="0" w:space="0" w:color="000000"/>
+              <w:top w:val="none" w:sz="0" w:space="0" w:color="000000"/>
+              <w:left w:val="none" w:sz="0" w:space="0" w:color="000000"/>
+              <w:right w:val="none" w:sz="0" w:space="0" w:color="000000"/>
+            </w:tcBorders>
+            <w:shd w:val="clear" w:color="auto" w:fill="FFFFFF"/>
+            <w:tcMar>
+              <w:top w:w="0" w:type="dxa"/>
+              <w:bottom w:w="0" w:type="dxa"/>
+              <w:left w:w="0" w:type="dxa"/>
+              <w:right w:w="0" w:type="dxa"/>
+            </w:tcMar>
+            <w:vAlign w:val="center"/>
+          </w:tcPr>
+          <w:p>
+            <w:pPr>
+              <w:pStyle w:val="Normal"/>
+              <w:jc w:val="right"/>
+              <w:pBdr>
+                <w:bottom w:val="none" w:sz="0" w:space="0" w:color="000000"/>
+                <w:top w:val="none" w:sz="0" w:space="0" w:color="000000"/>
+                <w:left w:val="none" w:sz="0" w:space="0" w:color="000000"/>
+                <w:right w:val="none" w:sz="0" w:space="0" w:color="000000"/>
+              </w:pBdr>
+              <w:spacing w:after="100" w:before="100" w:line="240"/>
+              <w:ind w:left="100" w:right="100" w:firstLine="0" w:firstLineChars="0"/>
+              <w:rPr>
+                <w:rFonts w:ascii="Helvetica" w:hAnsi="Helvetica" w:eastAsia="Helvetica" w:cs="Helvetica"/>
+                <w:i w:val="false"/>
+                <w:b w:val="false"/>
+                <w:u w:val="none"/>
+                <w:sz w:val="22"/>
+                <w:szCs w:val="22"/>
+                <w:color w:val="000000"/>
+              </w:rPr>
+            </w:pPr>
+            <w:r>
+              <w:rPr>
+                <w:rFonts w:ascii="Helvetica" w:hAnsi="Helvetica" w:eastAsia="Helvetica" w:cs="Helvetica"/>
+                <w:i w:val="false"/>
+                <w:b w:val="false"/>
+                <w:u w:val="none"/>
+                <w:sz w:val="22"/>
+                <w:szCs w:val="22"/>
+                <w:color w:val="000000"/>
+              </w:rPr>
+              <w:t xml:space="preserve">0.17</w:t>
+            </w:r>
+          </w:p>
+        </w:tc>
+      </w:tr>
+      <w:tr>
+        <w:trPr>
+          <w:trHeight w:val="617" w:hRule="auto"/>
+        </w:trPr>
+        body29
+        <w:tc>
+          <w:tcPr>
+            <w:tcBorders>
+              <w:bottom w:val="none" w:sz="0" w:space="0" w:color="000000"/>
+              <w:top w:val="none" w:sz="0" w:space="0" w:color="000000"/>
+              <w:left w:val="none" w:sz="0" w:space="0" w:color="000000"/>
+              <w:right w:val="none" w:sz="0" w:space="0" w:color="000000"/>
+            </w:tcBorders>
+            <w:shd w:val="clear" w:color="auto" w:fill="FFFFFF"/>
+            <w:tcMar>
+              <w:top w:w="0" w:type="dxa"/>
+              <w:bottom w:w="0" w:type="dxa"/>
+              <w:left w:w="0" w:type="dxa"/>
+              <w:right w:w="0" w:type="dxa"/>
+            </w:tcMar>
+            <w:vAlign w:val="center"/>
+          </w:tcPr>
+          <w:p>
+            <w:pPr>
+              <w:pStyle w:val="Normal"/>
+              <w:jc w:val="left"/>
+              <w:pBdr>
+                <w:bottom w:val="none" w:sz="0" w:space="0" w:color="000000"/>
+                <w:top w:val="none" w:sz="0" w:space="0" w:color="000000"/>
+                <w:left w:val="none" w:sz="0" w:space="0" w:color="000000"/>
+                <w:right w:val="none" w:sz="0" w:space="0" w:color="000000"/>
+              </w:pBdr>
+              <w:spacing w:after="100" w:before="100" w:line="240"/>
+              <w:ind w:left="100" w:right="100" w:firstLine="0" w:firstLineChars="0"/>
+              <w:rPr>
+                <w:rFonts w:ascii="Helvetica" w:hAnsi="Helvetica" w:eastAsia="Helvetica" w:cs="Helvetica"/>
+                <w:i w:val="false"/>
+                <w:b w:val="false"/>
+                <w:u w:val="none"/>
+                <w:sz w:val="22"/>
+                <w:szCs w:val="22"/>
+                <w:color w:val="000000"/>
+              </w:rPr>
+            </w:pPr>
+            <w:r>
+              <w:rPr>
+                <w:rFonts w:ascii="Helvetica" w:hAnsi="Helvetica" w:eastAsia="Helvetica" w:cs="Helvetica"/>
+                <w:i w:val="false"/>
+                <w:b w:val="false"/>
+                <w:u w:val="none"/>
+                <w:sz w:val="22"/>
+                <w:szCs w:val="22"/>
+                <w:color w:val="000000"/>
+              </w:rPr>
+              <w:t xml:space="preserve">Uniform (mean: 100 bp)</w:t>
+            </w:r>
+          </w:p>
+        </w:tc>
+        <w:tc>
+          <w:tcPr>
+            <w:tcBorders>
+              <w:bottom w:val="none" w:sz="0" w:space="0" w:color="000000"/>
+              <w:top w:val="none" w:sz="0" w:space="0" w:color="000000"/>
+              <w:left w:val="none" w:sz="0" w:space="0" w:color="000000"/>
+              <w:right w:val="none" w:sz="0" w:space="0" w:color="000000"/>
+            </w:tcBorders>
+            <w:shd w:val="clear" w:color="auto" w:fill="FFFFFF"/>
+            <w:tcMar>
+              <w:top w:w="0" w:type="dxa"/>
+              <w:bottom w:w="0" w:type="dxa"/>
+              <w:left w:w="0" w:type="dxa"/>
+              <w:right w:w="0" w:type="dxa"/>
+            </w:tcMar>
+            <w:vAlign w:val="center"/>
+          </w:tcPr>
+          <w:p>
+            <w:pPr>
+              <w:pStyle w:val="Normal"/>
+              <w:jc w:val="left"/>
+              <w:pBdr>
+                <w:bottom w:val="none" w:sz="0" w:space="0" w:color="000000"/>
+                <w:top w:val="none" w:sz="0" w:space="0" w:color="000000"/>
+                <w:left w:val="none" w:sz="0" w:space="0" w:color="000000"/>
+                <w:right w:val="none" w:sz="0" w:space="0" w:color="000000"/>
+              </w:pBdr>
+              <w:spacing w:after="100" w:before="100" w:line="240"/>
+              <w:ind w:left="100" w:right="100" w:firstLine="0" w:firstLineChars="0"/>
+              <w:rPr>
+                <w:rFonts w:ascii="Helvetica" w:hAnsi="Helvetica" w:eastAsia="Helvetica" w:cs="Helvetica"/>
+                <w:i w:val="false"/>
+                <w:b w:val="false"/>
+                <w:u w:val="none"/>
+                <w:sz w:val="22"/>
+                <w:szCs w:val="22"/>
+                <w:color w:val="000000"/>
+              </w:rPr>
+            </w:pPr>
+            <w:r>
+              <w:rPr>
+                <w:rFonts w:ascii="Helvetica" w:hAnsi="Helvetica" w:eastAsia="Helvetica" w:cs="Helvetica"/>
+                <w:i w:val="false"/>
+                <w:b w:val="false"/>
+                <w:u w:val="none"/>
+                <w:sz w:val="22"/>
+                <w:szCs w:val="22"/>
+                <w:color w:val="000000"/>
+              </w:rPr>
+              <w:t xml:space="preserve">Geom</w:t>
+            </w:r>
+          </w:p>
+        </w:tc>
+        <w:tc>
+          <w:tcPr>
+            <w:tcBorders>
+              <w:bottom w:val="none" w:sz="0" w:space="0" w:color="000000"/>
+              <w:top w:val="none" w:sz="0" w:space="0" w:color="000000"/>
+              <w:left w:val="none" w:sz="0" w:space="0" w:color="000000"/>
+              <w:right w:val="none" w:sz="0" w:space="0" w:color="000000"/>
+            </w:tcBorders>
+            <w:shd w:val="clear" w:color="auto" w:fill="FFFFFF"/>
+            <w:tcMar>
+              <w:top w:w="0" w:type="dxa"/>
+              <w:bottom w:w="0" w:type="dxa"/>
+              <w:left w:w="0" w:type="dxa"/>
+              <w:right w:w="0" w:type="dxa"/>
+            </w:tcMar>
+            <w:vAlign w:val="center"/>
+          </w:tcPr>
+          <w:p>
+            <w:pPr>
+              <w:pStyle w:val="Normal"/>
+              <w:jc w:val="right"/>
+              <w:pBdr>
+                <w:bottom w:val="none" w:sz="0" w:space="0" w:color="000000"/>
+                <w:top w:val="none" w:sz="0" w:space="0" w:color="000000"/>
+                <w:left w:val="none" w:sz="0" w:space="0" w:color="000000"/>
+                <w:right w:val="none" w:sz="0" w:space="0" w:color="000000"/>
+              </w:pBdr>
+              <w:spacing w:after="100" w:before="100" w:line="240"/>
+              <w:ind w:left="100" w:right="100" w:firstLine="0" w:firstLineChars="0"/>
+              <w:rPr>
+                <w:rFonts w:ascii="Helvetica" w:hAnsi="Helvetica" w:eastAsia="Helvetica" w:cs="Helvetica"/>
+                <w:i w:val="false"/>
+                <w:b w:val="false"/>
+                <w:u w:val="none"/>
+                <w:sz w:val="22"/>
+                <w:szCs w:val="22"/>
+                <w:color w:val="000000"/>
+              </w:rPr>
+            </w:pPr>
+            <w:r>
+              <w:rPr>
+                <w:rFonts w:ascii="Helvetica" w:hAnsi="Helvetica" w:eastAsia="Helvetica" w:cs="Helvetica"/>
+                <w:i w:val="false"/>
+                <w:b w:val="false"/>
+                <w:u w:val="none"/>
+                <w:sz w:val="22"/>
+                <w:szCs w:val="22"/>
+                <w:color w:val="000000"/>
+              </w:rPr>
+              <w:t xml:space="preserve">-48.3</w:t>
+            </w:r>
+          </w:p>
+        </w:tc>
+        <w:tc>
+          <w:tcPr>
+            <w:tcBorders>
+              <w:bottom w:val="none" w:sz="0" w:space="0" w:color="000000"/>
+              <w:top w:val="none" w:sz="0" w:space="0" w:color="000000"/>
+              <w:left w:val="none" w:sz="0" w:space="0" w:color="000000"/>
+              <w:right w:val="none" w:sz="0" w:space="0" w:color="000000"/>
+            </w:tcBorders>
+            <w:shd w:val="clear" w:color="auto" w:fill="FFFFFF"/>
+            <w:tcMar>
+              <w:top w:w="0" w:type="dxa"/>
+              <w:bottom w:w="0" w:type="dxa"/>
+              <w:left w:w="0" w:type="dxa"/>
+              <w:right w:w="0" w:type="dxa"/>
+            </w:tcMar>
+            <w:vAlign w:val="center"/>
+          </w:tcPr>
+          <w:p>
+            <w:pPr>
+              <w:pStyle w:val="Normal"/>
+              <w:jc w:val="right"/>
+              <w:pBdr>
+                <w:bottom w:val="none" w:sz="0" w:space="0" w:color="000000"/>
+                <w:top w:val="none" w:sz="0" w:space="0" w:color="000000"/>
+                <w:left w:val="none" w:sz="0" w:space="0" w:color="000000"/>
+                <w:right w:val="none" w:sz="0" w:space="0" w:color="000000"/>
+              </w:pBdr>
+              <w:spacing w:after="100" w:before="100" w:line="240"/>
+              <w:ind w:left="100" w:right="100" w:firstLine="0" w:firstLineChars="0"/>
+              <w:rPr>
+                <w:rFonts w:ascii="Helvetica" w:hAnsi="Helvetica" w:eastAsia="Helvetica" w:cs="Helvetica"/>
+                <w:i w:val="false"/>
+                <w:b w:val="false"/>
+                <w:u w:val="none"/>
+                <w:sz w:val="22"/>
+                <w:szCs w:val="22"/>
+                <w:color w:val="000000"/>
+              </w:rPr>
+            </w:pPr>
+            <w:r>
+              <w:rPr>
+                <w:rFonts w:ascii="Helvetica" w:hAnsi="Helvetica" w:eastAsia="Helvetica" w:cs="Helvetica"/>
+                <w:i w:val="false"/>
+                <w:b w:val="false"/>
+                <w:u w:val="none"/>
+                <w:sz w:val="22"/>
+                <w:szCs w:val="22"/>
+                <w:color w:val="000000"/>
+              </w:rPr>
+              <w:t xml:space="preserve">1.2</w:t>
+            </w:r>
+          </w:p>
+        </w:tc>
+        <w:tc>
+          <w:tcPr>
+            <w:tcBorders>
+              <w:bottom w:val="none" w:sz="0" w:space="0" w:color="000000"/>
+              <w:top w:val="none" w:sz="0" w:space="0" w:color="000000"/>
+              <w:left w:val="none" w:sz="0" w:space="0" w:color="000000"/>
+              <w:right w:val="none" w:sz="0" w:space="0" w:color="000000"/>
+            </w:tcBorders>
+            <w:shd w:val="clear" w:color="auto" w:fill="FFFFFF"/>
+            <w:tcMar>
+              <w:top w:w="0" w:type="dxa"/>
+              <w:bottom w:w="0" w:type="dxa"/>
+              <w:left w:w="0" w:type="dxa"/>
+              <w:right w:w="0" w:type="dxa"/>
+            </w:tcMar>
+            <w:vAlign w:val="center"/>
+          </w:tcPr>
+          <w:p>
+            <w:pPr>
+              <w:pStyle w:val="Normal"/>
+              <w:jc w:val="right"/>
+              <w:pBdr>
+                <w:bottom w:val="none" w:sz="0" w:space="0" w:color="000000"/>
+                <w:top w:val="none" w:sz="0" w:space="0" w:color="000000"/>
+                <w:left w:val="none" w:sz="0" w:space="0" w:color="000000"/>
+                <w:right w:val="none" w:sz="0" w:space="0" w:color="000000"/>
+              </w:pBdr>
+              <w:spacing w:after="100" w:before="100" w:line="240"/>
+              <w:ind w:left="100" w:right="100" w:firstLine="0" w:firstLineChars="0"/>
+              <w:rPr>
+                <w:rFonts w:ascii="Helvetica" w:hAnsi="Helvetica" w:eastAsia="Helvetica" w:cs="Helvetica"/>
+                <w:i w:val="false"/>
+                <w:b w:val="false"/>
+                <w:u w:val="none"/>
+                <w:sz w:val="22"/>
+                <w:szCs w:val="22"/>
+                <w:color w:val="000000"/>
+              </w:rPr>
+            </w:pPr>
+            <w:r>
+              <w:rPr>
+                <w:rFonts w:ascii="Helvetica" w:hAnsi="Helvetica" w:eastAsia="Helvetica" w:cs="Helvetica"/>
+                <w:i w:val="false"/>
+                <w:b w:val="false"/>
+                <w:u w:val="none"/>
+                <w:sz w:val="22"/>
+                <w:szCs w:val="22"/>
+                <w:color w:val="000000"/>
+              </w:rPr>
+              <w:t xml:space="preserve">0.00</w:t>
+            </w:r>
+          </w:p>
+        </w:tc>
+      </w:tr>
+      <w:tr>
+        <w:trPr>
+          <w:trHeight w:val="617" w:hRule="auto"/>
+        </w:trPr>
+        body30
+        <w:tc>
+          <w:tcPr>
+            <w:tcBorders>
+              <w:bottom w:val="none" w:sz="0" w:space="0" w:color="000000"/>
+              <w:top w:val="none" w:sz="0" w:space="0" w:color="000000"/>
+              <w:left w:val="none" w:sz="0" w:space="0" w:color="000000"/>
+              <w:right w:val="none" w:sz="0" w:space="0" w:color="000000"/>
+            </w:tcBorders>
+            <w:shd w:val="clear" w:color="auto" w:fill="FFFFFF"/>
+            <w:tcMar>
+              <w:top w:w="0" w:type="dxa"/>
+              <w:bottom w:w="0" w:type="dxa"/>
+              <w:left w:w="0" w:type="dxa"/>
+              <w:right w:w="0" w:type="dxa"/>
+            </w:tcMar>
+            <w:vAlign w:val="center"/>
+          </w:tcPr>
+          <w:p>
+            <w:pPr>
+              <w:pStyle w:val="Normal"/>
+              <w:jc w:val="left"/>
+              <w:pBdr>
+                <w:bottom w:val="none" w:sz="0" w:space="0" w:color="000000"/>
+                <w:top w:val="none" w:sz="0" w:space="0" w:color="000000"/>
+                <w:left w:val="none" w:sz="0" w:space="0" w:color="000000"/>
+                <w:right w:val="none" w:sz="0" w:space="0" w:color="000000"/>
+              </w:pBdr>
+              <w:spacing w:after="100" w:before="100" w:line="240"/>
+              <w:ind w:left="100" w:right="100" w:firstLine="0" w:firstLineChars="0"/>
+              <w:rPr>
+                <w:rFonts w:ascii="Helvetica" w:hAnsi="Helvetica" w:eastAsia="Helvetica" w:cs="Helvetica"/>
+                <w:i w:val="false"/>
+                <w:b w:val="false"/>
+                <w:u w:val="none"/>
+                <w:sz w:val="22"/>
+                <w:szCs w:val="22"/>
+                <w:color w:val="000000"/>
+              </w:rPr>
+            </w:pPr>
+            <w:r>
+              <w:rPr>
+                <w:rFonts w:ascii="Helvetica" w:hAnsi="Helvetica" w:eastAsia="Helvetica" w:cs="Helvetica"/>
+                <w:i w:val="false"/>
+                <w:b w:val="false"/>
+                <w:u w:val="none"/>
+                <w:sz w:val="22"/>
+                <w:szCs w:val="22"/>
+                <w:color w:val="000000"/>
+              </w:rPr>
+              <w:t xml:space="preserve">Uniform (mean: 100 bp)</w:t>
+            </w:r>
+          </w:p>
+        </w:tc>
+        <w:tc>
+          <w:tcPr>
+            <w:tcBorders>
+              <w:bottom w:val="none" w:sz="0" w:space="0" w:color="000000"/>
+              <w:top w:val="none" w:sz="0" w:space="0" w:color="000000"/>
+              <w:left w:val="none" w:sz="0" w:space="0" w:color="000000"/>
+              <w:right w:val="none" w:sz="0" w:space="0" w:color="000000"/>
+            </w:tcBorders>
+            <w:shd w:val="clear" w:color="auto" w:fill="FFFFFF"/>
+            <w:tcMar>
+              <w:top w:w="0" w:type="dxa"/>
+              <w:bottom w:w="0" w:type="dxa"/>
+              <w:left w:w="0" w:type="dxa"/>
+              <w:right w:w="0" w:type="dxa"/>
+            </w:tcMar>
+            <w:vAlign w:val="center"/>
+          </w:tcPr>
+          <w:p>
+            <w:pPr>
+              <w:pStyle w:val="Normal"/>
+              <w:jc w:val="left"/>
+              <w:pBdr>
+                <w:bottom w:val="none" w:sz="0" w:space="0" w:color="000000"/>
+                <w:top w:val="none" w:sz="0" w:space="0" w:color="000000"/>
+                <w:left w:val="none" w:sz="0" w:space="0" w:color="000000"/>
+                <w:right w:val="none" w:sz="0" w:space="0" w:color="000000"/>
+              </w:pBdr>
+              <w:spacing w:after="100" w:before="100" w:line="240"/>
+              <w:ind w:left="100" w:right="100" w:firstLine="0" w:firstLineChars="0"/>
+              <w:rPr>
+                <w:rFonts w:ascii="Helvetica" w:hAnsi="Helvetica" w:eastAsia="Helvetica" w:cs="Helvetica"/>
+                <w:i w:val="false"/>
+                <w:b w:val="false"/>
+                <w:u w:val="none"/>
+                <w:sz w:val="22"/>
+                <w:szCs w:val="22"/>
+                <w:color w:val="000000"/>
+              </w:rPr>
+            </w:pPr>
+            <w:r>
+              <w:rPr>
+                <w:rFonts w:ascii="Helvetica" w:hAnsi="Helvetica" w:eastAsia="Helvetica" w:cs="Helvetica"/>
+                <w:i w:val="false"/>
+                <w:b w:val="false"/>
+                <w:u w:val="none"/>
+                <w:sz w:val="22"/>
+                <w:szCs w:val="22"/>
+                <w:color w:val="000000"/>
+              </w:rPr>
+              <w:t xml:space="preserve">Geom2</w:t>
+            </w:r>
+          </w:p>
+        </w:tc>
+        <w:tc>
+          <w:tcPr>
+            <w:tcBorders>
+              <w:bottom w:val="none" w:sz="0" w:space="0" w:color="000000"/>
+              <w:top w:val="none" w:sz="0" w:space="0" w:color="000000"/>
+              <w:left w:val="none" w:sz="0" w:space="0" w:color="000000"/>
+              <w:right w:val="none" w:sz="0" w:space="0" w:color="000000"/>
+            </w:tcBorders>
+            <w:shd w:val="clear" w:color="auto" w:fill="FFFFFF"/>
+            <w:tcMar>
+              <w:top w:w="0" w:type="dxa"/>
+              <w:bottom w:w="0" w:type="dxa"/>
+              <w:left w:w="0" w:type="dxa"/>
+              <w:right w:w="0" w:type="dxa"/>
+            </w:tcMar>
+            <w:vAlign w:val="center"/>
+          </w:tcPr>
+          <w:p>
+            <w:pPr>
+              <w:pStyle w:val="Normal"/>
+              <w:jc w:val="right"/>
+              <w:pBdr>
+                <w:bottom w:val="none" w:sz="0" w:space="0" w:color="000000"/>
+                <w:top w:val="none" w:sz="0" w:space="0" w:color="000000"/>
+                <w:left w:val="none" w:sz="0" w:space="0" w:color="000000"/>
+                <w:right w:val="none" w:sz="0" w:space="0" w:color="000000"/>
+              </w:pBdr>
+              <w:spacing w:after="100" w:before="100" w:line="240"/>
+              <w:ind w:left="100" w:right="100" w:firstLine="0" w:firstLineChars="0"/>
+              <w:rPr>
+                <w:rFonts w:ascii="Helvetica" w:hAnsi="Helvetica" w:eastAsia="Helvetica" w:cs="Helvetica"/>
+                <w:i w:val="false"/>
+                <w:b w:val="false"/>
+                <w:u w:val="none"/>
+                <w:sz w:val="22"/>
+                <w:szCs w:val="22"/>
+                <w:color w:val="000000"/>
+              </w:rPr>
+            </w:pPr>
+            <w:r>
+              <w:rPr>
+                <w:rFonts w:ascii="Helvetica" w:hAnsi="Helvetica" w:eastAsia="Helvetica" w:cs="Helvetica"/>
+                <w:i w:val="false"/>
+                <w:b w:val="false"/>
+                <w:u w:val="none"/>
+                <w:sz w:val="22"/>
+                <w:szCs w:val="22"/>
+                <w:color w:val="000000"/>
+              </w:rPr>
+              <w:t xml:space="preserve">-23.5</w:t>
+            </w:r>
+          </w:p>
+        </w:tc>
+        <w:tc>
+          <w:tcPr>
+            <w:tcBorders>
+              <w:bottom w:val="none" w:sz="0" w:space="0" w:color="000000"/>
+              <w:top w:val="none" w:sz="0" w:space="0" w:color="000000"/>
+              <w:left w:val="none" w:sz="0" w:space="0" w:color="000000"/>
+              <w:right w:val="none" w:sz="0" w:space="0" w:color="000000"/>
+            </w:tcBorders>
+            <w:shd w:val="clear" w:color="auto" w:fill="FFFFFF"/>
+            <w:tcMar>
+              <w:top w:w="0" w:type="dxa"/>
+              <w:bottom w:w="0" w:type="dxa"/>
+              <w:left w:w="0" w:type="dxa"/>
+              <w:right w:w="0" w:type="dxa"/>
+            </w:tcMar>
+            <w:vAlign w:val="center"/>
+          </w:tcPr>
+          <w:p>
+            <w:pPr>
+              <w:pStyle w:val="Normal"/>
+              <w:jc w:val="right"/>
+              <w:pBdr>
+                <w:bottom w:val="none" w:sz="0" w:space="0" w:color="000000"/>
+                <w:top w:val="none" w:sz="0" w:space="0" w:color="000000"/>
+                <w:left w:val="none" w:sz="0" w:space="0" w:color="000000"/>
+                <w:right w:val="none" w:sz="0" w:space="0" w:color="000000"/>
+              </w:pBdr>
+              <w:spacing w:after="100" w:before="100" w:line="240"/>
+              <w:ind w:left="100" w:right="100" w:firstLine="0" w:firstLineChars="0"/>
+              <w:rPr>
+                <w:rFonts w:ascii="Helvetica" w:hAnsi="Helvetica" w:eastAsia="Helvetica" w:cs="Helvetica"/>
+                <w:i w:val="false"/>
+                <w:b w:val="false"/>
+                <w:u w:val="none"/>
+                <w:sz w:val="22"/>
+                <w:szCs w:val="22"/>
+                <w:color w:val="000000"/>
+              </w:rPr>
+            </w:pPr>
+            <w:r>
+              <w:rPr>
+                <w:rFonts w:ascii="Helvetica" w:hAnsi="Helvetica" w:eastAsia="Helvetica" w:cs="Helvetica"/>
+                <w:i w:val="false"/>
+                <w:b w:val="false"/>
+                <w:u w:val="none"/>
+                <w:sz w:val="22"/>
+                <w:szCs w:val="22"/>
+                <w:color w:val="000000"/>
+              </w:rPr>
+              <w:t xml:space="preserve">1.7</w:t>
+            </w:r>
+          </w:p>
+        </w:tc>
+        <w:tc>
+          <w:tcPr>
+            <w:tcBorders>
+              <w:bottom w:val="none" w:sz="0" w:space="0" w:color="000000"/>
+              <w:top w:val="none" w:sz="0" w:space="0" w:color="000000"/>
+              <w:left w:val="none" w:sz="0" w:space="0" w:color="000000"/>
+              <w:right w:val="none" w:sz="0" w:space="0" w:color="000000"/>
+            </w:tcBorders>
+            <w:shd w:val="clear" w:color="auto" w:fill="FFFFFF"/>
+            <w:tcMar>
+              <w:top w:w="0" w:type="dxa"/>
+              <w:bottom w:w="0" w:type="dxa"/>
+              <w:left w:w="0" w:type="dxa"/>
+              <w:right w:w="0" w:type="dxa"/>
+            </w:tcMar>
+            <w:vAlign w:val="center"/>
+          </w:tcPr>
+          <w:p>
+            <w:pPr>
+              <w:pStyle w:val="Normal"/>
+              <w:jc w:val="right"/>
+              <w:pBdr>
+                <w:bottom w:val="none" w:sz="0" w:space="0" w:color="000000"/>
+                <w:top w:val="none" w:sz="0" w:space="0" w:color="000000"/>
+                <w:left w:val="none" w:sz="0" w:space="0" w:color="000000"/>
+                <w:right w:val="none" w:sz="0" w:space="0" w:color="000000"/>
+              </w:pBdr>
+              <w:spacing w:after="100" w:before="100" w:line="240"/>
+              <w:ind w:left="100" w:right="100" w:firstLine="0" w:firstLineChars="0"/>
+              <w:rPr>
+                <w:rFonts w:ascii="Helvetica" w:hAnsi="Helvetica" w:eastAsia="Helvetica" w:cs="Helvetica"/>
+                <w:i w:val="false"/>
+                <w:b w:val="false"/>
+                <w:u w:val="none"/>
+                <w:sz w:val="22"/>
+                <w:szCs w:val="22"/>
+                <w:color w:val="000000"/>
+              </w:rPr>
+            </w:pPr>
+            <w:r>
+              <w:rPr>
+                <w:rFonts w:ascii="Helvetica" w:hAnsi="Helvetica" w:eastAsia="Helvetica" w:cs="Helvetica"/>
+                <w:i w:val="false"/>
+                <w:b w:val="false"/>
+                <w:u w:val="none"/>
+                <w:sz w:val="22"/>
+                <w:szCs w:val="22"/>
+                <w:color w:val="000000"/>
+              </w:rPr>
+              <w:t xml:space="preserve">0.00</w:t>
+            </w:r>
+          </w:p>
+        </w:tc>
+      </w:tr>
+      <w:tr>
+        <w:trPr>
+          <w:trHeight w:val="617" w:hRule="auto"/>
+        </w:trPr>
+        body31
+        <w:tc>
+          <w:tcPr>
+            <w:tcBorders>
+              <w:bottom w:val="none" w:sz="0" w:space="0" w:color="000000"/>
+              <w:top w:val="none" w:sz="0" w:space="0" w:color="000000"/>
+              <w:left w:val="none" w:sz="0" w:space="0" w:color="000000"/>
+              <w:right w:val="none" w:sz="0" w:space="0" w:color="000000"/>
+            </w:tcBorders>
+            <w:shd w:val="clear" w:color="auto" w:fill="FFFFFF"/>
+            <w:tcMar>
+              <w:top w:w="0" w:type="dxa"/>
+              <w:bottom w:w="0" w:type="dxa"/>
+              <w:left w:w="0" w:type="dxa"/>
+              <w:right w:w="0" w:type="dxa"/>
+            </w:tcMar>
+            <w:vAlign w:val="center"/>
+          </w:tcPr>
+          <w:p>
+            <w:pPr>
+              <w:pStyle w:val="Normal"/>
+              <w:jc w:val="left"/>
+              <w:pBdr>
+                <w:bottom w:val="none" w:sz="0" w:space="0" w:color="000000"/>
+                <w:top w:val="none" w:sz="0" w:space="0" w:color="000000"/>
+                <w:left w:val="none" w:sz="0" w:space="0" w:color="000000"/>
+                <w:right w:val="none" w:sz="0" w:space="0" w:color="000000"/>
+              </w:pBdr>
+              <w:spacing w:after="100" w:before="100" w:line="240"/>
+              <w:ind w:left="100" w:right="100" w:firstLine="0" w:firstLineChars="0"/>
+              <w:rPr>
+                <w:rFonts w:ascii="Helvetica" w:hAnsi="Helvetica" w:eastAsia="Helvetica" w:cs="Helvetica"/>
+                <w:i w:val="false"/>
+                <w:b w:val="false"/>
+                <w:u w:val="none"/>
+                <w:sz w:val="22"/>
+                <w:szCs w:val="22"/>
+                <w:color w:val="000000"/>
+              </w:rPr>
+            </w:pPr>
+            <w:r>
+              <w:rPr>
+                <w:rFonts w:ascii="Helvetica" w:hAnsi="Helvetica" w:eastAsia="Helvetica" w:cs="Helvetica"/>
+                <w:i w:val="false"/>
+                <w:b w:val="false"/>
+                <w:u w:val="none"/>
+                <w:sz w:val="22"/>
+                <w:szCs w:val="22"/>
+                <w:color w:val="000000"/>
+              </w:rPr>
+              <w:t xml:space="preserve">Uniform (mean: 100 bp)</w:t>
+            </w:r>
+          </w:p>
+        </w:tc>
+        <w:tc>
+          <w:tcPr>
+            <w:tcBorders>
+              <w:bottom w:val="none" w:sz="0" w:space="0" w:color="000000"/>
+              <w:top w:val="none" w:sz="0" w:space="0" w:color="000000"/>
+              <w:left w:val="none" w:sz="0" w:space="0" w:color="000000"/>
+              <w:right w:val="none" w:sz="0" w:space="0" w:color="000000"/>
+            </w:tcBorders>
+            <w:shd w:val="clear" w:color="auto" w:fill="FFFFFF"/>
+            <w:tcMar>
+              <w:top w:w="0" w:type="dxa"/>
+              <w:bottom w:w="0" w:type="dxa"/>
+              <w:left w:w="0" w:type="dxa"/>
+              <w:right w:w="0" w:type="dxa"/>
+            </w:tcMar>
+            <w:vAlign w:val="center"/>
+          </w:tcPr>
+          <w:p>
+            <w:pPr>
+              <w:pStyle w:val="Normal"/>
+              <w:jc w:val="left"/>
+              <w:pBdr>
+                <w:bottom w:val="none" w:sz="0" w:space="0" w:color="000000"/>
+                <w:top w:val="none" w:sz="0" w:space="0" w:color="000000"/>
+                <w:left w:val="none" w:sz="0" w:space="0" w:color="000000"/>
+                <w:right w:val="none" w:sz="0" w:space="0" w:color="000000"/>
+              </w:pBdr>
+              <w:spacing w:after="100" w:before="100" w:line="240"/>
+              <w:ind w:left="100" w:right="100" w:firstLine="0" w:firstLineChars="0"/>
+              <w:rPr>
+                <w:rFonts w:ascii="Helvetica" w:hAnsi="Helvetica" w:eastAsia="Helvetica" w:cs="Helvetica"/>
+                <w:i w:val="false"/>
+                <w:b w:val="false"/>
+                <w:u w:val="none"/>
+                <w:sz w:val="22"/>
+                <w:szCs w:val="22"/>
+                <w:color w:val="000000"/>
+              </w:rPr>
+            </w:pPr>
+            <w:r>
+              <w:rPr>
+                <w:rFonts w:ascii="Helvetica" w:hAnsi="Helvetica" w:eastAsia="Helvetica" w:cs="Helvetica"/>
+                <w:i w:val="false"/>
+                <w:b w:val="false"/>
+                <w:u w:val="none"/>
+                <w:sz w:val="22"/>
+                <w:szCs w:val="22"/>
+                <w:color w:val="000000"/>
+              </w:rPr>
+              <w:t xml:space="preserve">Mixture</w:t>
+            </w:r>
+          </w:p>
+        </w:tc>
+        <w:tc>
+          <w:tcPr>
+            <w:tcBorders>
+              <w:bottom w:val="none" w:sz="0" w:space="0" w:color="000000"/>
+              <w:top w:val="none" w:sz="0" w:space="0" w:color="000000"/>
+              <w:left w:val="none" w:sz="0" w:space="0" w:color="000000"/>
+              <w:right w:val="none" w:sz="0" w:space="0" w:color="000000"/>
+            </w:tcBorders>
+            <w:shd w:val="clear" w:color="auto" w:fill="FFFFFF"/>
+            <w:tcMar>
+              <w:top w:w="0" w:type="dxa"/>
+              <w:bottom w:w="0" w:type="dxa"/>
+              <w:left w:w="0" w:type="dxa"/>
+              <w:right w:w="0" w:type="dxa"/>
+            </w:tcMar>
+            <w:vAlign w:val="center"/>
+          </w:tcPr>
+          <w:p>
+            <w:pPr>
+              <w:pStyle w:val="Normal"/>
+              <w:jc w:val="right"/>
+              <w:pBdr>
+                <w:bottom w:val="none" w:sz="0" w:space="0" w:color="000000"/>
+                <w:top w:val="none" w:sz="0" w:space="0" w:color="000000"/>
+                <w:left w:val="none" w:sz="0" w:space="0" w:color="000000"/>
+                <w:right w:val="none" w:sz="0" w:space="0" w:color="000000"/>
+              </w:pBdr>
+              <w:spacing w:after="100" w:before="100" w:line="240"/>
+              <w:ind w:left="100" w:right="100" w:firstLine="0" w:firstLineChars="0"/>
+              <w:rPr>
+                <w:rFonts w:ascii="Helvetica" w:hAnsi="Helvetica" w:eastAsia="Helvetica" w:cs="Helvetica"/>
+                <w:i w:val="false"/>
+                <w:b w:val="false"/>
+                <w:u w:val="none"/>
+                <w:sz w:val="22"/>
+                <w:szCs w:val="22"/>
+                <w:color w:val="000000"/>
+              </w:rPr>
+            </w:pPr>
+            <w:r>
+              <w:rPr>
+                <w:rFonts w:ascii="Helvetica" w:hAnsi="Helvetica" w:eastAsia="Helvetica" w:cs="Helvetica"/>
+                <w:i w:val="false"/>
+                <w:b w:val="false"/>
+                <w:u w:val="none"/>
+                <w:sz w:val="22"/>
+                <w:szCs w:val="22"/>
+                <w:color w:val="000000"/>
+              </w:rPr>
+              <w:t xml:space="preserve">-48.3</w:t>
+            </w:r>
+          </w:p>
+        </w:tc>
+        <w:tc>
+          <w:tcPr>
+            <w:tcBorders>
+              <w:bottom w:val="none" w:sz="0" w:space="0" w:color="000000"/>
+              <w:top w:val="none" w:sz="0" w:space="0" w:color="000000"/>
+              <w:left w:val="none" w:sz="0" w:space="0" w:color="000000"/>
+              <w:right w:val="none" w:sz="0" w:space="0" w:color="000000"/>
+            </w:tcBorders>
+            <w:shd w:val="clear" w:color="auto" w:fill="FFFFFF"/>
+            <w:tcMar>
+              <w:top w:w="0" w:type="dxa"/>
+              <w:bottom w:w="0" w:type="dxa"/>
+              <w:left w:w="0" w:type="dxa"/>
+              <w:right w:w="0" w:type="dxa"/>
+            </w:tcMar>
+            <w:vAlign w:val="center"/>
+          </w:tcPr>
+          <w:p>
+            <w:pPr>
+              <w:pStyle w:val="Normal"/>
+              <w:jc w:val="right"/>
+              <w:pBdr>
+                <w:bottom w:val="none" w:sz="0" w:space="0" w:color="000000"/>
+                <w:top w:val="none" w:sz="0" w:space="0" w:color="000000"/>
+                <w:left w:val="none" w:sz="0" w:space="0" w:color="000000"/>
+                <w:right w:val="none" w:sz="0" w:space="0" w:color="000000"/>
+              </w:pBdr>
+              <w:spacing w:after="100" w:before="100" w:line="240"/>
+              <w:ind w:left="100" w:right="100" w:firstLine="0" w:firstLineChars="0"/>
+              <w:rPr>
+                <w:rFonts w:ascii="Helvetica" w:hAnsi="Helvetica" w:eastAsia="Helvetica" w:cs="Helvetica"/>
+                <w:i w:val="false"/>
+                <w:b w:val="false"/>
+                <w:u w:val="none"/>
+                <w:sz w:val="22"/>
+                <w:szCs w:val="22"/>
+                <w:color w:val="000000"/>
+              </w:rPr>
+            </w:pPr>
+            <w:r>
+              <w:rPr>
+                <w:rFonts w:ascii="Helvetica" w:hAnsi="Helvetica" w:eastAsia="Helvetica" w:cs="Helvetica"/>
+                <w:i w:val="false"/>
+                <w:b w:val="false"/>
+                <w:u w:val="none"/>
+                <w:sz w:val="22"/>
+                <w:szCs w:val="22"/>
+                <w:color w:val="000000"/>
+              </w:rPr>
+              <w:t xml:space="preserve">1.2</w:t>
+            </w:r>
+          </w:p>
+        </w:tc>
+        <w:tc>
+          <w:tcPr>
+            <w:tcBorders>
+              <w:bottom w:val="none" w:sz="0" w:space="0" w:color="000000"/>
+              <w:top w:val="none" w:sz="0" w:space="0" w:color="000000"/>
+              <w:left w:val="none" w:sz="0" w:space="0" w:color="000000"/>
+              <w:right w:val="none" w:sz="0" w:space="0" w:color="000000"/>
+            </w:tcBorders>
+            <w:shd w:val="clear" w:color="auto" w:fill="FFFFFF"/>
+            <w:tcMar>
+              <w:top w:w="0" w:type="dxa"/>
+              <w:bottom w:w="0" w:type="dxa"/>
+              <w:left w:w="0" w:type="dxa"/>
+              <w:right w:w="0" w:type="dxa"/>
+            </w:tcMar>
+            <w:vAlign w:val="center"/>
+          </w:tcPr>
+          <w:p>
+            <w:pPr>
+              <w:pStyle w:val="Normal"/>
+              <w:jc w:val="right"/>
+              <w:pBdr>
+                <w:bottom w:val="none" w:sz="0" w:space="0" w:color="000000"/>
+                <w:top w:val="none" w:sz="0" w:space="0" w:color="000000"/>
+                <w:left w:val="none" w:sz="0" w:space="0" w:color="000000"/>
+                <w:right w:val="none" w:sz="0" w:space="0" w:color="000000"/>
+              </w:pBdr>
+              <w:spacing w:after="100" w:before="100" w:line="240"/>
+              <w:ind w:left="100" w:right="100" w:firstLine="0" w:firstLineChars="0"/>
+              <w:rPr>
+                <w:rFonts w:ascii="Helvetica" w:hAnsi="Helvetica" w:eastAsia="Helvetica" w:cs="Helvetica"/>
+                <w:i w:val="false"/>
+                <w:b w:val="false"/>
+                <w:u w:val="none"/>
+                <w:sz w:val="22"/>
+                <w:szCs w:val="22"/>
+                <w:color w:val="000000"/>
+              </w:rPr>
+            </w:pPr>
+            <w:r>
+              <w:rPr>
+                <w:rFonts w:ascii="Helvetica" w:hAnsi="Helvetica" w:eastAsia="Helvetica" w:cs="Helvetica"/>
+                <w:i w:val="false"/>
+                <w:b w:val="false"/>
+                <w:u w:val="none"/>
+                <w:sz w:val="22"/>
+                <w:szCs w:val="22"/>
+                <w:color w:val="000000"/>
+              </w:rPr>
+              <w:t xml:space="preserve">0.00</w:t>
+            </w:r>
+          </w:p>
+        </w:tc>
+      </w:tr>
+      <w:tr>
+        <w:trPr>
+          <w:trHeight w:val="617" w:hRule="auto"/>
+        </w:trPr>
+        body32
+        <w:tc>
+          <w:tcPr>
+            <w:tcBorders>
+              <w:bottom w:val="none" w:sz="0" w:space="0" w:color="000000"/>
+              <w:top w:val="none" w:sz="0" w:space="0" w:color="000000"/>
+              <w:left w:val="none" w:sz="0" w:space="0" w:color="000000"/>
+              <w:right w:val="none" w:sz="0" w:space="0" w:color="000000"/>
+            </w:tcBorders>
+            <w:shd w:val="clear" w:color="auto" w:fill="FFFFFF"/>
+            <w:tcMar>
+              <w:top w:w="0" w:type="dxa"/>
+              <w:bottom w:w="0" w:type="dxa"/>
+              <w:left w:w="0" w:type="dxa"/>
+              <w:right w:w="0" w:type="dxa"/>
+            </w:tcMar>
+            <w:vAlign w:val="center"/>
+          </w:tcPr>
+          <w:p>
+            <w:pPr>
+              <w:pStyle w:val="Normal"/>
+              <w:jc w:val="left"/>
+              <w:pBdr>
+                <w:bottom w:val="none" w:sz="0" w:space="0" w:color="000000"/>
+                <w:top w:val="none" w:sz="0" w:space="0" w:color="000000"/>
+                <w:left w:val="none" w:sz="0" w:space="0" w:color="000000"/>
+                <w:right w:val="none" w:sz="0" w:space="0" w:color="000000"/>
+              </w:pBdr>
+              <w:spacing w:after="100" w:before="100" w:line="240"/>
+              <w:ind w:left="100" w:right="100" w:firstLine="0" w:firstLineChars="0"/>
+              <w:rPr>
+                <w:rFonts w:ascii="Helvetica" w:hAnsi="Helvetica" w:eastAsia="Helvetica" w:cs="Helvetica"/>
+                <w:i w:val="false"/>
+                <w:b w:val="false"/>
+                <w:u w:val="none"/>
+                <w:sz w:val="22"/>
+                <w:szCs w:val="22"/>
+                <w:color w:val="000000"/>
+              </w:rPr>
+            </w:pPr>
+            <w:r>
+              <w:rPr>
+                <w:rFonts w:ascii="Helvetica" w:hAnsi="Helvetica" w:eastAsia="Helvetica" w:cs="Helvetica"/>
+                <w:i w:val="false"/>
+                <w:b w:val="false"/>
+                <w:u w:val="none"/>
+                <w:sz w:val="22"/>
+                <w:szCs w:val="22"/>
+                <w:color w:val="000000"/>
+              </w:rPr>
+              <w:t xml:space="preserve">Uniform (mean: 100 bp)</w:t>
+            </w:r>
+          </w:p>
+        </w:tc>
+        <w:tc>
+          <w:tcPr>
+            <w:tcBorders>
+              <w:bottom w:val="none" w:sz="0" w:space="0" w:color="000000"/>
+              <w:top w:val="none" w:sz="0" w:space="0" w:color="000000"/>
+              <w:left w:val="none" w:sz="0" w:space="0" w:color="000000"/>
+              <w:right w:val="none" w:sz="0" w:space="0" w:color="000000"/>
+            </w:tcBorders>
+            <w:shd w:val="clear" w:color="auto" w:fill="FFFFFF"/>
+            <w:tcMar>
+              <w:top w:w="0" w:type="dxa"/>
+              <w:bottom w:w="0" w:type="dxa"/>
+              <w:left w:w="0" w:type="dxa"/>
+              <w:right w:w="0" w:type="dxa"/>
+            </w:tcMar>
+            <w:vAlign w:val="center"/>
+          </w:tcPr>
+          <w:p>
+            <w:pPr>
+              <w:pStyle w:val="Normal"/>
+              <w:jc w:val="left"/>
+              <w:pBdr>
+                <w:bottom w:val="none" w:sz="0" w:space="0" w:color="000000"/>
+                <w:top w:val="none" w:sz="0" w:space="0" w:color="000000"/>
+                <w:left w:val="none" w:sz="0" w:space="0" w:color="000000"/>
+                <w:right w:val="none" w:sz="0" w:space="0" w:color="000000"/>
+              </w:pBdr>
+              <w:spacing w:after="100" w:before="100" w:line="240"/>
+              <w:ind w:left="100" w:right="100" w:firstLine="0" w:firstLineChars="0"/>
+              <w:rPr>
+                <w:rFonts w:ascii="Helvetica" w:hAnsi="Helvetica" w:eastAsia="Helvetica" w:cs="Helvetica"/>
+                <w:i w:val="false"/>
+                <w:b w:val="false"/>
+                <w:u w:val="none"/>
+                <w:sz w:val="22"/>
+                <w:szCs w:val="22"/>
+                <w:color w:val="000000"/>
+              </w:rPr>
+            </w:pPr>
+            <w:r>
+              <w:rPr>
+                <w:rFonts w:ascii="Helvetica" w:hAnsi="Helvetica" w:eastAsia="Helvetica" w:cs="Helvetica"/>
+                <w:i w:val="false"/>
+                <w:b w:val="false"/>
+                <w:u w:val="none"/>
+                <w:sz w:val="22"/>
+                <w:szCs w:val="22"/>
+                <w:color w:val="000000"/>
+              </w:rPr>
+              <w:t xml:space="preserve">BIC-selected</w:t>
+            </w:r>
+          </w:p>
+        </w:tc>
+        <w:tc>
+          <w:tcPr>
+            <w:tcBorders>
+              <w:bottom w:val="none" w:sz="0" w:space="0" w:color="000000"/>
+              <w:top w:val="none" w:sz="0" w:space="0" w:color="000000"/>
+              <w:left w:val="none" w:sz="0" w:space="0" w:color="000000"/>
+              <w:right w:val="none" w:sz="0" w:space="0" w:color="000000"/>
+            </w:tcBorders>
+            <w:shd w:val="clear" w:color="auto" w:fill="FFFFFF"/>
+            <w:tcMar>
+              <w:top w:w="0" w:type="dxa"/>
+              <w:bottom w:w="0" w:type="dxa"/>
+              <w:left w:w="0" w:type="dxa"/>
+              <w:right w:w="0" w:type="dxa"/>
+            </w:tcMar>
+            <w:vAlign w:val="center"/>
+          </w:tcPr>
+          <w:p>
+            <w:pPr>
+              <w:pStyle w:val="Normal"/>
+              <w:jc w:val="right"/>
+              <w:pBdr>
+                <w:bottom w:val="none" w:sz="0" w:space="0" w:color="000000"/>
+                <w:top w:val="none" w:sz="0" w:space="0" w:color="000000"/>
+                <w:left w:val="none" w:sz="0" w:space="0" w:color="000000"/>
+                <w:right w:val="none" w:sz="0" w:space="0" w:color="000000"/>
+              </w:pBdr>
+              <w:spacing w:after="100" w:before="100" w:line="240"/>
+              <w:ind w:left="100" w:right="100" w:firstLine="0" w:firstLineChars="0"/>
+              <w:rPr>
+                <w:rFonts w:ascii="Helvetica" w:hAnsi="Helvetica" w:eastAsia="Helvetica" w:cs="Helvetica"/>
+                <w:i w:val="false"/>
+                <w:b w:val="false"/>
+                <w:u w:val="none"/>
+                <w:sz w:val="22"/>
+                <w:szCs w:val="22"/>
+                <w:color w:val="000000"/>
+              </w:rPr>
+            </w:pPr>
+            <w:r>
+              <w:rPr>
+                <w:rFonts w:ascii="Helvetica" w:hAnsi="Helvetica" w:eastAsia="Helvetica" w:cs="Helvetica"/>
+                <w:i w:val="false"/>
+                <w:b w:val="false"/>
+                <w:u w:val="none"/>
+                <w:sz w:val="22"/>
+                <w:szCs w:val="22"/>
+                <w:color w:val="000000"/>
+              </w:rPr>
+              <w:t xml:space="preserve">-23.5</w:t>
+            </w:r>
+          </w:p>
+        </w:tc>
+        <w:tc>
+          <w:tcPr>
+            <w:tcBorders>
+              <w:bottom w:val="none" w:sz="0" w:space="0" w:color="000000"/>
+              <w:top w:val="none" w:sz="0" w:space="0" w:color="000000"/>
+              <w:left w:val="none" w:sz="0" w:space="0" w:color="000000"/>
+              <w:right w:val="none" w:sz="0" w:space="0" w:color="000000"/>
+            </w:tcBorders>
+            <w:shd w:val="clear" w:color="auto" w:fill="FFFFFF"/>
+            <w:tcMar>
+              <w:top w:w="0" w:type="dxa"/>
+              <w:bottom w:w="0" w:type="dxa"/>
+              <w:left w:w="0" w:type="dxa"/>
+              <w:right w:w="0" w:type="dxa"/>
+            </w:tcMar>
+            <w:vAlign w:val="center"/>
+          </w:tcPr>
+          <w:p>
+            <w:pPr>
+              <w:pStyle w:val="Normal"/>
+              <w:jc w:val="right"/>
+              <w:pBdr>
+                <w:bottom w:val="none" w:sz="0" w:space="0" w:color="000000"/>
+                <w:top w:val="none" w:sz="0" w:space="0" w:color="000000"/>
+                <w:left w:val="none" w:sz="0" w:space="0" w:color="000000"/>
+                <w:right w:val="none" w:sz="0" w:space="0" w:color="000000"/>
+              </w:pBdr>
+              <w:spacing w:after="100" w:before="100" w:line="240"/>
+              <w:ind w:left="100" w:right="100" w:firstLine="0" w:firstLineChars="0"/>
+              <w:rPr>
+                <w:rFonts w:ascii="Helvetica" w:hAnsi="Helvetica" w:eastAsia="Helvetica" w:cs="Helvetica"/>
+                <w:i w:val="false"/>
+                <w:b w:val="false"/>
+                <w:u w:val="none"/>
+                <w:sz w:val="22"/>
+                <w:szCs w:val="22"/>
+                <w:color w:val="000000"/>
+              </w:rPr>
+            </w:pPr>
+            <w:r>
+              <w:rPr>
+                <w:rFonts w:ascii="Helvetica" w:hAnsi="Helvetica" w:eastAsia="Helvetica" w:cs="Helvetica"/>
+                <w:i w:val="false"/>
+                <w:b w:val="false"/>
+                <w:u w:val="none"/>
+                <w:sz w:val="22"/>
+                <w:szCs w:val="22"/>
+                <w:color w:val="000000"/>
+              </w:rPr>
+              <w:t xml:space="preserve">1.7</w:t>
+            </w:r>
+          </w:p>
+        </w:tc>
+        <w:tc>
+          <w:tcPr>
+            <w:tcBorders>
+              <w:bottom w:val="none" w:sz="0" w:space="0" w:color="000000"/>
+              <w:top w:val="none" w:sz="0" w:space="0" w:color="000000"/>
+              <w:left w:val="none" w:sz="0" w:space="0" w:color="000000"/>
+              <w:right w:val="none" w:sz="0" w:space="0" w:color="000000"/>
+            </w:tcBorders>
+            <w:shd w:val="clear" w:color="auto" w:fill="FFFFFF"/>
+            <w:tcMar>
+              <w:top w:w="0" w:type="dxa"/>
+              <w:bottom w:w="0" w:type="dxa"/>
+              <w:left w:w="0" w:type="dxa"/>
+              <w:right w:w="0" w:type="dxa"/>
+            </w:tcMar>
+            <w:vAlign w:val="center"/>
+          </w:tcPr>
+          <w:p>
+            <w:pPr>
+              <w:pStyle w:val="Normal"/>
+              <w:jc w:val="right"/>
+              <w:pBdr>
+                <w:bottom w:val="none" w:sz="0" w:space="0" w:color="000000"/>
+                <w:top w:val="none" w:sz="0" w:space="0" w:color="000000"/>
+                <w:left w:val="none" w:sz="0" w:space="0" w:color="000000"/>
+                <w:right w:val="none" w:sz="0" w:space="0" w:color="000000"/>
+              </w:pBdr>
+              <w:spacing w:after="100" w:before="100" w:line="240"/>
+              <w:ind w:left="100" w:right="100" w:firstLine="0" w:firstLineChars="0"/>
+              <w:rPr>
+                <w:rFonts w:ascii="Helvetica" w:hAnsi="Helvetica" w:eastAsia="Helvetica" w:cs="Helvetica"/>
+                <w:i w:val="false"/>
+                <w:b w:val="false"/>
+                <w:u w:val="none"/>
+                <w:sz w:val="22"/>
+                <w:szCs w:val="22"/>
+                <w:color w:val="000000"/>
+              </w:rPr>
+            </w:pPr>
+            <w:r>
+              <w:rPr>
+                <w:rFonts w:ascii="Helvetica" w:hAnsi="Helvetica" w:eastAsia="Helvetica" w:cs="Helvetica"/>
+                <w:i w:val="false"/>
+                <w:b w:val="false"/>
+                <w:u w:val="none"/>
+                <w:sz w:val="22"/>
+                <w:szCs w:val="22"/>
+                <w:color w:val="000000"/>
+              </w:rPr>
+              <w:t xml:space="preserve">0.00</w:t>
+            </w:r>
+          </w:p>
+        </w:tc>
+      </w:tr>
+      <w:tr>
+        <w:trPr>
+          <w:trHeight w:val="617" w:hRule="auto"/>
+        </w:trPr>
+        body33
+        <w:tc>
+          <w:tcPr>
+            <w:tcBorders>
+              <w:bottom w:val="none" w:sz="0" w:space="0" w:color="000000"/>
+              <w:top w:val="none" w:sz="0" w:space="0" w:color="000000"/>
+              <w:left w:val="none" w:sz="0" w:space="0" w:color="000000"/>
+              <w:right w:val="none" w:sz="0" w:space="0" w:color="000000"/>
+            </w:tcBorders>
+            <w:shd w:val="clear" w:color="auto" w:fill="FFFFFF"/>
+            <w:tcMar>
+              <w:top w:w="0" w:type="dxa"/>
+              <w:bottom w:w="0" w:type="dxa"/>
+              <w:left w:w="0" w:type="dxa"/>
+              <w:right w:w="0" w:type="dxa"/>
+            </w:tcMar>
+            <w:vAlign w:val="center"/>
+          </w:tcPr>
+          <w:p>
+            <w:pPr>
+              <w:pStyle w:val="Normal"/>
+              <w:jc w:val="left"/>
+              <w:pBdr>
+                <w:bottom w:val="none" w:sz="0" w:space="0" w:color="000000"/>
+                <w:top w:val="none" w:sz="0" w:space="0" w:color="000000"/>
+                <w:left w:val="none" w:sz="0" w:space="0" w:color="000000"/>
+                <w:right w:val="none" w:sz="0" w:space="0" w:color="000000"/>
+              </w:pBdr>
+              <w:spacing w:after="100" w:before="100" w:line="240"/>
+              <w:ind w:left="100" w:right="100" w:firstLine="0" w:firstLineChars="0"/>
+              <w:rPr>
+                <w:rFonts w:ascii="Helvetica" w:hAnsi="Helvetica" w:eastAsia="Helvetica" w:cs="Helvetica"/>
+                <w:i w:val="false"/>
+                <w:b w:val="false"/>
+                <w:u w:val="none"/>
+                <w:sz w:val="22"/>
+                <w:szCs w:val="22"/>
+                <w:color w:val="000000"/>
+              </w:rPr>
+            </w:pPr>
+            <w:r>
+              <w:rPr>
+                <w:rFonts w:ascii="Helvetica" w:hAnsi="Helvetica" w:eastAsia="Helvetica" w:cs="Helvetica"/>
+                <w:i w:val="false"/>
+                <w:b w:val="false"/>
+                <w:u w:val="none"/>
+                <w:sz w:val="22"/>
+                <w:szCs w:val="22"/>
+                <w:color w:val="000000"/>
+              </w:rPr>
+              <w:t xml:space="preserve">Mixture (mean: 21 bp)</w:t>
+            </w:r>
+          </w:p>
+        </w:tc>
+        <w:tc>
+          <w:tcPr>
+            <w:tcBorders>
+              <w:bottom w:val="none" w:sz="0" w:space="0" w:color="000000"/>
+              <w:top w:val="none" w:sz="0" w:space="0" w:color="000000"/>
+              <w:left w:val="none" w:sz="0" w:space="0" w:color="000000"/>
+              <w:right w:val="none" w:sz="0" w:space="0" w:color="000000"/>
+            </w:tcBorders>
+            <w:shd w:val="clear" w:color="auto" w:fill="FFFFFF"/>
+            <w:tcMar>
+              <w:top w:w="0" w:type="dxa"/>
+              <w:bottom w:w="0" w:type="dxa"/>
+              <w:left w:w="0" w:type="dxa"/>
+              <w:right w:w="0" w:type="dxa"/>
+            </w:tcMar>
+            <w:vAlign w:val="center"/>
+          </w:tcPr>
+          <w:p>
+            <w:pPr>
+              <w:pStyle w:val="Normal"/>
+              <w:jc w:val="left"/>
+              <w:pBdr>
+                <w:bottom w:val="none" w:sz="0" w:space="0" w:color="000000"/>
+                <w:top w:val="none" w:sz="0" w:space="0" w:color="000000"/>
+                <w:left w:val="none" w:sz="0" w:space="0" w:color="000000"/>
+                <w:right w:val="none" w:sz="0" w:space="0" w:color="000000"/>
+              </w:pBdr>
+              <w:spacing w:after="100" w:before="100" w:line="240"/>
+              <w:ind w:left="100" w:right="100" w:firstLine="0" w:firstLineChars="0"/>
+              <w:rPr>
+                <w:rFonts w:ascii="Helvetica" w:hAnsi="Helvetica" w:eastAsia="Helvetica" w:cs="Helvetica"/>
+                <w:i w:val="false"/>
+                <w:b w:val="false"/>
+                <w:u w:val="none"/>
+                <w:sz w:val="22"/>
+                <w:szCs w:val="22"/>
+                <w:color w:val="000000"/>
+              </w:rPr>
+            </w:pPr>
+            <w:r>
+              <w:rPr>
+                <w:rFonts w:ascii="Helvetica" w:hAnsi="Helvetica" w:eastAsia="Helvetica" w:cs="Helvetica"/>
+                <w:i w:val="false"/>
+                <w:b w:val="false"/>
+                <w:u w:val="none"/>
+                <w:sz w:val="22"/>
+                <w:szCs w:val="22"/>
+                <w:color w:val="000000"/>
+              </w:rPr>
+              <w:t xml:space="preserve">Geom</w:t>
+            </w:r>
+          </w:p>
+        </w:tc>
+        <w:tc>
+          <w:tcPr>
+            <w:tcBorders>
+              <w:bottom w:val="none" w:sz="0" w:space="0" w:color="000000"/>
+              <w:top w:val="none" w:sz="0" w:space="0" w:color="000000"/>
+              <w:left w:val="none" w:sz="0" w:space="0" w:color="000000"/>
+              <w:right w:val="none" w:sz="0" w:space="0" w:color="000000"/>
+            </w:tcBorders>
+            <w:shd w:val="clear" w:color="auto" w:fill="FFFFFF"/>
+            <w:tcMar>
+              <w:top w:w="0" w:type="dxa"/>
+              <w:bottom w:w="0" w:type="dxa"/>
+              <w:left w:w="0" w:type="dxa"/>
+              <w:right w:w="0" w:type="dxa"/>
+            </w:tcMar>
+            <w:vAlign w:val="center"/>
+          </w:tcPr>
+          <w:p>
+            <w:pPr>
+              <w:pStyle w:val="Normal"/>
+              <w:jc w:val="right"/>
+              <w:pBdr>
+                <w:bottom w:val="none" w:sz="0" w:space="0" w:color="000000"/>
+                <w:top w:val="none" w:sz="0" w:space="0" w:color="000000"/>
+                <w:left w:val="none" w:sz="0" w:space="0" w:color="000000"/>
+                <w:right w:val="none" w:sz="0" w:space="0" w:color="000000"/>
+              </w:pBdr>
+              <w:spacing w:after="100" w:before="100" w:line="240"/>
+              <w:ind w:left="100" w:right="100" w:firstLine="0" w:firstLineChars="0"/>
+              <w:rPr>
+                <w:rFonts w:ascii="Helvetica" w:hAnsi="Helvetica" w:eastAsia="Helvetica" w:cs="Helvetica"/>
+                <w:i w:val="false"/>
+                <w:b w:val="false"/>
+                <w:u w:val="none"/>
+                <w:sz w:val="22"/>
+                <w:szCs w:val="22"/>
+                <w:color w:val="000000"/>
+              </w:rPr>
+            </w:pPr>
+            <w:r>
+              <w:rPr>
+                <w:rFonts w:ascii="Helvetica" w:hAnsi="Helvetica" w:eastAsia="Helvetica" w:cs="Helvetica"/>
+                <w:i w:val="false"/>
+                <w:b w:val="false"/>
+                <w:u w:val="none"/>
+                <w:sz w:val="22"/>
+                <w:szCs w:val="22"/>
+                <w:color w:val="000000"/>
+              </w:rPr>
+              <w:t xml:space="preserve">382.7</w:t>
+            </w:r>
+          </w:p>
+        </w:tc>
+        <w:tc>
+          <w:tcPr>
+            <w:tcBorders>
+              <w:bottom w:val="none" w:sz="0" w:space="0" w:color="000000"/>
+              <w:top w:val="none" w:sz="0" w:space="0" w:color="000000"/>
+              <w:left w:val="none" w:sz="0" w:space="0" w:color="000000"/>
+              <w:right w:val="none" w:sz="0" w:space="0" w:color="000000"/>
+            </w:tcBorders>
+            <w:shd w:val="clear" w:color="auto" w:fill="FFFFFF"/>
+            <w:tcMar>
+              <w:top w:w="0" w:type="dxa"/>
+              <w:bottom w:w="0" w:type="dxa"/>
+              <w:left w:w="0" w:type="dxa"/>
+              <w:right w:w="0" w:type="dxa"/>
+            </w:tcMar>
+            <w:vAlign w:val="center"/>
+          </w:tcPr>
+          <w:p>
+            <w:pPr>
+              <w:pStyle w:val="Normal"/>
+              <w:jc w:val="right"/>
+              <w:pBdr>
+                <w:bottom w:val="none" w:sz="0" w:space="0" w:color="000000"/>
+                <w:top w:val="none" w:sz="0" w:space="0" w:color="000000"/>
+                <w:left w:val="none" w:sz="0" w:space="0" w:color="000000"/>
+                <w:right w:val="none" w:sz="0" w:space="0" w:color="000000"/>
+              </w:pBdr>
+              <w:spacing w:after="100" w:before="100" w:line="240"/>
+              <w:ind w:left="100" w:right="100" w:firstLine="0" w:firstLineChars="0"/>
+              <w:rPr>
+                <w:rFonts w:ascii="Helvetica" w:hAnsi="Helvetica" w:eastAsia="Helvetica" w:cs="Helvetica"/>
+                <w:i w:val="false"/>
+                <w:b w:val="false"/>
+                <w:u w:val="none"/>
+                <w:sz w:val="22"/>
+                <w:szCs w:val="22"/>
+                <w:color w:val="000000"/>
+              </w:rPr>
+            </w:pPr>
+            <w:r>
+              <w:rPr>
+                <w:rFonts w:ascii="Helvetica" w:hAnsi="Helvetica" w:eastAsia="Helvetica" w:cs="Helvetica"/>
+                <w:i w:val="false"/>
+                <w:b w:val="false"/>
+                <w:u w:val="none"/>
+                <w:sz w:val="22"/>
+                <w:szCs w:val="22"/>
+                <w:color w:val="000000"/>
+              </w:rPr>
+              <w:t xml:space="preserve">95.4</w:t>
+            </w:r>
+          </w:p>
+        </w:tc>
+        <w:tc>
+          <w:tcPr>
+            <w:tcBorders>
+              <w:bottom w:val="none" w:sz="0" w:space="0" w:color="000000"/>
+              <w:top w:val="none" w:sz="0" w:space="0" w:color="000000"/>
+              <w:left w:val="none" w:sz="0" w:space="0" w:color="000000"/>
+              <w:right w:val="none" w:sz="0" w:space="0" w:color="000000"/>
+            </w:tcBorders>
+            <w:shd w:val="clear" w:color="auto" w:fill="FFFFFF"/>
+            <w:tcMar>
+              <w:top w:w="0" w:type="dxa"/>
+              <w:bottom w:w="0" w:type="dxa"/>
+              <w:left w:w="0" w:type="dxa"/>
+              <w:right w:w="0" w:type="dxa"/>
+            </w:tcMar>
+            <w:vAlign w:val="center"/>
+          </w:tcPr>
+          <w:p>
+            <w:pPr>
+              <w:pStyle w:val="Normal"/>
+              <w:jc w:val="right"/>
+              <w:pBdr>
+                <w:bottom w:val="none" w:sz="0" w:space="0" w:color="000000"/>
+                <w:top w:val="none" w:sz="0" w:space="0" w:color="000000"/>
+                <w:left w:val="none" w:sz="0" w:space="0" w:color="000000"/>
+                <w:right w:val="none" w:sz="0" w:space="0" w:color="000000"/>
+              </w:pBdr>
+              <w:spacing w:after="100" w:before="100" w:line="240"/>
+              <w:ind w:left="100" w:right="100" w:firstLine="0" w:firstLineChars="0"/>
+              <w:rPr>
+                <w:rFonts w:ascii="Helvetica" w:hAnsi="Helvetica" w:eastAsia="Helvetica" w:cs="Helvetica"/>
+                <w:i w:val="false"/>
+                <w:b w:val="false"/>
+                <w:u w:val="none"/>
+                <w:sz w:val="22"/>
+                <w:szCs w:val="22"/>
+                <w:color w:val="000000"/>
+              </w:rPr>
+            </w:pPr>
+            <w:r>
+              <w:rPr>
+                <w:rFonts w:ascii="Helvetica" w:hAnsi="Helvetica" w:eastAsia="Helvetica" w:cs="Helvetica"/>
+                <w:i w:val="false"/>
+                <w:b w:val="false"/>
+                <w:u w:val="none"/>
+                <w:sz w:val="22"/>
+                <w:szCs w:val="22"/>
+                <w:color w:val="000000"/>
+              </w:rPr>
+              <w:t xml:space="preserve">0.00</w:t>
+            </w:r>
+          </w:p>
+        </w:tc>
+      </w:tr>
+      <w:tr>
+        <w:trPr>
+          <w:trHeight w:val="617" w:hRule="auto"/>
+        </w:trPr>
+        body34
+        <w:tc>
+          <w:tcPr>
+            <w:tcBorders>
+              <w:bottom w:val="none" w:sz="0" w:space="0" w:color="000000"/>
+              <w:top w:val="none" w:sz="0" w:space="0" w:color="000000"/>
+              <w:left w:val="none" w:sz="0" w:space="0" w:color="000000"/>
+              <w:right w:val="none" w:sz="0" w:space="0" w:color="000000"/>
+            </w:tcBorders>
+            <w:shd w:val="clear" w:color="auto" w:fill="FFFFFF"/>
+            <w:tcMar>
+              <w:top w:w="0" w:type="dxa"/>
+              <w:bottom w:w="0" w:type="dxa"/>
+              <w:left w:w="0" w:type="dxa"/>
+              <w:right w:w="0" w:type="dxa"/>
+            </w:tcMar>
+            <w:vAlign w:val="center"/>
+          </w:tcPr>
+          <w:p>
+            <w:pPr>
+              <w:pStyle w:val="Normal"/>
+              <w:jc w:val="left"/>
+              <w:pBdr>
+                <w:bottom w:val="none" w:sz="0" w:space="0" w:color="000000"/>
+                <w:top w:val="none" w:sz="0" w:space="0" w:color="000000"/>
+                <w:left w:val="none" w:sz="0" w:space="0" w:color="000000"/>
+                <w:right w:val="none" w:sz="0" w:space="0" w:color="000000"/>
+              </w:pBdr>
+              <w:spacing w:after="100" w:before="100" w:line="240"/>
+              <w:ind w:left="100" w:right="100" w:firstLine="0" w:firstLineChars="0"/>
+              <w:rPr>
+                <w:rFonts w:ascii="Helvetica" w:hAnsi="Helvetica" w:eastAsia="Helvetica" w:cs="Helvetica"/>
+                <w:i w:val="false"/>
+                <w:b w:val="false"/>
+                <w:u w:val="none"/>
+                <w:sz w:val="22"/>
+                <w:szCs w:val="22"/>
+                <w:color w:val="000000"/>
+              </w:rPr>
+            </w:pPr>
+            <w:r>
+              <w:rPr>
+                <w:rFonts w:ascii="Helvetica" w:hAnsi="Helvetica" w:eastAsia="Helvetica" w:cs="Helvetica"/>
+                <w:i w:val="false"/>
+                <w:b w:val="false"/>
+                <w:u w:val="none"/>
+                <w:sz w:val="22"/>
+                <w:szCs w:val="22"/>
+                <w:color w:val="000000"/>
+              </w:rPr>
+              <w:t xml:space="preserve">Mixture (mean: 21 bp)</w:t>
+            </w:r>
+          </w:p>
+        </w:tc>
+        <w:tc>
+          <w:tcPr>
+            <w:tcBorders>
+              <w:bottom w:val="none" w:sz="0" w:space="0" w:color="000000"/>
+              <w:top w:val="none" w:sz="0" w:space="0" w:color="000000"/>
+              <w:left w:val="none" w:sz="0" w:space="0" w:color="000000"/>
+              <w:right w:val="none" w:sz="0" w:space="0" w:color="000000"/>
+            </w:tcBorders>
+            <w:shd w:val="clear" w:color="auto" w:fill="FFFFFF"/>
+            <w:tcMar>
+              <w:top w:w="0" w:type="dxa"/>
+              <w:bottom w:w="0" w:type="dxa"/>
+              <w:left w:w="0" w:type="dxa"/>
+              <w:right w:w="0" w:type="dxa"/>
+            </w:tcMar>
+            <w:vAlign w:val="center"/>
+          </w:tcPr>
+          <w:p>
+            <w:pPr>
+              <w:pStyle w:val="Normal"/>
+              <w:jc w:val="left"/>
+              <w:pBdr>
+                <w:bottom w:val="none" w:sz="0" w:space="0" w:color="000000"/>
+                <w:top w:val="none" w:sz="0" w:space="0" w:color="000000"/>
+                <w:left w:val="none" w:sz="0" w:space="0" w:color="000000"/>
+                <w:right w:val="none" w:sz="0" w:space="0" w:color="000000"/>
+              </w:pBdr>
+              <w:spacing w:after="100" w:before="100" w:line="240"/>
+              <w:ind w:left="100" w:right="100" w:firstLine="0" w:firstLineChars="0"/>
+              <w:rPr>
+                <w:rFonts w:ascii="Helvetica" w:hAnsi="Helvetica" w:eastAsia="Helvetica" w:cs="Helvetica"/>
+                <w:i w:val="false"/>
+                <w:b w:val="false"/>
+                <w:u w:val="none"/>
+                <w:sz w:val="22"/>
+                <w:szCs w:val="22"/>
+                <w:color w:val="000000"/>
+              </w:rPr>
+            </w:pPr>
+            <w:r>
+              <w:rPr>
+                <w:rFonts w:ascii="Helvetica" w:hAnsi="Helvetica" w:eastAsia="Helvetica" w:cs="Helvetica"/>
+                <w:i w:val="false"/>
+                <w:b w:val="false"/>
+                <w:u w:val="none"/>
+                <w:sz w:val="22"/>
+                <w:szCs w:val="22"/>
+                <w:color w:val="000000"/>
+              </w:rPr>
+              <w:t xml:space="preserve">Geom2</w:t>
+            </w:r>
+          </w:p>
+        </w:tc>
+        <w:tc>
+          <w:tcPr>
+            <w:tcBorders>
+              <w:bottom w:val="none" w:sz="0" w:space="0" w:color="000000"/>
+              <w:top w:val="none" w:sz="0" w:space="0" w:color="000000"/>
+              <w:left w:val="none" w:sz="0" w:space="0" w:color="000000"/>
+              <w:right w:val="none" w:sz="0" w:space="0" w:color="000000"/>
+            </w:tcBorders>
+            <w:shd w:val="clear" w:color="auto" w:fill="FFFFFF"/>
+            <w:tcMar>
+              <w:top w:w="0" w:type="dxa"/>
+              <w:bottom w:w="0" w:type="dxa"/>
+              <w:left w:w="0" w:type="dxa"/>
+              <w:right w:w="0" w:type="dxa"/>
+            </w:tcMar>
+            <w:vAlign w:val="center"/>
+          </w:tcPr>
+          <w:p>
+            <w:pPr>
+              <w:pStyle w:val="Normal"/>
+              <w:jc w:val="right"/>
+              <w:pBdr>
+                <w:bottom w:val="none" w:sz="0" w:space="0" w:color="000000"/>
+                <w:top w:val="none" w:sz="0" w:space="0" w:color="000000"/>
+                <w:left w:val="none" w:sz="0" w:space="0" w:color="000000"/>
+                <w:right w:val="none" w:sz="0" w:space="0" w:color="000000"/>
+              </w:pBdr>
+              <w:spacing w:after="100" w:before="100" w:line="240"/>
+              <w:ind w:left="100" w:right="100" w:firstLine="0" w:firstLineChars="0"/>
+              <w:rPr>
+                <w:rFonts w:ascii="Helvetica" w:hAnsi="Helvetica" w:eastAsia="Helvetica" w:cs="Helvetica"/>
+                <w:i w:val="false"/>
+                <w:b w:val="false"/>
+                <w:u w:val="none"/>
+                <w:sz w:val="22"/>
+                <w:szCs w:val="22"/>
+                <w:color w:val="000000"/>
+              </w:rPr>
+            </w:pPr>
+            <w:r>
+              <w:rPr>
+                <w:rFonts w:ascii="Helvetica" w:hAnsi="Helvetica" w:eastAsia="Helvetica" w:cs="Helvetica"/>
+                <w:i w:val="false"/>
+                <w:b w:val="false"/>
+                <w:u w:val="none"/>
+                <w:sz w:val="22"/>
+                <w:szCs w:val="22"/>
+                <w:color w:val="000000"/>
+              </w:rPr>
+              <w:t xml:space="preserve">566.3</w:t>
+            </w:r>
+          </w:p>
+        </w:tc>
+        <w:tc>
+          <w:tcPr>
+            <w:tcBorders>
+              <w:bottom w:val="none" w:sz="0" w:space="0" w:color="000000"/>
+              <w:top w:val="none" w:sz="0" w:space="0" w:color="000000"/>
+              <w:left w:val="none" w:sz="0" w:space="0" w:color="000000"/>
+              <w:right w:val="none" w:sz="0" w:space="0" w:color="000000"/>
+            </w:tcBorders>
+            <w:shd w:val="clear" w:color="auto" w:fill="FFFFFF"/>
+            <w:tcMar>
+              <w:top w:w="0" w:type="dxa"/>
+              <w:bottom w:w="0" w:type="dxa"/>
+              <w:left w:w="0" w:type="dxa"/>
+              <w:right w:w="0" w:type="dxa"/>
+            </w:tcMar>
+            <w:vAlign w:val="center"/>
+          </w:tcPr>
+          <w:p>
+            <w:pPr>
+              <w:pStyle w:val="Normal"/>
+              <w:jc w:val="right"/>
+              <w:pBdr>
+                <w:bottom w:val="none" w:sz="0" w:space="0" w:color="000000"/>
+                <w:top w:val="none" w:sz="0" w:space="0" w:color="000000"/>
+                <w:left w:val="none" w:sz="0" w:space="0" w:color="000000"/>
+                <w:right w:val="none" w:sz="0" w:space="0" w:color="000000"/>
+              </w:pBdr>
+              <w:spacing w:after="100" w:before="100" w:line="240"/>
+              <w:ind w:left="100" w:right="100" w:firstLine="0" w:firstLineChars="0"/>
+              <w:rPr>
+                <w:rFonts w:ascii="Helvetica" w:hAnsi="Helvetica" w:eastAsia="Helvetica" w:cs="Helvetica"/>
+                <w:i w:val="false"/>
+                <w:b w:val="false"/>
+                <w:u w:val="none"/>
+                <w:sz w:val="22"/>
+                <w:szCs w:val="22"/>
+                <w:color w:val="000000"/>
+              </w:rPr>
+            </w:pPr>
+            <w:r>
+              <w:rPr>
+                <w:rFonts w:ascii="Helvetica" w:hAnsi="Helvetica" w:eastAsia="Helvetica" w:cs="Helvetica"/>
+                <w:i w:val="false"/>
+                <w:b w:val="false"/>
+                <w:u w:val="none"/>
+                <w:sz w:val="22"/>
+                <w:szCs w:val="22"/>
+                <w:color w:val="000000"/>
+              </w:rPr>
+              <w:t xml:space="preserve">121.1</w:t>
+            </w:r>
+          </w:p>
+        </w:tc>
+        <w:tc>
+          <w:tcPr>
+            <w:tcBorders>
+              <w:bottom w:val="none" w:sz="0" w:space="0" w:color="000000"/>
+              <w:top w:val="none" w:sz="0" w:space="0" w:color="000000"/>
+              <w:left w:val="none" w:sz="0" w:space="0" w:color="000000"/>
+              <w:right w:val="none" w:sz="0" w:space="0" w:color="000000"/>
+            </w:tcBorders>
+            <w:shd w:val="clear" w:color="auto" w:fill="FFFFFF"/>
+            <w:tcMar>
+              <w:top w:w="0" w:type="dxa"/>
+              <w:bottom w:w="0" w:type="dxa"/>
+              <w:left w:w="0" w:type="dxa"/>
+              <w:right w:w="0" w:type="dxa"/>
+            </w:tcMar>
+            <w:vAlign w:val="center"/>
+          </w:tcPr>
+          <w:p>
+            <w:pPr>
+              <w:pStyle w:val="Normal"/>
+              <w:jc w:val="right"/>
+              <w:pBdr>
+                <w:bottom w:val="none" w:sz="0" w:space="0" w:color="000000"/>
+                <w:top w:val="none" w:sz="0" w:space="0" w:color="000000"/>
+                <w:left w:val="none" w:sz="0" w:space="0" w:color="000000"/>
+                <w:right w:val="none" w:sz="0" w:space="0" w:color="000000"/>
+              </w:pBdr>
+              <w:spacing w:after="100" w:before="100" w:line="240"/>
+              <w:ind w:left="100" w:right="100" w:firstLine="0" w:firstLineChars="0"/>
+              <w:rPr>
+                <w:rFonts w:ascii="Helvetica" w:hAnsi="Helvetica" w:eastAsia="Helvetica" w:cs="Helvetica"/>
+                <w:i w:val="false"/>
+                <w:b w:val="false"/>
+                <w:u w:val="none"/>
+                <w:sz w:val="22"/>
+                <w:szCs w:val="22"/>
+                <w:color w:val="000000"/>
+              </w:rPr>
+            </w:pPr>
+            <w:r>
+              <w:rPr>
+                <w:rFonts w:ascii="Helvetica" w:hAnsi="Helvetica" w:eastAsia="Helvetica" w:cs="Helvetica"/>
+                <w:i w:val="false"/>
+                <w:b w:val="false"/>
+                <w:u w:val="none"/>
+                <w:sz w:val="22"/>
+                <w:szCs w:val="22"/>
+                <w:color w:val="000000"/>
+              </w:rPr>
+              <w:t xml:space="preserve">0.00</w:t>
+            </w:r>
+          </w:p>
+        </w:tc>
+      </w:tr>
+      <w:tr>
+        <w:trPr>
+          <w:trHeight w:val="617" w:hRule="auto"/>
+        </w:trPr>
+        body35
+        <w:tc>
+          <w:tcPr>
+            <w:tcBorders>
+              <w:bottom w:val="none" w:sz="0" w:space="0" w:color="000000"/>
+              <w:top w:val="none" w:sz="0" w:space="0" w:color="000000"/>
+              <w:left w:val="none" w:sz="0" w:space="0" w:color="000000"/>
+              <w:right w:val="none" w:sz="0" w:space="0" w:color="000000"/>
+            </w:tcBorders>
+            <w:shd w:val="clear" w:color="auto" w:fill="FFFFFF"/>
+            <w:tcMar>
+              <w:top w:w="0" w:type="dxa"/>
+              <w:bottom w:w="0" w:type="dxa"/>
+              <w:left w:w="0" w:type="dxa"/>
+              <w:right w:w="0" w:type="dxa"/>
+            </w:tcMar>
+            <w:vAlign w:val="center"/>
+          </w:tcPr>
+          <w:p>
+            <w:pPr>
+              <w:pStyle w:val="Normal"/>
+              <w:jc w:val="left"/>
+              <w:pBdr>
+                <w:bottom w:val="none" w:sz="0" w:space="0" w:color="000000"/>
+                <w:top w:val="none" w:sz="0" w:space="0" w:color="000000"/>
+                <w:left w:val="none" w:sz="0" w:space="0" w:color="000000"/>
+                <w:right w:val="none" w:sz="0" w:space="0" w:color="000000"/>
+              </w:pBdr>
+              <w:spacing w:after="100" w:before="100" w:line="240"/>
+              <w:ind w:left="100" w:right="100" w:firstLine="0" w:firstLineChars="0"/>
+              <w:rPr>
+                <w:rFonts w:ascii="Helvetica" w:hAnsi="Helvetica" w:eastAsia="Helvetica" w:cs="Helvetica"/>
+                <w:i w:val="false"/>
+                <w:b w:val="false"/>
+                <w:u w:val="none"/>
+                <w:sz w:val="22"/>
+                <w:szCs w:val="22"/>
+                <w:color w:val="000000"/>
+              </w:rPr>
+            </w:pPr>
+            <w:r>
+              <w:rPr>
+                <w:rFonts w:ascii="Helvetica" w:hAnsi="Helvetica" w:eastAsia="Helvetica" w:cs="Helvetica"/>
+                <w:i w:val="false"/>
+                <w:b w:val="false"/>
+                <w:u w:val="none"/>
+                <w:sz w:val="22"/>
+                <w:szCs w:val="22"/>
+                <w:color w:val="000000"/>
+              </w:rPr>
+              <w:t xml:space="preserve">Mixture (mean: 21 bp)</w:t>
+            </w:r>
+          </w:p>
+        </w:tc>
+        <w:tc>
+          <w:tcPr>
+            <w:tcBorders>
+              <w:bottom w:val="none" w:sz="0" w:space="0" w:color="000000"/>
+              <w:top w:val="none" w:sz="0" w:space="0" w:color="000000"/>
+              <w:left w:val="none" w:sz="0" w:space="0" w:color="000000"/>
+              <w:right w:val="none" w:sz="0" w:space="0" w:color="000000"/>
+            </w:tcBorders>
+            <w:shd w:val="clear" w:color="auto" w:fill="FFFFFF"/>
+            <w:tcMar>
+              <w:top w:w="0" w:type="dxa"/>
+              <w:bottom w:w="0" w:type="dxa"/>
+              <w:left w:w="0" w:type="dxa"/>
+              <w:right w:w="0" w:type="dxa"/>
+            </w:tcMar>
+            <w:vAlign w:val="center"/>
+          </w:tcPr>
+          <w:p>
+            <w:pPr>
+              <w:pStyle w:val="Normal"/>
+              <w:jc w:val="left"/>
+              <w:pBdr>
+                <w:bottom w:val="none" w:sz="0" w:space="0" w:color="000000"/>
+                <w:top w:val="none" w:sz="0" w:space="0" w:color="000000"/>
+                <w:left w:val="none" w:sz="0" w:space="0" w:color="000000"/>
+                <w:right w:val="none" w:sz="0" w:space="0" w:color="000000"/>
+              </w:pBdr>
+              <w:spacing w:after="100" w:before="100" w:line="240"/>
+              <w:ind w:left="100" w:right="100" w:firstLine="0" w:firstLineChars="0"/>
+              <w:rPr>
+                <w:rFonts w:ascii="Helvetica" w:hAnsi="Helvetica" w:eastAsia="Helvetica" w:cs="Helvetica"/>
+                <w:i w:val="false"/>
+                <w:b w:val="false"/>
+                <w:u w:val="none"/>
+                <w:sz w:val="22"/>
+                <w:szCs w:val="22"/>
+                <w:color w:val="000000"/>
+              </w:rPr>
+            </w:pPr>
+            <w:r>
+              <w:rPr>
+                <w:rFonts w:ascii="Helvetica" w:hAnsi="Helvetica" w:eastAsia="Helvetica" w:cs="Helvetica"/>
+                <w:i w:val="false"/>
+                <w:b w:val="false"/>
+                <w:u w:val="none"/>
+                <w:sz w:val="22"/>
+                <w:szCs w:val="22"/>
+                <w:color w:val="000000"/>
+              </w:rPr>
+              <w:t xml:space="preserve">Mixture</w:t>
+            </w:r>
+          </w:p>
+        </w:tc>
+        <w:tc>
+          <w:tcPr>
+            <w:tcBorders>
+              <w:bottom w:val="none" w:sz="0" w:space="0" w:color="000000"/>
+              <w:top w:val="none" w:sz="0" w:space="0" w:color="000000"/>
+              <w:left w:val="none" w:sz="0" w:space="0" w:color="000000"/>
+              <w:right w:val="none" w:sz="0" w:space="0" w:color="000000"/>
+            </w:tcBorders>
+            <w:shd w:val="clear" w:color="auto" w:fill="FFFFFF"/>
+            <w:tcMar>
+              <w:top w:w="0" w:type="dxa"/>
+              <w:bottom w:w="0" w:type="dxa"/>
+              <w:left w:w="0" w:type="dxa"/>
+              <w:right w:w="0" w:type="dxa"/>
+            </w:tcMar>
+            <w:vAlign w:val="center"/>
+          </w:tcPr>
+          <w:p>
+            <w:pPr>
+              <w:pStyle w:val="Normal"/>
+              <w:jc w:val="right"/>
+              <w:pBdr>
+                <w:bottom w:val="none" w:sz="0" w:space="0" w:color="000000"/>
+                <w:top w:val="none" w:sz="0" w:space="0" w:color="000000"/>
+                <w:left w:val="none" w:sz="0" w:space="0" w:color="000000"/>
+                <w:right w:val="none" w:sz="0" w:space="0" w:color="000000"/>
+              </w:pBdr>
+              <w:spacing w:after="100" w:before="100" w:line="240"/>
+              <w:ind w:left="100" w:right="100" w:firstLine="0" w:firstLineChars="0"/>
+              <w:rPr>
+                <w:rFonts w:ascii="Helvetica" w:hAnsi="Helvetica" w:eastAsia="Helvetica" w:cs="Helvetica"/>
+                <w:i w:val="false"/>
+                <w:b w:val="false"/>
+                <w:u w:val="none"/>
+                <w:sz w:val="22"/>
+                <w:szCs w:val="22"/>
+                <w:color w:val="000000"/>
+              </w:rPr>
+            </w:pPr>
+            <w:r>
+              <w:rPr>
+                <w:rFonts w:ascii="Helvetica" w:hAnsi="Helvetica" w:eastAsia="Helvetica" w:cs="Helvetica"/>
+                <w:i w:val="false"/>
+                <w:b w:val="false"/>
+                <w:u w:val="none"/>
+                <w:sz w:val="22"/>
+                <w:szCs w:val="22"/>
+                <w:color w:val="000000"/>
+              </w:rPr>
+              <w:t xml:space="preserve">7.7</w:t>
+            </w:r>
+          </w:p>
+        </w:tc>
+        <w:tc>
+          <w:tcPr>
+            <w:tcBorders>
+              <w:bottom w:val="none" w:sz="0" w:space="0" w:color="000000"/>
+              <w:top w:val="none" w:sz="0" w:space="0" w:color="000000"/>
+              <w:left w:val="none" w:sz="0" w:space="0" w:color="000000"/>
+              <w:right w:val="none" w:sz="0" w:space="0" w:color="000000"/>
+            </w:tcBorders>
+            <w:shd w:val="clear" w:color="auto" w:fill="FFFFFF"/>
+            <w:tcMar>
+              <w:top w:w="0" w:type="dxa"/>
+              <w:bottom w:w="0" w:type="dxa"/>
+              <w:left w:w="0" w:type="dxa"/>
+              <w:right w:w="0" w:type="dxa"/>
+            </w:tcMar>
+            <w:vAlign w:val="center"/>
+          </w:tcPr>
+          <w:p>
+            <w:pPr>
+              <w:pStyle w:val="Normal"/>
+              <w:jc w:val="right"/>
+              <w:pBdr>
+                <w:bottom w:val="none" w:sz="0" w:space="0" w:color="000000"/>
+                <w:top w:val="none" w:sz="0" w:space="0" w:color="000000"/>
+                <w:left w:val="none" w:sz="0" w:space="0" w:color="000000"/>
+                <w:right w:val="none" w:sz="0" w:space="0" w:color="000000"/>
+              </w:pBdr>
+              <w:spacing w:after="100" w:before="100" w:line="240"/>
+              <w:ind w:left="100" w:right="100" w:firstLine="0" w:firstLineChars="0"/>
+              <w:rPr>
+                <w:rFonts w:ascii="Helvetica" w:hAnsi="Helvetica" w:eastAsia="Helvetica" w:cs="Helvetica"/>
+                <w:i w:val="false"/>
+                <w:b w:val="false"/>
+                <w:u w:val="none"/>
+                <w:sz w:val="22"/>
+                <w:szCs w:val="22"/>
+                <w:color w:val="000000"/>
+              </w:rPr>
+            </w:pPr>
+            <w:r>
+              <w:rPr>
+                <w:rFonts w:ascii="Helvetica" w:hAnsi="Helvetica" w:eastAsia="Helvetica" w:cs="Helvetica"/>
+                <w:i w:val="false"/>
+                <w:b w:val="false"/>
+                <w:u w:val="none"/>
+                <w:sz w:val="22"/>
+                <w:szCs w:val="22"/>
+                <w:color w:val="000000"/>
+              </w:rPr>
+              <w:t xml:space="preserve">37.8</w:t>
+            </w:r>
+          </w:p>
+        </w:tc>
+        <w:tc>
+          <w:tcPr>
+            <w:tcBorders>
+              <w:bottom w:val="none" w:sz="0" w:space="0" w:color="000000"/>
+              <w:top w:val="none" w:sz="0" w:space="0" w:color="000000"/>
+              <w:left w:val="none" w:sz="0" w:space="0" w:color="000000"/>
+              <w:right w:val="none" w:sz="0" w:space="0" w:color="000000"/>
+            </w:tcBorders>
+            <w:shd w:val="clear" w:color="auto" w:fill="FFFFFF"/>
+            <w:tcMar>
+              <w:top w:w="0" w:type="dxa"/>
+              <w:bottom w:w="0" w:type="dxa"/>
+              <w:left w:w="0" w:type="dxa"/>
+              <w:right w:w="0" w:type="dxa"/>
+            </w:tcMar>
+            <w:vAlign w:val="center"/>
+          </w:tcPr>
+          <w:p>
+            <w:pPr>
+              <w:pStyle w:val="Normal"/>
+              <w:jc w:val="right"/>
+              <w:pBdr>
+                <w:bottom w:val="none" w:sz="0" w:space="0" w:color="000000"/>
+                <w:top w:val="none" w:sz="0" w:space="0" w:color="000000"/>
+                <w:left w:val="none" w:sz="0" w:space="0" w:color="000000"/>
+                <w:right w:val="none" w:sz="0" w:space="0" w:color="000000"/>
+              </w:pBdr>
+              <w:spacing w:after="100" w:before="100" w:line="240"/>
+              <w:ind w:left="100" w:right="100" w:firstLine="0" w:firstLineChars="0"/>
+              <w:rPr>
+                <w:rFonts w:ascii="Helvetica" w:hAnsi="Helvetica" w:eastAsia="Helvetica" w:cs="Helvetica"/>
+                <w:i w:val="false"/>
+                <w:b w:val="false"/>
+                <w:u w:val="none"/>
+                <w:sz w:val="22"/>
+                <w:szCs w:val="22"/>
+                <w:color w:val="000000"/>
+              </w:rPr>
+            </w:pPr>
+            <w:r>
+              <w:rPr>
+                <w:rFonts w:ascii="Helvetica" w:hAnsi="Helvetica" w:eastAsia="Helvetica" w:cs="Helvetica"/>
+                <w:i w:val="false"/>
+                <w:b w:val="false"/>
+                <w:u w:val="none"/>
+                <w:sz w:val="22"/>
+                <w:szCs w:val="22"/>
+                <w:color w:val="000000"/>
+              </w:rPr>
+              <w:t xml:space="preserve">0.96</w:t>
+            </w:r>
+          </w:p>
+        </w:tc>
+      </w:tr>
+      <w:tr>
+        <w:trPr>
+          <w:trHeight w:val="617" w:hRule="auto"/>
+        </w:trPr>
+        body36
+        <w:tc>
+          <w:tcPr>
+            <w:tcBorders>
+              <w:bottom w:val="none" w:sz="0" w:space="0" w:color="000000"/>
+              <w:top w:val="none" w:sz="0" w:space="0" w:color="000000"/>
+              <w:left w:val="none" w:sz="0" w:space="0" w:color="000000"/>
+              <w:right w:val="none" w:sz="0" w:space="0" w:color="000000"/>
+            </w:tcBorders>
+            <w:shd w:val="clear" w:color="auto" w:fill="FFFFFF"/>
+            <w:tcMar>
+              <w:top w:w="0" w:type="dxa"/>
+              <w:bottom w:w="0" w:type="dxa"/>
+              <w:left w:w="0" w:type="dxa"/>
+              <w:right w:w="0" w:type="dxa"/>
+            </w:tcMar>
+            <w:vAlign w:val="center"/>
+          </w:tcPr>
+          <w:p>
+            <w:pPr>
+              <w:pStyle w:val="Normal"/>
+              <w:jc w:val="left"/>
+              <w:pBdr>
+                <w:bottom w:val="none" w:sz="0" w:space="0" w:color="000000"/>
+                <w:top w:val="none" w:sz="0" w:space="0" w:color="000000"/>
+                <w:left w:val="none" w:sz="0" w:space="0" w:color="000000"/>
+                <w:right w:val="none" w:sz="0" w:space="0" w:color="000000"/>
+              </w:pBdr>
+              <w:spacing w:after="100" w:before="100" w:line="240"/>
+              <w:ind w:left="100" w:right="100" w:firstLine="0" w:firstLineChars="0"/>
+              <w:rPr>
+                <w:rFonts w:ascii="Helvetica" w:hAnsi="Helvetica" w:eastAsia="Helvetica" w:cs="Helvetica"/>
+                <w:i w:val="false"/>
+                <w:b w:val="false"/>
+                <w:u w:val="none"/>
+                <w:sz w:val="22"/>
+                <w:szCs w:val="22"/>
+                <w:color w:val="000000"/>
+              </w:rPr>
+            </w:pPr>
+            <w:r>
+              <w:rPr>
+                <w:rFonts w:ascii="Helvetica" w:hAnsi="Helvetica" w:eastAsia="Helvetica" w:cs="Helvetica"/>
+                <w:i w:val="false"/>
+                <w:b w:val="false"/>
+                <w:u w:val="none"/>
+                <w:sz w:val="22"/>
+                <w:szCs w:val="22"/>
+                <w:color w:val="000000"/>
+              </w:rPr>
+              <w:t xml:space="preserve">Mixture (mean: 21 bp)</w:t>
+            </w:r>
+          </w:p>
+        </w:tc>
+        <w:tc>
+          <w:tcPr>
+            <w:tcBorders>
+              <w:bottom w:val="none" w:sz="0" w:space="0" w:color="000000"/>
+              <w:top w:val="none" w:sz="0" w:space="0" w:color="000000"/>
+              <w:left w:val="none" w:sz="0" w:space="0" w:color="000000"/>
+              <w:right w:val="none" w:sz="0" w:space="0" w:color="000000"/>
+            </w:tcBorders>
+            <w:shd w:val="clear" w:color="auto" w:fill="FFFFFF"/>
+            <w:tcMar>
+              <w:top w:w="0" w:type="dxa"/>
+              <w:bottom w:w="0" w:type="dxa"/>
+              <w:left w:w="0" w:type="dxa"/>
+              <w:right w:w="0" w:type="dxa"/>
+            </w:tcMar>
+            <w:vAlign w:val="center"/>
+          </w:tcPr>
+          <w:p>
+            <w:pPr>
+              <w:pStyle w:val="Normal"/>
+              <w:jc w:val="left"/>
+              <w:pBdr>
+                <w:bottom w:val="none" w:sz="0" w:space="0" w:color="000000"/>
+                <w:top w:val="none" w:sz="0" w:space="0" w:color="000000"/>
+                <w:left w:val="none" w:sz="0" w:space="0" w:color="000000"/>
+                <w:right w:val="none" w:sz="0" w:space="0" w:color="000000"/>
+              </w:pBdr>
+              <w:spacing w:after="100" w:before="100" w:line="240"/>
+              <w:ind w:left="100" w:right="100" w:firstLine="0" w:firstLineChars="0"/>
+              <w:rPr>
+                <w:rFonts w:ascii="Helvetica" w:hAnsi="Helvetica" w:eastAsia="Helvetica" w:cs="Helvetica"/>
+                <w:i w:val="false"/>
+                <w:b w:val="false"/>
+                <w:u w:val="none"/>
+                <w:sz w:val="22"/>
+                <w:szCs w:val="22"/>
+                <w:color w:val="000000"/>
+              </w:rPr>
+            </w:pPr>
+            <w:r>
+              <w:rPr>
+                <w:rFonts w:ascii="Helvetica" w:hAnsi="Helvetica" w:eastAsia="Helvetica" w:cs="Helvetica"/>
+                <w:i w:val="false"/>
+                <w:b w:val="false"/>
+                <w:u w:val="none"/>
+                <w:sz w:val="22"/>
+                <w:szCs w:val="22"/>
+                <w:color w:val="000000"/>
+              </w:rPr>
+              <w:t xml:space="preserve">BIC-selected</w:t>
+            </w:r>
+          </w:p>
+        </w:tc>
+        <w:tc>
+          <w:tcPr>
+            <w:tcBorders>
+              <w:bottom w:val="none" w:sz="0" w:space="0" w:color="000000"/>
+              <w:top w:val="none" w:sz="0" w:space="0" w:color="000000"/>
+              <w:left w:val="none" w:sz="0" w:space="0" w:color="000000"/>
+              <w:right w:val="none" w:sz="0" w:space="0" w:color="000000"/>
+            </w:tcBorders>
+            <w:shd w:val="clear" w:color="auto" w:fill="FFFFFF"/>
+            <w:tcMar>
+              <w:top w:w="0" w:type="dxa"/>
+              <w:bottom w:w="0" w:type="dxa"/>
+              <w:left w:w="0" w:type="dxa"/>
+              <w:right w:w="0" w:type="dxa"/>
+            </w:tcMar>
+            <w:vAlign w:val="center"/>
+          </w:tcPr>
+          <w:p>
+            <w:pPr>
+              <w:pStyle w:val="Normal"/>
+              <w:jc w:val="right"/>
+              <w:pBdr>
+                <w:bottom w:val="none" w:sz="0" w:space="0" w:color="000000"/>
+                <w:top w:val="none" w:sz="0" w:space="0" w:color="000000"/>
+                <w:left w:val="none" w:sz="0" w:space="0" w:color="000000"/>
+                <w:right w:val="none" w:sz="0" w:space="0" w:color="000000"/>
+              </w:pBdr>
+              <w:spacing w:after="100" w:before="100" w:line="240"/>
+              <w:ind w:left="100" w:right="100" w:firstLine="0" w:firstLineChars="0"/>
+              <w:rPr>
+                <w:rFonts w:ascii="Helvetica" w:hAnsi="Helvetica" w:eastAsia="Helvetica" w:cs="Helvetica"/>
+                <w:i w:val="false"/>
+                <w:b w:val="false"/>
+                <w:u w:val="none"/>
+                <w:sz w:val="22"/>
+                <w:szCs w:val="22"/>
+                <w:color w:val="000000"/>
+              </w:rPr>
+            </w:pPr>
+            <w:r>
+              <w:rPr>
+                <w:rFonts w:ascii="Helvetica" w:hAnsi="Helvetica" w:eastAsia="Helvetica" w:cs="Helvetica"/>
+                <w:i w:val="false"/>
+                <w:b w:val="false"/>
+                <w:u w:val="none"/>
+                <w:sz w:val="22"/>
+                <w:szCs w:val="22"/>
+                <w:color w:val="000000"/>
+              </w:rPr>
+              <w:t xml:space="preserve">20.2</w:t>
+            </w:r>
+          </w:p>
+        </w:tc>
+        <w:tc>
+          <w:tcPr>
+            <w:tcBorders>
+              <w:bottom w:val="none" w:sz="0" w:space="0" w:color="000000"/>
+              <w:top w:val="none" w:sz="0" w:space="0" w:color="000000"/>
+              <w:left w:val="none" w:sz="0" w:space="0" w:color="000000"/>
+              <w:right w:val="none" w:sz="0" w:space="0" w:color="000000"/>
+            </w:tcBorders>
+            <w:shd w:val="clear" w:color="auto" w:fill="FFFFFF"/>
+            <w:tcMar>
+              <w:top w:w="0" w:type="dxa"/>
+              <w:bottom w:w="0" w:type="dxa"/>
+              <w:left w:w="0" w:type="dxa"/>
+              <w:right w:w="0" w:type="dxa"/>
+            </w:tcMar>
+            <w:vAlign w:val="center"/>
+          </w:tcPr>
+          <w:p>
+            <w:pPr>
+              <w:pStyle w:val="Normal"/>
+              <w:jc w:val="right"/>
+              <w:pBdr>
+                <w:bottom w:val="none" w:sz="0" w:space="0" w:color="000000"/>
+                <w:top w:val="none" w:sz="0" w:space="0" w:color="000000"/>
+                <w:left w:val="none" w:sz="0" w:space="0" w:color="000000"/>
+                <w:right w:val="none" w:sz="0" w:space="0" w:color="000000"/>
+              </w:pBdr>
+              <w:spacing w:after="100" w:before="100" w:line="240"/>
+              <w:ind w:left="100" w:right="100" w:firstLine="0" w:firstLineChars="0"/>
+              <w:rPr>
+                <w:rFonts w:ascii="Helvetica" w:hAnsi="Helvetica" w:eastAsia="Helvetica" w:cs="Helvetica"/>
+                <w:i w:val="false"/>
+                <w:b w:val="false"/>
+                <w:u w:val="none"/>
+                <w:sz w:val="22"/>
+                <w:szCs w:val="22"/>
+                <w:color w:val="000000"/>
+              </w:rPr>
+            </w:pPr>
+            <w:r>
+              <w:rPr>
+                <w:rFonts w:ascii="Helvetica" w:hAnsi="Helvetica" w:eastAsia="Helvetica" w:cs="Helvetica"/>
+                <w:i w:val="false"/>
+                <w:b w:val="false"/>
+                <w:u w:val="none"/>
+                <w:sz w:val="22"/>
+                <w:szCs w:val="22"/>
+                <w:color w:val="000000"/>
+              </w:rPr>
+              <w:t xml:space="preserve">91.0</w:t>
+            </w:r>
+          </w:p>
+        </w:tc>
+        <w:tc>
+          <w:tcPr>
+            <w:tcBorders>
+              <w:bottom w:val="none" w:sz="0" w:space="0" w:color="000000"/>
+              <w:top w:val="none" w:sz="0" w:space="0" w:color="000000"/>
+              <w:left w:val="none" w:sz="0" w:space="0" w:color="000000"/>
+              <w:right w:val="none" w:sz="0" w:space="0" w:color="000000"/>
+            </w:tcBorders>
+            <w:shd w:val="clear" w:color="auto" w:fill="FFFFFF"/>
+            <w:tcMar>
+              <w:top w:w="0" w:type="dxa"/>
+              <w:bottom w:w="0" w:type="dxa"/>
+              <w:left w:w="0" w:type="dxa"/>
+              <w:right w:w="0" w:type="dxa"/>
+            </w:tcMar>
+            <w:vAlign w:val="center"/>
+          </w:tcPr>
+          <w:p>
+            <w:pPr>
+              <w:pStyle w:val="Normal"/>
+              <w:jc w:val="right"/>
+              <w:pBdr>
+                <w:bottom w:val="none" w:sz="0" w:space="0" w:color="000000"/>
+                <w:top w:val="none" w:sz="0" w:space="0" w:color="000000"/>
+                <w:left w:val="none" w:sz="0" w:space="0" w:color="000000"/>
+                <w:right w:val="none" w:sz="0" w:space="0" w:color="000000"/>
+              </w:pBdr>
+              <w:spacing w:after="100" w:before="100" w:line="240"/>
+              <w:ind w:left="100" w:right="100" w:firstLine="0" w:firstLineChars="0"/>
+              <w:rPr>
+                <w:rFonts w:ascii="Helvetica" w:hAnsi="Helvetica" w:eastAsia="Helvetica" w:cs="Helvetica"/>
+                <w:i w:val="false"/>
+                <w:b w:val="false"/>
+                <w:u w:val="none"/>
+                <w:sz w:val="22"/>
+                <w:szCs w:val="22"/>
+                <w:color w:val="000000"/>
+              </w:rPr>
+            </w:pPr>
+            <w:r>
+              <w:rPr>
+                <w:rFonts w:ascii="Helvetica" w:hAnsi="Helvetica" w:eastAsia="Helvetica" w:cs="Helvetica"/>
+                <w:i w:val="false"/>
+                <w:b w:val="false"/>
+                <w:u w:val="none"/>
+                <w:sz w:val="22"/>
+                <w:szCs w:val="22"/>
+                <w:color w:val="000000"/>
+              </w:rPr>
+              <w:t xml:space="preserve">0.92</w:t>
+            </w:r>
+          </w:p>
+        </w:tc>
+      </w:tr>
+      <w:tr>
+        <w:trPr>
+          <w:trHeight w:val="617" w:hRule="auto"/>
+        </w:trPr>
+        body37
+        <w:tc>
+          <w:tcPr>
+            <w:tcBorders>
+              <w:bottom w:val="none" w:sz="0" w:space="0" w:color="000000"/>
+              <w:top w:val="none" w:sz="0" w:space="0" w:color="000000"/>
+              <w:left w:val="none" w:sz="0" w:space="0" w:color="000000"/>
+              <w:right w:val="none" w:sz="0" w:space="0" w:color="000000"/>
+            </w:tcBorders>
+            <w:shd w:val="clear" w:color="auto" w:fill="FFFFFF"/>
+            <w:tcMar>
+              <w:top w:w="0" w:type="dxa"/>
+              <w:bottom w:w="0" w:type="dxa"/>
+              <w:left w:w="0" w:type="dxa"/>
+              <w:right w:w="0" w:type="dxa"/>
+            </w:tcMar>
+            <w:vAlign w:val="center"/>
+          </w:tcPr>
+          <w:p>
+            <w:pPr>
+              <w:pStyle w:val="Normal"/>
+              <w:jc w:val="left"/>
+              <w:pBdr>
+                <w:bottom w:val="none" w:sz="0" w:space="0" w:color="000000"/>
+                <w:top w:val="none" w:sz="0" w:space="0" w:color="000000"/>
+                <w:left w:val="none" w:sz="0" w:space="0" w:color="000000"/>
+                <w:right w:val="none" w:sz="0" w:space="0" w:color="000000"/>
+              </w:pBdr>
+              <w:spacing w:after="100" w:before="100" w:line="240"/>
+              <w:ind w:left="100" w:right="100" w:firstLine="0" w:firstLineChars="0"/>
+              <w:rPr>
+                <w:rFonts w:ascii="Helvetica" w:hAnsi="Helvetica" w:eastAsia="Helvetica" w:cs="Helvetica"/>
+                <w:i w:val="false"/>
+                <w:b w:val="false"/>
+                <w:u w:val="none"/>
+                <w:sz w:val="22"/>
+                <w:szCs w:val="22"/>
+                <w:color w:val="000000"/>
+              </w:rPr>
+            </w:pPr>
+            <w:r>
+              <w:rPr>
+                <w:rFonts w:ascii="Helvetica" w:hAnsi="Helvetica" w:eastAsia="Helvetica" w:cs="Helvetica"/>
+                <w:i w:val="false"/>
+                <w:b w:val="false"/>
+                <w:u w:val="none"/>
+                <w:sz w:val="22"/>
+                <w:szCs w:val="22"/>
+                <w:color w:val="000000"/>
+              </w:rPr>
+              <w:t xml:space="preserve">Mixture (mean: 100 bp)</w:t>
+            </w:r>
+          </w:p>
+        </w:tc>
+        <w:tc>
+          <w:tcPr>
+            <w:tcBorders>
+              <w:bottom w:val="none" w:sz="0" w:space="0" w:color="000000"/>
+              <w:top w:val="none" w:sz="0" w:space="0" w:color="000000"/>
+              <w:left w:val="none" w:sz="0" w:space="0" w:color="000000"/>
+              <w:right w:val="none" w:sz="0" w:space="0" w:color="000000"/>
+            </w:tcBorders>
+            <w:shd w:val="clear" w:color="auto" w:fill="FFFFFF"/>
+            <w:tcMar>
+              <w:top w:w="0" w:type="dxa"/>
+              <w:bottom w:w="0" w:type="dxa"/>
+              <w:left w:w="0" w:type="dxa"/>
+              <w:right w:w="0" w:type="dxa"/>
+            </w:tcMar>
+            <w:vAlign w:val="center"/>
+          </w:tcPr>
+          <w:p>
+            <w:pPr>
+              <w:pStyle w:val="Normal"/>
+              <w:jc w:val="left"/>
+              <w:pBdr>
+                <w:bottom w:val="none" w:sz="0" w:space="0" w:color="000000"/>
+                <w:top w:val="none" w:sz="0" w:space="0" w:color="000000"/>
+                <w:left w:val="none" w:sz="0" w:space="0" w:color="000000"/>
+                <w:right w:val="none" w:sz="0" w:space="0" w:color="000000"/>
+              </w:pBdr>
+              <w:spacing w:after="100" w:before="100" w:line="240"/>
+              <w:ind w:left="100" w:right="100" w:firstLine="0" w:firstLineChars="0"/>
+              <w:rPr>
+                <w:rFonts w:ascii="Helvetica" w:hAnsi="Helvetica" w:eastAsia="Helvetica" w:cs="Helvetica"/>
+                <w:i w:val="false"/>
+                <w:b w:val="false"/>
+                <w:u w:val="none"/>
+                <w:sz w:val="22"/>
+                <w:szCs w:val="22"/>
+                <w:color w:val="000000"/>
+              </w:rPr>
+            </w:pPr>
+            <w:r>
+              <w:rPr>
+                <w:rFonts w:ascii="Helvetica" w:hAnsi="Helvetica" w:eastAsia="Helvetica" w:cs="Helvetica"/>
+                <w:i w:val="false"/>
+                <w:b w:val="false"/>
+                <w:u w:val="none"/>
+                <w:sz w:val="22"/>
+                <w:szCs w:val="22"/>
+                <w:color w:val="000000"/>
+              </w:rPr>
+              <w:t xml:space="preserve">Geom</w:t>
+            </w:r>
+          </w:p>
+        </w:tc>
+        <w:tc>
+          <w:tcPr>
+            <w:tcBorders>
+              <w:bottom w:val="none" w:sz="0" w:space="0" w:color="000000"/>
+              <w:top w:val="none" w:sz="0" w:space="0" w:color="000000"/>
+              <w:left w:val="none" w:sz="0" w:space="0" w:color="000000"/>
+              <w:right w:val="none" w:sz="0" w:space="0" w:color="000000"/>
+            </w:tcBorders>
+            <w:shd w:val="clear" w:color="auto" w:fill="FFFFFF"/>
+            <w:tcMar>
+              <w:top w:w="0" w:type="dxa"/>
+              <w:bottom w:w="0" w:type="dxa"/>
+              <w:left w:w="0" w:type="dxa"/>
+              <w:right w:w="0" w:type="dxa"/>
+            </w:tcMar>
+            <w:vAlign w:val="center"/>
+          </w:tcPr>
+          <w:p>
+            <w:pPr>
+              <w:pStyle w:val="Normal"/>
+              <w:jc w:val="right"/>
+              <w:pBdr>
+                <w:bottom w:val="none" w:sz="0" w:space="0" w:color="000000"/>
+                <w:top w:val="none" w:sz="0" w:space="0" w:color="000000"/>
+                <w:left w:val="none" w:sz="0" w:space="0" w:color="000000"/>
+                <w:right w:val="none" w:sz="0" w:space="0" w:color="000000"/>
+              </w:pBdr>
+              <w:spacing w:after="100" w:before="100" w:line="240"/>
+              <w:ind w:left="100" w:right="100" w:firstLine="0" w:firstLineChars="0"/>
+              <w:rPr>
+                <w:rFonts w:ascii="Helvetica" w:hAnsi="Helvetica" w:eastAsia="Helvetica" w:cs="Helvetica"/>
+                <w:i w:val="false"/>
+                <w:b w:val="false"/>
+                <w:u w:val="none"/>
+                <w:sz w:val="22"/>
+                <w:szCs w:val="22"/>
+                <w:color w:val="000000"/>
+              </w:rPr>
+            </w:pPr>
+            <w:r>
+              <w:rPr>
+                <w:rFonts w:ascii="Helvetica" w:hAnsi="Helvetica" w:eastAsia="Helvetica" w:cs="Helvetica"/>
+                <w:i w:val="false"/>
+                <w:b w:val="false"/>
+                <w:u w:val="none"/>
+                <w:sz w:val="22"/>
+                <w:szCs w:val="22"/>
+                <w:color w:val="000000"/>
+              </w:rPr>
+              <w:t xml:space="preserve">256.0</w:t>
+            </w:r>
+          </w:p>
+        </w:tc>
+        <w:tc>
+          <w:tcPr>
+            <w:tcBorders>
+              <w:bottom w:val="none" w:sz="0" w:space="0" w:color="000000"/>
+              <w:top w:val="none" w:sz="0" w:space="0" w:color="000000"/>
+              <w:left w:val="none" w:sz="0" w:space="0" w:color="000000"/>
+              <w:right w:val="none" w:sz="0" w:space="0" w:color="000000"/>
+            </w:tcBorders>
+            <w:shd w:val="clear" w:color="auto" w:fill="FFFFFF"/>
+            <w:tcMar>
+              <w:top w:w="0" w:type="dxa"/>
+              <w:bottom w:w="0" w:type="dxa"/>
+              <w:left w:w="0" w:type="dxa"/>
+              <w:right w:w="0" w:type="dxa"/>
+            </w:tcMar>
+            <w:vAlign w:val="center"/>
+          </w:tcPr>
+          <w:p>
+            <w:pPr>
+              <w:pStyle w:val="Normal"/>
+              <w:jc w:val="right"/>
+              <w:pBdr>
+                <w:bottom w:val="none" w:sz="0" w:space="0" w:color="000000"/>
+                <w:top w:val="none" w:sz="0" w:space="0" w:color="000000"/>
+                <w:left w:val="none" w:sz="0" w:space="0" w:color="000000"/>
+                <w:right w:val="none" w:sz="0" w:space="0" w:color="000000"/>
+              </w:pBdr>
+              <w:spacing w:after="100" w:before="100" w:line="240"/>
+              <w:ind w:left="100" w:right="100" w:firstLine="0" w:firstLineChars="0"/>
+              <w:rPr>
+                <w:rFonts w:ascii="Helvetica" w:hAnsi="Helvetica" w:eastAsia="Helvetica" w:cs="Helvetica"/>
+                <w:i w:val="false"/>
+                <w:b w:val="false"/>
+                <w:u w:val="none"/>
+                <w:sz w:val="22"/>
+                <w:szCs w:val="22"/>
+                <w:color w:val="000000"/>
+              </w:rPr>
+            </w:pPr>
+            <w:r>
+              <w:rPr>
+                <w:rFonts w:ascii="Helvetica" w:hAnsi="Helvetica" w:eastAsia="Helvetica" w:cs="Helvetica"/>
+                <w:i w:val="false"/>
+                <w:b w:val="false"/>
+                <w:u w:val="none"/>
+                <w:sz w:val="22"/>
+                <w:szCs w:val="22"/>
+                <w:color w:val="000000"/>
+              </w:rPr>
+              <w:t xml:space="preserve">15.6</w:t>
+            </w:r>
+          </w:p>
+        </w:tc>
+        <w:tc>
+          <w:tcPr>
+            <w:tcBorders>
+              <w:bottom w:val="none" w:sz="0" w:space="0" w:color="000000"/>
+              <w:top w:val="none" w:sz="0" w:space="0" w:color="000000"/>
+              <w:left w:val="none" w:sz="0" w:space="0" w:color="000000"/>
+              <w:right w:val="none" w:sz="0" w:space="0" w:color="000000"/>
+            </w:tcBorders>
+            <w:shd w:val="clear" w:color="auto" w:fill="FFFFFF"/>
+            <w:tcMar>
+              <w:top w:w="0" w:type="dxa"/>
+              <w:bottom w:w="0" w:type="dxa"/>
+              <w:left w:w="0" w:type="dxa"/>
+              <w:right w:w="0" w:type="dxa"/>
+            </w:tcMar>
+            <w:vAlign w:val="center"/>
+          </w:tcPr>
+          <w:p>
+            <w:pPr>
+              <w:pStyle w:val="Normal"/>
+              <w:jc w:val="right"/>
+              <w:pBdr>
+                <w:bottom w:val="none" w:sz="0" w:space="0" w:color="000000"/>
+                <w:top w:val="none" w:sz="0" w:space="0" w:color="000000"/>
+                <w:left w:val="none" w:sz="0" w:space="0" w:color="000000"/>
+                <w:right w:val="none" w:sz="0" w:space="0" w:color="000000"/>
+              </w:pBdr>
+              <w:spacing w:after="100" w:before="100" w:line="240"/>
+              <w:ind w:left="100" w:right="100" w:firstLine="0" w:firstLineChars="0"/>
+              <w:rPr>
+                <w:rFonts w:ascii="Helvetica" w:hAnsi="Helvetica" w:eastAsia="Helvetica" w:cs="Helvetica"/>
+                <w:i w:val="false"/>
+                <w:b w:val="false"/>
+                <w:u w:val="none"/>
+                <w:sz w:val="22"/>
+                <w:szCs w:val="22"/>
+                <w:color w:val="000000"/>
+              </w:rPr>
+            </w:pPr>
+            <w:r>
+              <w:rPr>
+                <w:rFonts w:ascii="Helvetica" w:hAnsi="Helvetica" w:eastAsia="Helvetica" w:cs="Helvetica"/>
+                <w:i w:val="false"/>
+                <w:b w:val="false"/>
+                <w:u w:val="none"/>
+                <w:sz w:val="22"/>
+                <w:szCs w:val="22"/>
+                <w:color w:val="000000"/>
+              </w:rPr>
+              <w:t xml:space="preserve">0.00</w:t>
+            </w:r>
+          </w:p>
+        </w:tc>
+      </w:tr>
+      <w:tr>
+        <w:trPr>
+          <w:trHeight w:val="617" w:hRule="auto"/>
+        </w:trPr>
+        body38
+        <w:tc>
+          <w:tcPr>
+            <w:tcBorders>
+              <w:bottom w:val="none" w:sz="0" w:space="0" w:color="000000"/>
+              <w:top w:val="none" w:sz="0" w:space="0" w:color="000000"/>
+              <w:left w:val="none" w:sz="0" w:space="0" w:color="000000"/>
+              <w:right w:val="none" w:sz="0" w:space="0" w:color="000000"/>
+            </w:tcBorders>
+            <w:shd w:val="clear" w:color="auto" w:fill="FFFFFF"/>
+            <w:tcMar>
+              <w:top w:w="0" w:type="dxa"/>
+              <w:bottom w:w="0" w:type="dxa"/>
+              <w:left w:w="0" w:type="dxa"/>
+              <w:right w:w="0" w:type="dxa"/>
+            </w:tcMar>
+            <w:vAlign w:val="center"/>
+          </w:tcPr>
+          <w:p>
+            <w:pPr>
+              <w:pStyle w:val="Normal"/>
+              <w:jc w:val="left"/>
+              <w:pBdr>
+                <w:bottom w:val="none" w:sz="0" w:space="0" w:color="000000"/>
+                <w:top w:val="none" w:sz="0" w:space="0" w:color="000000"/>
+                <w:left w:val="none" w:sz="0" w:space="0" w:color="000000"/>
+                <w:right w:val="none" w:sz="0" w:space="0" w:color="000000"/>
+              </w:pBdr>
+              <w:spacing w:after="100" w:before="100" w:line="240"/>
+              <w:ind w:left="100" w:right="100" w:firstLine="0" w:firstLineChars="0"/>
+              <w:rPr>
+                <w:rFonts w:ascii="Helvetica" w:hAnsi="Helvetica" w:eastAsia="Helvetica" w:cs="Helvetica"/>
+                <w:i w:val="false"/>
+                <w:b w:val="false"/>
+                <w:u w:val="none"/>
+                <w:sz w:val="22"/>
+                <w:szCs w:val="22"/>
+                <w:color w:val="000000"/>
+              </w:rPr>
+            </w:pPr>
+            <w:r>
+              <w:rPr>
+                <w:rFonts w:ascii="Helvetica" w:hAnsi="Helvetica" w:eastAsia="Helvetica" w:cs="Helvetica"/>
+                <w:i w:val="false"/>
+                <w:b w:val="false"/>
+                <w:u w:val="none"/>
+                <w:sz w:val="22"/>
+                <w:szCs w:val="22"/>
+                <w:color w:val="000000"/>
+              </w:rPr>
+              <w:t xml:space="preserve">Mixture (mean: 100 bp)</w:t>
+            </w:r>
+          </w:p>
+        </w:tc>
+        <w:tc>
+          <w:tcPr>
+            <w:tcBorders>
+              <w:bottom w:val="none" w:sz="0" w:space="0" w:color="000000"/>
+              <w:top w:val="none" w:sz="0" w:space="0" w:color="000000"/>
+              <w:left w:val="none" w:sz="0" w:space="0" w:color="000000"/>
+              <w:right w:val="none" w:sz="0" w:space="0" w:color="000000"/>
+            </w:tcBorders>
+            <w:shd w:val="clear" w:color="auto" w:fill="FFFFFF"/>
+            <w:tcMar>
+              <w:top w:w="0" w:type="dxa"/>
+              <w:bottom w:w="0" w:type="dxa"/>
+              <w:left w:w="0" w:type="dxa"/>
+              <w:right w:w="0" w:type="dxa"/>
+            </w:tcMar>
+            <w:vAlign w:val="center"/>
+          </w:tcPr>
+          <w:p>
+            <w:pPr>
+              <w:pStyle w:val="Normal"/>
+              <w:jc w:val="left"/>
+              <w:pBdr>
+                <w:bottom w:val="none" w:sz="0" w:space="0" w:color="000000"/>
+                <w:top w:val="none" w:sz="0" w:space="0" w:color="000000"/>
+                <w:left w:val="none" w:sz="0" w:space="0" w:color="000000"/>
+                <w:right w:val="none" w:sz="0" w:space="0" w:color="000000"/>
+              </w:pBdr>
+              <w:spacing w:after="100" w:before="100" w:line="240"/>
+              <w:ind w:left="100" w:right="100" w:firstLine="0" w:firstLineChars="0"/>
+              <w:rPr>
+                <w:rFonts w:ascii="Helvetica" w:hAnsi="Helvetica" w:eastAsia="Helvetica" w:cs="Helvetica"/>
+                <w:i w:val="false"/>
+                <w:b w:val="false"/>
+                <w:u w:val="none"/>
+                <w:sz w:val="22"/>
+                <w:szCs w:val="22"/>
+                <w:color w:val="000000"/>
+              </w:rPr>
+            </w:pPr>
+            <w:r>
+              <w:rPr>
+                <w:rFonts w:ascii="Helvetica" w:hAnsi="Helvetica" w:eastAsia="Helvetica" w:cs="Helvetica"/>
+                <w:i w:val="false"/>
+                <w:b w:val="false"/>
+                <w:u w:val="none"/>
+                <w:sz w:val="22"/>
+                <w:szCs w:val="22"/>
+                <w:color w:val="000000"/>
+              </w:rPr>
+              <w:t xml:space="preserve">Geom2</w:t>
+            </w:r>
+          </w:p>
+        </w:tc>
+        <w:tc>
+          <w:tcPr>
+            <w:tcBorders>
+              <w:bottom w:val="none" w:sz="0" w:space="0" w:color="000000"/>
+              <w:top w:val="none" w:sz="0" w:space="0" w:color="000000"/>
+              <w:left w:val="none" w:sz="0" w:space="0" w:color="000000"/>
+              <w:right w:val="none" w:sz="0" w:space="0" w:color="000000"/>
+            </w:tcBorders>
+            <w:shd w:val="clear" w:color="auto" w:fill="FFFFFF"/>
+            <w:tcMar>
+              <w:top w:w="0" w:type="dxa"/>
+              <w:bottom w:w="0" w:type="dxa"/>
+              <w:left w:w="0" w:type="dxa"/>
+              <w:right w:w="0" w:type="dxa"/>
+            </w:tcMar>
+            <w:vAlign w:val="center"/>
+          </w:tcPr>
+          <w:p>
+            <w:pPr>
+              <w:pStyle w:val="Normal"/>
+              <w:jc w:val="right"/>
+              <w:pBdr>
+                <w:bottom w:val="none" w:sz="0" w:space="0" w:color="000000"/>
+                <w:top w:val="none" w:sz="0" w:space="0" w:color="000000"/>
+                <w:left w:val="none" w:sz="0" w:space="0" w:color="000000"/>
+                <w:right w:val="none" w:sz="0" w:space="0" w:color="000000"/>
+              </w:pBdr>
+              <w:spacing w:after="100" w:before="100" w:line="240"/>
+              <w:ind w:left="100" w:right="100" w:firstLine="0" w:firstLineChars="0"/>
+              <w:rPr>
+                <w:rFonts w:ascii="Helvetica" w:hAnsi="Helvetica" w:eastAsia="Helvetica" w:cs="Helvetica"/>
+                <w:i w:val="false"/>
+                <w:b w:val="false"/>
+                <w:u w:val="none"/>
+                <w:sz w:val="22"/>
+                <w:szCs w:val="22"/>
+                <w:color w:val="000000"/>
+              </w:rPr>
+            </w:pPr>
+            <w:r>
+              <w:rPr>
+                <w:rFonts w:ascii="Helvetica" w:hAnsi="Helvetica" w:eastAsia="Helvetica" w:cs="Helvetica"/>
+                <w:i w:val="false"/>
+                <w:b w:val="false"/>
+                <w:u w:val="none"/>
+                <w:sz w:val="22"/>
+                <w:szCs w:val="22"/>
+                <w:color w:val="000000"/>
+              </w:rPr>
+              <w:t xml:space="preserve">422.5</w:t>
+            </w:r>
+          </w:p>
+        </w:tc>
+        <w:tc>
+          <w:tcPr>
+            <w:tcBorders>
+              <w:bottom w:val="none" w:sz="0" w:space="0" w:color="000000"/>
+              <w:top w:val="none" w:sz="0" w:space="0" w:color="000000"/>
+              <w:left w:val="none" w:sz="0" w:space="0" w:color="000000"/>
+              <w:right w:val="none" w:sz="0" w:space="0" w:color="000000"/>
+            </w:tcBorders>
+            <w:shd w:val="clear" w:color="auto" w:fill="FFFFFF"/>
+            <w:tcMar>
+              <w:top w:w="0" w:type="dxa"/>
+              <w:bottom w:w="0" w:type="dxa"/>
+              <w:left w:w="0" w:type="dxa"/>
+              <w:right w:w="0" w:type="dxa"/>
+            </w:tcMar>
+            <w:vAlign w:val="center"/>
+          </w:tcPr>
+          <w:p>
+            <w:pPr>
+              <w:pStyle w:val="Normal"/>
+              <w:jc w:val="right"/>
+              <w:pBdr>
+                <w:bottom w:val="none" w:sz="0" w:space="0" w:color="000000"/>
+                <w:top w:val="none" w:sz="0" w:space="0" w:color="000000"/>
+                <w:left w:val="none" w:sz="0" w:space="0" w:color="000000"/>
+                <w:right w:val="none" w:sz="0" w:space="0" w:color="000000"/>
+              </w:pBdr>
+              <w:spacing w:after="100" w:before="100" w:line="240"/>
+              <w:ind w:left="100" w:right="100" w:firstLine="0" w:firstLineChars="0"/>
+              <w:rPr>
+                <w:rFonts w:ascii="Helvetica" w:hAnsi="Helvetica" w:eastAsia="Helvetica" w:cs="Helvetica"/>
+                <w:i w:val="false"/>
+                <w:b w:val="false"/>
+                <w:u w:val="none"/>
+                <w:sz w:val="22"/>
+                <w:szCs w:val="22"/>
+                <w:color w:val="000000"/>
+              </w:rPr>
+            </w:pPr>
+            <w:r>
+              <w:rPr>
+                <w:rFonts w:ascii="Helvetica" w:hAnsi="Helvetica" w:eastAsia="Helvetica" w:cs="Helvetica"/>
+                <w:i w:val="false"/>
+                <w:b w:val="false"/>
+                <w:u w:val="none"/>
+                <w:sz w:val="22"/>
+                <w:szCs w:val="22"/>
+                <w:color w:val="000000"/>
+              </w:rPr>
+              <w:t xml:space="preserve">20.8</w:t>
+            </w:r>
+          </w:p>
+        </w:tc>
+        <w:tc>
+          <w:tcPr>
+            <w:tcBorders>
+              <w:bottom w:val="none" w:sz="0" w:space="0" w:color="000000"/>
+              <w:top w:val="none" w:sz="0" w:space="0" w:color="000000"/>
+              <w:left w:val="none" w:sz="0" w:space="0" w:color="000000"/>
+              <w:right w:val="none" w:sz="0" w:space="0" w:color="000000"/>
+            </w:tcBorders>
+            <w:shd w:val="clear" w:color="auto" w:fill="FFFFFF"/>
+            <w:tcMar>
+              <w:top w:w="0" w:type="dxa"/>
+              <w:bottom w:w="0" w:type="dxa"/>
+              <w:left w:w="0" w:type="dxa"/>
+              <w:right w:w="0" w:type="dxa"/>
+            </w:tcMar>
+            <w:vAlign w:val="center"/>
+          </w:tcPr>
+          <w:p>
+            <w:pPr>
+              <w:pStyle w:val="Normal"/>
+              <w:jc w:val="right"/>
+              <w:pBdr>
+                <w:bottom w:val="none" w:sz="0" w:space="0" w:color="000000"/>
+                <w:top w:val="none" w:sz="0" w:space="0" w:color="000000"/>
+                <w:left w:val="none" w:sz="0" w:space="0" w:color="000000"/>
+                <w:right w:val="none" w:sz="0" w:space="0" w:color="000000"/>
+              </w:pBdr>
+              <w:spacing w:after="100" w:before="100" w:line="240"/>
+              <w:ind w:left="100" w:right="100" w:firstLine="0" w:firstLineChars="0"/>
+              <w:rPr>
+                <w:rFonts w:ascii="Helvetica" w:hAnsi="Helvetica" w:eastAsia="Helvetica" w:cs="Helvetica"/>
+                <w:i w:val="false"/>
+                <w:b w:val="false"/>
+                <w:u w:val="none"/>
+                <w:sz w:val="22"/>
+                <w:szCs w:val="22"/>
+                <w:color w:val="000000"/>
+              </w:rPr>
+            </w:pPr>
+            <w:r>
+              <w:rPr>
+                <w:rFonts w:ascii="Helvetica" w:hAnsi="Helvetica" w:eastAsia="Helvetica" w:cs="Helvetica"/>
+                <w:i w:val="false"/>
+                <w:b w:val="false"/>
+                <w:u w:val="none"/>
+                <w:sz w:val="22"/>
+                <w:szCs w:val="22"/>
+                <w:color w:val="000000"/>
+              </w:rPr>
+              <w:t xml:space="preserve">0.00</w:t>
+            </w:r>
+          </w:p>
+        </w:tc>
+      </w:tr>
+      <w:tr>
+        <w:trPr>
+          <w:trHeight w:val="617" w:hRule="auto"/>
+        </w:trPr>
+        body39
+        <w:tc>
+          <w:tcPr>
+            <w:tcBorders>
+              <w:bottom w:val="none" w:sz="0" w:space="0" w:color="000000"/>
+              <w:top w:val="none" w:sz="0" w:space="0" w:color="000000"/>
+              <w:left w:val="none" w:sz="0" w:space="0" w:color="000000"/>
+              <w:right w:val="none" w:sz="0" w:space="0" w:color="000000"/>
+            </w:tcBorders>
+            <w:shd w:val="clear" w:color="auto" w:fill="FFFFFF"/>
+            <w:tcMar>
+              <w:top w:w="0" w:type="dxa"/>
+              <w:bottom w:w="0" w:type="dxa"/>
+              <w:left w:w="0" w:type="dxa"/>
+              <w:right w:w="0" w:type="dxa"/>
+            </w:tcMar>
+            <w:vAlign w:val="center"/>
+          </w:tcPr>
+          <w:p>
+            <w:pPr>
+              <w:pStyle w:val="Normal"/>
+              <w:jc w:val="left"/>
+              <w:pBdr>
+                <w:bottom w:val="none" w:sz="0" w:space="0" w:color="000000"/>
+                <w:top w:val="none" w:sz="0" w:space="0" w:color="000000"/>
+                <w:left w:val="none" w:sz="0" w:space="0" w:color="000000"/>
+                <w:right w:val="none" w:sz="0" w:space="0" w:color="000000"/>
+              </w:pBdr>
+              <w:spacing w:after="100" w:before="100" w:line="240"/>
+              <w:ind w:left="100" w:right="100" w:firstLine="0" w:firstLineChars="0"/>
+              <w:rPr>
+                <w:rFonts w:ascii="Helvetica" w:hAnsi="Helvetica" w:eastAsia="Helvetica" w:cs="Helvetica"/>
+                <w:i w:val="false"/>
+                <w:b w:val="false"/>
+                <w:u w:val="none"/>
+                <w:sz w:val="22"/>
+                <w:szCs w:val="22"/>
+                <w:color w:val="000000"/>
+              </w:rPr>
+            </w:pPr>
+            <w:r>
+              <w:rPr>
+                <w:rFonts w:ascii="Helvetica" w:hAnsi="Helvetica" w:eastAsia="Helvetica" w:cs="Helvetica"/>
+                <w:i w:val="false"/>
+                <w:b w:val="false"/>
+                <w:u w:val="none"/>
+                <w:sz w:val="22"/>
+                <w:szCs w:val="22"/>
+                <w:color w:val="000000"/>
+              </w:rPr>
+              <w:t xml:space="preserve">Mixture (mean: 100 bp)</w:t>
+            </w:r>
+          </w:p>
+        </w:tc>
+        <w:tc>
+          <w:tcPr>
+            <w:tcBorders>
+              <w:bottom w:val="none" w:sz="0" w:space="0" w:color="000000"/>
+              <w:top w:val="none" w:sz="0" w:space="0" w:color="000000"/>
+              <w:left w:val="none" w:sz="0" w:space="0" w:color="000000"/>
+              <w:right w:val="none" w:sz="0" w:space="0" w:color="000000"/>
+            </w:tcBorders>
+            <w:shd w:val="clear" w:color="auto" w:fill="FFFFFF"/>
+            <w:tcMar>
+              <w:top w:w="0" w:type="dxa"/>
+              <w:bottom w:w="0" w:type="dxa"/>
+              <w:left w:w="0" w:type="dxa"/>
+              <w:right w:w="0" w:type="dxa"/>
+            </w:tcMar>
+            <w:vAlign w:val="center"/>
+          </w:tcPr>
+          <w:p>
+            <w:pPr>
+              <w:pStyle w:val="Normal"/>
+              <w:jc w:val="left"/>
+              <w:pBdr>
+                <w:bottom w:val="none" w:sz="0" w:space="0" w:color="000000"/>
+                <w:top w:val="none" w:sz="0" w:space="0" w:color="000000"/>
+                <w:left w:val="none" w:sz="0" w:space="0" w:color="000000"/>
+                <w:right w:val="none" w:sz="0" w:space="0" w:color="000000"/>
+              </w:pBdr>
+              <w:spacing w:after="100" w:before="100" w:line="240"/>
+              <w:ind w:left="100" w:right="100" w:firstLine="0" w:firstLineChars="0"/>
+              <w:rPr>
+                <w:rFonts w:ascii="Helvetica" w:hAnsi="Helvetica" w:eastAsia="Helvetica" w:cs="Helvetica"/>
+                <w:i w:val="false"/>
+                <w:b w:val="false"/>
+                <w:u w:val="none"/>
+                <w:sz w:val="22"/>
+                <w:szCs w:val="22"/>
+                <w:color w:val="000000"/>
+              </w:rPr>
+            </w:pPr>
+            <w:r>
+              <w:rPr>
+                <w:rFonts w:ascii="Helvetica" w:hAnsi="Helvetica" w:eastAsia="Helvetica" w:cs="Helvetica"/>
+                <w:i w:val="false"/>
+                <w:b w:val="false"/>
+                <w:u w:val="none"/>
+                <w:sz w:val="22"/>
+                <w:szCs w:val="22"/>
+                <w:color w:val="000000"/>
+              </w:rPr>
+              <w:t xml:space="preserve">Mixture</w:t>
+            </w:r>
+          </w:p>
+        </w:tc>
+        <w:tc>
+          <w:tcPr>
+            <w:tcBorders>
+              <w:bottom w:val="none" w:sz="0" w:space="0" w:color="000000"/>
+              <w:top w:val="none" w:sz="0" w:space="0" w:color="000000"/>
+              <w:left w:val="none" w:sz="0" w:space="0" w:color="000000"/>
+              <w:right w:val="none" w:sz="0" w:space="0" w:color="000000"/>
+            </w:tcBorders>
+            <w:shd w:val="clear" w:color="auto" w:fill="FFFFFF"/>
+            <w:tcMar>
+              <w:top w:w="0" w:type="dxa"/>
+              <w:bottom w:w="0" w:type="dxa"/>
+              <w:left w:w="0" w:type="dxa"/>
+              <w:right w:w="0" w:type="dxa"/>
+            </w:tcMar>
+            <w:vAlign w:val="center"/>
+          </w:tcPr>
+          <w:p>
+            <w:pPr>
+              <w:pStyle w:val="Normal"/>
+              <w:jc w:val="right"/>
+              <w:pBdr>
+                <w:bottom w:val="none" w:sz="0" w:space="0" w:color="000000"/>
+                <w:top w:val="none" w:sz="0" w:space="0" w:color="000000"/>
+                <w:left w:val="none" w:sz="0" w:space="0" w:color="000000"/>
+                <w:right w:val="none" w:sz="0" w:space="0" w:color="000000"/>
+              </w:pBdr>
+              <w:spacing w:after="100" w:before="100" w:line="240"/>
+              <w:ind w:left="100" w:right="100" w:firstLine="0" w:firstLineChars="0"/>
+              <w:rPr>
+                <w:rFonts w:ascii="Helvetica" w:hAnsi="Helvetica" w:eastAsia="Helvetica" w:cs="Helvetica"/>
+                <w:i w:val="false"/>
+                <w:b w:val="false"/>
+                <w:u w:val="none"/>
+                <w:sz w:val="22"/>
+                <w:szCs w:val="22"/>
+                <w:color w:val="000000"/>
+              </w:rPr>
+            </w:pPr>
+            <w:r>
+              <w:rPr>
+                <w:rFonts w:ascii="Helvetica" w:hAnsi="Helvetica" w:eastAsia="Helvetica" w:cs="Helvetica"/>
+                <w:i w:val="false"/>
+                <w:b w:val="false"/>
+                <w:u w:val="none"/>
+                <w:sz w:val="22"/>
+                <w:szCs w:val="22"/>
+                <w:color w:val="000000"/>
+              </w:rPr>
+              <w:t xml:space="preserve">-22.4</w:t>
+            </w:r>
+          </w:p>
+        </w:tc>
+        <w:tc>
+          <w:tcPr>
+            <w:tcBorders>
+              <w:bottom w:val="none" w:sz="0" w:space="0" w:color="000000"/>
+              <w:top w:val="none" w:sz="0" w:space="0" w:color="000000"/>
+              <w:left w:val="none" w:sz="0" w:space="0" w:color="000000"/>
+              <w:right w:val="none" w:sz="0" w:space="0" w:color="000000"/>
+            </w:tcBorders>
+            <w:shd w:val="clear" w:color="auto" w:fill="FFFFFF"/>
+            <w:tcMar>
+              <w:top w:w="0" w:type="dxa"/>
+              <w:bottom w:w="0" w:type="dxa"/>
+              <w:left w:w="0" w:type="dxa"/>
+              <w:right w:w="0" w:type="dxa"/>
+            </w:tcMar>
+            <w:vAlign w:val="center"/>
+          </w:tcPr>
+          <w:p>
+            <w:pPr>
+              <w:pStyle w:val="Normal"/>
+              <w:jc w:val="right"/>
+              <w:pBdr>
+                <w:bottom w:val="none" w:sz="0" w:space="0" w:color="000000"/>
+                <w:top w:val="none" w:sz="0" w:space="0" w:color="000000"/>
+                <w:left w:val="none" w:sz="0" w:space="0" w:color="000000"/>
+                <w:right w:val="none" w:sz="0" w:space="0" w:color="000000"/>
+              </w:pBdr>
+              <w:spacing w:after="100" w:before="100" w:line="240"/>
+              <w:ind w:left="100" w:right="100" w:firstLine="0" w:firstLineChars="0"/>
+              <w:rPr>
+                <w:rFonts w:ascii="Helvetica" w:hAnsi="Helvetica" w:eastAsia="Helvetica" w:cs="Helvetica"/>
+                <w:i w:val="false"/>
+                <w:b w:val="false"/>
+                <w:u w:val="none"/>
+                <w:sz w:val="22"/>
+                <w:szCs w:val="22"/>
+                <w:color w:val="000000"/>
+              </w:rPr>
+            </w:pPr>
+            <w:r>
+              <w:rPr>
+                <w:rFonts w:ascii="Helvetica" w:hAnsi="Helvetica" w:eastAsia="Helvetica" w:cs="Helvetica"/>
+                <w:i w:val="false"/>
+                <w:b w:val="false"/>
+                <w:u w:val="none"/>
+                <w:sz w:val="22"/>
+                <w:szCs w:val="22"/>
+                <w:color w:val="000000"/>
+              </w:rPr>
+              <w:t xml:space="preserve">29.2</w:t>
+            </w:r>
+          </w:p>
+        </w:tc>
+        <w:tc>
+          <w:tcPr>
+            <w:tcBorders>
+              <w:bottom w:val="none" w:sz="0" w:space="0" w:color="000000"/>
+              <w:top w:val="none" w:sz="0" w:space="0" w:color="000000"/>
+              <w:left w:val="none" w:sz="0" w:space="0" w:color="000000"/>
+              <w:right w:val="none" w:sz="0" w:space="0" w:color="000000"/>
+            </w:tcBorders>
+            <w:shd w:val="clear" w:color="auto" w:fill="FFFFFF"/>
+            <w:tcMar>
+              <w:top w:w="0" w:type="dxa"/>
+              <w:bottom w:w="0" w:type="dxa"/>
+              <w:left w:w="0" w:type="dxa"/>
+              <w:right w:w="0" w:type="dxa"/>
+            </w:tcMar>
+            <w:vAlign w:val="center"/>
+          </w:tcPr>
+          <w:p>
+            <w:pPr>
+              <w:pStyle w:val="Normal"/>
+              <w:jc w:val="right"/>
+              <w:pBdr>
+                <w:bottom w:val="none" w:sz="0" w:space="0" w:color="000000"/>
+                <w:top w:val="none" w:sz="0" w:space="0" w:color="000000"/>
+                <w:left w:val="none" w:sz="0" w:space="0" w:color="000000"/>
+                <w:right w:val="none" w:sz="0" w:space="0" w:color="000000"/>
+              </w:pBdr>
+              <w:spacing w:after="100" w:before="100" w:line="240"/>
+              <w:ind w:left="100" w:right="100" w:firstLine="0" w:firstLineChars="0"/>
+              <w:rPr>
+                <w:rFonts w:ascii="Helvetica" w:hAnsi="Helvetica" w:eastAsia="Helvetica" w:cs="Helvetica"/>
+                <w:i w:val="false"/>
+                <w:b w:val="false"/>
+                <w:u w:val="none"/>
+                <w:sz w:val="22"/>
+                <w:szCs w:val="22"/>
+                <w:color w:val="000000"/>
+              </w:rPr>
+            </w:pPr>
+            <w:r>
+              <w:rPr>
+                <w:rFonts w:ascii="Helvetica" w:hAnsi="Helvetica" w:eastAsia="Helvetica" w:cs="Helvetica"/>
+                <w:i w:val="false"/>
+                <w:b w:val="false"/>
+                <w:u w:val="none"/>
+                <w:sz w:val="22"/>
+                <w:szCs w:val="22"/>
+                <w:color w:val="000000"/>
+              </w:rPr>
+              <w:t xml:space="preserve">1.00</w:t>
+            </w:r>
+          </w:p>
+        </w:tc>
+      </w:tr>
+      <w:tr>
+        <w:trPr>
+          <w:trHeight w:val="617" w:hRule="auto"/>
+        </w:trPr>
+        body40
+        <w:tc>
+          <w:tcPr>
+            <w:tcBorders>
               <w:bottom w:val="single" w:sz="12" w:space="0" w:color="666666"/>
               <w:top w:val="none" w:sz="0" w:space="0" w:color="000000"/>
               <w:left w:val="none" w:sz="0" w:space="0" w:color="000000"/>
@@ -5490,7 +10910,7 @@
                 <w:szCs w:val="22"/>
                 <w:color w:val="000000"/>
               </w:rPr>
-              <w:t xml:space="preserve">Unif</w:t>
+              <w:t xml:space="preserve">Mixture (mean: 100 bp)</w:t>
             </w:r>
           </w:p>
         </w:tc>
@@ -5543,7 +10963,7 @@
                 <w:szCs w:val="22"/>
                 <w:color w:val="000000"/>
               </w:rPr>
-              <w:t xml:space="preserve">Geom2</w:t>
+              <w:t xml:space="preserve">BIC-selected</w:t>
             </w:r>
           </w:p>
         </w:tc>
@@ -5596,7 +11016,7 @@
                 <w:szCs w:val="22"/>
                 <w:color w:val="000000"/>
               </w:rPr>
-              <w:t xml:space="preserve">-4.9</w:t>
+              <w:t xml:space="preserve">-15.5</w:t>
             </w:r>
           </w:p>
         </w:tc>
@@ -5649,7 +11069,7 @@
                 <w:szCs w:val="22"/>
                 <w:color w:val="000000"/>
               </w:rPr>
-              <w:t xml:space="preserve">1.0</w:t>
+              <w:t xml:space="preserve">47.1</w:t>
             </w:r>
           </w:p>
         </w:tc>
@@ -5702,7 +11122,7 @@
                 <w:szCs w:val="22"/>
                 <w:color w:val="000000"/>
               </w:rPr>
-              <w:t xml:space="preserve">0.01</w:t>
+              <w:t xml:space="preserve">0.98</w:t>
             </w:r>
           </w:p>
         </w:tc>
